--- a/Documentacion/Informe_EP2_Estado_Avance_2 (1).docx
+++ b/Documentacion/Informe_EP2_Estado_Avance_2 (1).docx
@@ -25,10 +25,91 @@
     <w:p>
       <w:pPr>
         <w:pBdr/>
-        <w:spacing w:after="40"/>
+        <w:spacing/>
         <w:ind/>
         <w:rPr/>
       </w:pPr>
+      <w:r>
+        <mc:AlternateContent>
+          <mc:Choice Requires="wpg">
+            <w:drawing>
+              <wp:anchor xmlns:wp="http://schemas.openxmlformats.org/drawingml/2006/wordprocessingDrawing" xmlns:wp14="http://schemas.microsoft.com/office/word/2010/wordprocessingDrawing" distT="0" distB="0" distL="114300" distR="114300" simplePos="0" relativeHeight="251658240" behindDoc="0" locked="0" layoutInCell="1" allowOverlap="1">
+                <wp:simplePos x="0" y="0"/>
+                <wp:positionH relativeFrom="margin">
+                  <wp:align>center</wp:align>
+                </wp:positionH>
+                <wp:positionV relativeFrom="paragraph">
+                  <wp:posOffset>161925</wp:posOffset>
+                </wp:positionV>
+                <wp:extent cx="1562100" cy="384427"/>
+                <wp:effectExtent l="0" t="0" r="0" b="0"/>
+                <wp:wrapNone/>
+                <wp:docPr id="2" name="Imagen 3"/>
+                <wp:cNvGraphicFramePr>
+                  <a:graphicFrameLocks xmlns:a="http://schemas.openxmlformats.org/drawingml/2006/main" noChangeAspect="1"/>
+                </wp:cNvGraphicFramePr>
+                <a:graphic xmlns:a="http://schemas.openxmlformats.org/drawingml/2006/main">
+                  <a:graphicData uri="http://schemas.openxmlformats.org/drawingml/2006/picture">
+                    <pic:pic xmlns:pic="http://schemas.openxmlformats.org/drawingml/2006/picture">
+                      <pic:nvPicPr>
+                        <pic:cNvPr id="631634087" name="Picture 2"/>
+                        <pic:cNvPicPr>
+                          <a:picLocks noChangeAspect="1"/>
+                        </pic:cNvPicPr>
+                        <pic:nvPr/>
+                      </pic:nvPicPr>
+                      <pic:blipFill rotWithShape="1">
+                        <a:blip r:embed="rId11"/>
+                        <a:stretch/>
+                      </pic:blipFill>
+                      <pic:spPr bwMode="auto">
+                        <a:xfrm rot="0" flipH="0" flipV="0">
+                          <a:off x="0" y="0"/>
+                          <a:ext cx="1562099" cy="384426"/>
+                        </a:xfrm>
+                        <a:prstGeom prst="rect">
+                          <a:avLst/>
+                        </a:prstGeom>
+                        <a:noFill/>
+                        <a:ln>
+                          <a:noFill/>
+                        </a:ln>
+                      </pic:spPr>
+                    </pic:pic>
+                  </a:graphicData>
+                </a:graphic>
+              </wp:anchor>
+            </w:drawing>
+          </mc:Choice>
+          <mc:Fallback>
+            <w:pict>
+              <v:shapetype id="_x0000_t75" coordsize="21600,21600" o:spt="75" o:preferrelative="t" path="m@4@5l@4@11@9@11@9@5xe" filled="f" stroked="f">
+                <v:stroke joinstyle="miter"/>
+                <v:formulas>
+                  <v:f eqn="if lineDrawn pixelLineWidth 0"/>
+                  <v:f eqn="sum @0 1 0"/>
+                  <v:f eqn="sum 0 0 @1"/>
+                  <v:f eqn="prod @2 1 2"/>
+                  <v:f eqn="prod @3 21600 pixelWidth"/>
+                  <v:f eqn="prod @3 21600 pixelHeight"/>
+                  <v:f eqn="sum @0 0 1"/>
+                  <v:f eqn="prod @6 1 2"/>
+                  <v:f eqn="prod @7 21600 pixelWidth"/>
+                  <v:f eqn="sum @8 21600 0"/>
+                  <v:f eqn="prod @7 21600 pixelHeight"/>
+                  <v:f eqn="sum @10 21600 0"/>
+                </v:formulas>
+                <v:path o:extrusionok="f" gradientshapeok="t" o:connecttype="rect"/>
+                <o:lock v:ext="edit" aspectratio="t"/>
+              </v:shapetype>
+              <v:shape id="_x0000_i1" o:spid="_x0000_s1" type="#_x0000_t75" style="position:absolute;z-index:251658240;o:allowoverlap:true;o:allowincell:true;mso-position-horizontal-relative:margin;mso-position-horizontal:center;mso-position-vertical-relative:text;margin-top:12.75pt;mso-position-vertical:absolute;width:123.00pt;height:30.27pt;mso-wrap-distance-left:9.00pt;mso-wrap-distance-top:0.00pt;mso-wrap-distance-right:9.00pt;mso-wrap-distance-bottom:0.00pt;rotation:0;z-index:1;" stroked="f">
+                <v:imagedata r:id="rId11" o:title=""/>
+                <o:lock v:ext="edit" rotation="t"/>
+              </v:shape>
+            </w:pict>
+          </mc:Fallback>
+        </mc:AlternateContent>
+      </w:r>
       <w:r/>
       <w:r/>
     </w:p>
@@ -45,22 +126,11 @@
     <w:p>
       <w:pPr>
         <w:pBdr/>
-        <w:spacing w:after="100"/>
-        <w:ind/>
-        <w:jc w:val="center"/>
+        <w:spacing w:after="40"/>
+        <w:ind/>
         <w:rPr/>
       </w:pPr>
-      <w:r>
-        <w:rPr>
-          <w:rFonts w:ascii="Calibri" w:hAnsi="Calibri" w:eastAsia="Calibri" w:cs="Calibri"/>
-          <w:b/>
-          <w:bCs/>
-          <w:color w:val="1f4e79"/>
-          <w:sz w:val="40"/>
-          <w:szCs w:val="40"/>
-        </w:rPr>
-        <w:t xml:space="preserve">Duoc UC</w:t>
-      </w:r>
+      <w:r/>
       <w:r/>
     </w:p>
     <w:p>
@@ -375,7 +445,7 @@
     </w:p>
     <w:p>
       <w:pPr>
-        <w:pStyle w:val="744"/>
+        <w:pStyle w:val="913"/>
         <w:pBdr/>
         <w:spacing w:after="200" w:before="300"/>
         <w:ind/>
@@ -867,7 +937,7 @@
     </w:p>
     <w:p>
       <w:pPr>
-        <w:pStyle w:val="744"/>
+        <w:pStyle w:val="913"/>
         <w:pBdr/>
         <w:spacing w:after="200" w:before="300"/>
         <w:ind/>
@@ -1029,7 +1099,7 @@
     </w:p>
     <w:p>
       <w:pPr>
-        <w:pStyle w:val="744"/>
+        <w:pStyle w:val="913"/>
         <w:pBdr/>
         <w:spacing w:after="200" w:before="300"/>
         <w:ind/>
@@ -1122,7 +1192,7 @@
     </w:p>
     <w:p>
       <w:pPr>
-        <w:pStyle w:val="744"/>
+        <w:pStyle w:val="913"/>
         <w:pBdr/>
         <w:spacing w:after="200" w:before="300"/>
         <w:ind/>
@@ -1166,7 +1236,7 @@
     </w:p>
     <w:p>
       <w:pPr>
-        <w:pStyle w:val="736"/>
+        <w:pStyle w:val="905"/>
         <w:numPr>
           <w:ilvl w:val="0"/>
           <w:numId w:val="2"/>
@@ -1189,7 +1259,7 @@
     </w:p>
     <w:p>
       <w:pPr>
-        <w:pStyle w:val="736"/>
+        <w:pStyle w:val="905"/>
         <w:numPr>
           <w:ilvl w:val="0"/>
           <w:numId w:val="2"/>
@@ -1212,7 +1282,7 @@
     </w:p>
     <w:p>
       <w:pPr>
-        <w:pStyle w:val="736"/>
+        <w:pStyle w:val="905"/>
         <w:numPr>
           <w:ilvl w:val="0"/>
           <w:numId w:val="2"/>
@@ -1235,7 +1305,7 @@
     </w:p>
     <w:p>
       <w:pPr>
-        <w:pStyle w:val="736"/>
+        <w:pStyle w:val="905"/>
         <w:numPr>
           <w:ilvl w:val="0"/>
           <w:numId w:val="2"/>
@@ -1258,7 +1328,7 @@
     </w:p>
     <w:p>
       <w:pPr>
-        <w:pStyle w:val="736"/>
+        <w:pStyle w:val="905"/>
         <w:numPr>
           <w:ilvl w:val="0"/>
           <w:numId w:val="2"/>
@@ -1281,7 +1351,7 @@
     </w:p>
     <w:p>
       <w:pPr>
-        <w:pStyle w:val="736"/>
+        <w:pStyle w:val="905"/>
         <w:numPr>
           <w:ilvl w:val="0"/>
           <w:numId w:val="2"/>
@@ -1340,7 +1410,7 @@
     </w:p>
     <w:p>
       <w:pPr>
-        <w:pStyle w:val="745"/>
+        <w:pStyle w:val="914"/>
         <w:pBdr/>
         <w:spacing w:after="160" w:before="200"/>
         <w:ind/>
@@ -1384,7 +1454,7 @@
     </w:p>
     <w:p>
       <w:pPr>
-        <w:pStyle w:val="736"/>
+        <w:pStyle w:val="905"/>
         <w:numPr>
           <w:ilvl w:val="0"/>
           <w:numId w:val="2"/>
@@ -1407,7 +1477,7 @@
     </w:p>
     <w:p>
       <w:pPr>
-        <w:pStyle w:val="736"/>
+        <w:pStyle w:val="905"/>
         <w:numPr>
           <w:ilvl w:val="0"/>
           <w:numId w:val="2"/>
@@ -1430,7 +1500,7 @@
     </w:p>
     <w:p>
       <w:pPr>
-        <w:pStyle w:val="736"/>
+        <w:pStyle w:val="905"/>
         <w:numPr>
           <w:ilvl w:val="0"/>
           <w:numId w:val="2"/>
@@ -1453,7 +1523,7 @@
     </w:p>
     <w:p>
       <w:pPr>
-        <w:pStyle w:val="736"/>
+        <w:pStyle w:val="905"/>
         <w:numPr>
           <w:ilvl w:val="0"/>
           <w:numId w:val="2"/>
@@ -1476,7 +1546,7 @@
     </w:p>
     <w:p>
       <w:pPr>
-        <w:pStyle w:val="736"/>
+        <w:pStyle w:val="905"/>
         <w:numPr>
           <w:ilvl w:val="0"/>
           <w:numId w:val="2"/>
@@ -1499,7 +1569,7 @@
     </w:p>
     <w:p>
       <w:pPr>
-        <w:pStyle w:val="736"/>
+        <w:pStyle w:val="905"/>
         <w:numPr>
           <w:ilvl w:val="0"/>
           <w:numId w:val="2"/>
@@ -1522,7 +1592,7 @@
     </w:p>
     <w:p>
       <w:pPr>
-        <w:pStyle w:val="744"/>
+        <w:pStyle w:val="913"/>
         <w:pBdr/>
         <w:spacing w:after="200" w:before="300"/>
         <w:ind/>
@@ -1543,7 +1613,7 @@
     </w:p>
     <w:p>
       <w:pPr>
-        <w:pStyle w:val="745"/>
+        <w:pStyle w:val="914"/>
         <w:pBdr/>
         <w:spacing w:after="160" w:before="200"/>
         <w:ind/>
@@ -1600,7 +1670,7 @@
     </w:p>
     <w:p>
       <w:pPr>
-        <w:pStyle w:val="745"/>
+        <w:pStyle w:val="914"/>
         <w:pBdr/>
         <w:spacing w:after="160" w:before="200"/>
         <w:ind/>
@@ -1621,7 +1691,7 @@
     </w:p>
     <w:p>
       <w:pPr>
-        <w:pStyle w:val="736"/>
+        <w:pStyle w:val="905"/>
         <w:numPr>
           <w:ilvl w:val="0"/>
           <w:numId w:val="2"/>
@@ -1644,7 +1714,7 @@
     </w:p>
     <w:p>
       <w:pPr>
-        <w:pStyle w:val="736"/>
+        <w:pStyle w:val="905"/>
         <w:numPr>
           <w:ilvl w:val="0"/>
           <w:numId w:val="2"/>
@@ -1667,7 +1737,7 @@
     </w:p>
     <w:p>
       <w:pPr>
-        <w:pStyle w:val="736"/>
+        <w:pStyle w:val="905"/>
         <w:numPr>
           <w:ilvl w:val="0"/>
           <w:numId w:val="2"/>
@@ -1690,7 +1760,7 @@
     </w:p>
     <w:p>
       <w:pPr>
-        <w:pStyle w:val="736"/>
+        <w:pStyle w:val="905"/>
         <w:numPr>
           <w:ilvl w:val="0"/>
           <w:numId w:val="2"/>
@@ -1713,7 +1783,7 @@
     </w:p>
     <w:p>
       <w:pPr>
-        <w:pStyle w:val="744"/>
+        <w:pStyle w:val="913"/>
         <w:pBdr/>
         <w:spacing w:after="200" w:before="300"/>
         <w:ind/>
@@ -1734,7 +1804,7 @@
     </w:p>
     <w:p>
       <w:pPr>
-        <w:pStyle w:val="745"/>
+        <w:pStyle w:val="914"/>
         <w:pBdr/>
         <w:spacing w:after="160" w:before="200"/>
         <w:ind/>
@@ -1755,7 +1825,7 @@
     </w:p>
     <w:p>
       <w:pPr>
-        <w:pStyle w:val="736"/>
+        <w:pStyle w:val="905"/>
         <w:numPr>
           <w:ilvl w:val="0"/>
           <w:numId w:val="2"/>
@@ -1778,7 +1848,7 @@
     </w:p>
     <w:p>
       <w:pPr>
-        <w:pStyle w:val="736"/>
+        <w:pStyle w:val="905"/>
         <w:numPr>
           <w:ilvl w:val="0"/>
           <w:numId w:val="2"/>
@@ -1801,7 +1871,7 @@
     </w:p>
     <w:p>
       <w:pPr>
-        <w:pStyle w:val="736"/>
+        <w:pStyle w:val="905"/>
         <w:numPr>
           <w:ilvl w:val="0"/>
           <w:numId w:val="2"/>
@@ -1824,7 +1894,7 @@
     </w:p>
     <w:p>
       <w:pPr>
-        <w:pStyle w:val="736"/>
+        <w:pStyle w:val="905"/>
         <w:numPr>
           <w:ilvl w:val="0"/>
           <w:numId w:val="2"/>
@@ -1847,7 +1917,7 @@
     </w:p>
     <w:p>
       <w:pPr>
-        <w:pStyle w:val="736"/>
+        <w:pStyle w:val="905"/>
         <w:numPr>
           <w:ilvl w:val="0"/>
           <w:numId w:val="2"/>
@@ -1870,7 +1940,7 @@
     </w:p>
     <w:p>
       <w:pPr>
-        <w:pStyle w:val="736"/>
+        <w:pStyle w:val="905"/>
         <w:numPr>
           <w:ilvl w:val="0"/>
           <w:numId w:val="2"/>
@@ -1893,7 +1963,7 @@
     </w:p>
     <w:p>
       <w:pPr>
-        <w:pStyle w:val="736"/>
+        <w:pStyle w:val="905"/>
         <w:numPr>
           <w:ilvl w:val="0"/>
           <w:numId w:val="2"/>
@@ -1916,7 +1986,7 @@
     </w:p>
     <w:p>
       <w:pPr>
-        <w:pStyle w:val="745"/>
+        <w:pStyle w:val="914"/>
         <w:pBdr/>
         <w:spacing w:after="160" w:before="200"/>
         <w:ind/>
@@ -1937,7 +2007,7 @@
     </w:p>
     <w:p>
       <w:pPr>
-        <w:pStyle w:val="736"/>
+        <w:pStyle w:val="905"/>
         <w:numPr>
           <w:ilvl w:val="0"/>
           <w:numId w:val="2"/>
@@ -1972,7 +2042,7 @@
     </w:p>
     <w:p>
       <w:pPr>
-        <w:pStyle w:val="744"/>
+        <w:pStyle w:val="913"/>
         <w:pBdr/>
         <w:spacing w:after="200" w:before="300"/>
         <w:ind/>
@@ -1993,7 +2063,7 @@
     </w:p>
     <w:p>
       <w:pPr>
-        <w:pStyle w:val="745"/>
+        <w:pStyle w:val="914"/>
         <w:pBdr/>
         <w:spacing w:after="160" w:before="200"/>
         <w:ind/>
@@ -4993,7 +5063,7 @@
     </w:p>
     <w:p>
       <w:pPr>
-        <w:pStyle w:val="745"/>
+        <w:pStyle w:val="914"/>
         <w:pBdr/>
         <w:spacing w:after="160" w:before="200"/>
         <w:ind/>
@@ -6323,7 +6393,7 @@
     </w:tbl>
     <w:p>
       <w:pPr>
-        <w:pStyle w:val="744"/>
+        <w:pStyle w:val="913"/>
         <w:pBdr/>
         <w:spacing w:after="200" w:before="300"/>
         <w:ind/>
@@ -6344,7 +6414,7 @@
     </w:p>
     <w:p>
       <w:pPr>
-        <w:pStyle w:val="745"/>
+        <w:pStyle w:val="914"/>
         <w:pBdr/>
         <w:spacing w:after="160" w:before="200"/>
         <w:ind/>
@@ -6365,7 +6435,7 @@
     </w:p>
     <w:p>
       <w:pPr>
-        <w:pStyle w:val="736"/>
+        <w:pStyle w:val="905"/>
         <w:numPr>
           <w:ilvl w:val="0"/>
           <w:numId w:val="2"/>
@@ -6388,7 +6458,7 @@
     </w:p>
     <w:p>
       <w:pPr>
-        <w:pStyle w:val="736"/>
+        <w:pStyle w:val="905"/>
         <w:numPr>
           <w:ilvl w:val="0"/>
           <w:numId w:val="2"/>
@@ -6411,7 +6481,7 @@
     </w:p>
     <w:p>
       <w:pPr>
-        <w:pStyle w:val="736"/>
+        <w:pStyle w:val="905"/>
         <w:numPr>
           <w:ilvl w:val="0"/>
           <w:numId w:val="2"/>
@@ -6434,7 +6504,7 @@
     </w:p>
     <w:p>
       <w:pPr>
-        <w:pStyle w:val="745"/>
+        <w:pStyle w:val="914"/>
         <w:pBdr/>
         <w:spacing w:after="160" w:before="200"/>
         <w:ind/>
@@ -6455,7 +6525,7 @@
     </w:p>
     <w:p>
       <w:pPr>
-        <w:pStyle w:val="736"/>
+        <w:pStyle w:val="905"/>
         <w:numPr>
           <w:ilvl w:val="0"/>
           <w:numId w:val="2"/>
@@ -6478,7 +6548,7 @@
     </w:p>
     <w:p>
       <w:pPr>
-        <w:pStyle w:val="744"/>
+        <w:pStyle w:val="913"/>
         <w:pBdr/>
         <w:spacing w:after="200" w:before="300"/>
         <w:ind/>
@@ -6545,7 +6615,7 @@
     </w:p>
     <w:p>
       <w:pPr>
-        <w:pStyle w:val="744"/>
+        <w:pStyle w:val="913"/>
         <w:pBdr/>
         <w:spacing w:after="200" w:before="300"/>
         <w:ind/>
@@ -6566,7 +6636,7 @@
     </w:p>
     <w:p>
       <w:pPr>
-        <w:pStyle w:val="736"/>
+        <w:pStyle w:val="905"/>
         <w:numPr>
           <w:ilvl w:val="0"/>
           <w:numId w:val="2"/>
@@ -6612,7 +6682,7 @@
     </w:p>
     <w:p>
       <w:pPr>
-        <w:pStyle w:val="744"/>
+        <w:pStyle w:val="913"/>
         <w:pBdr/>
         <w:spacing w:after="200" w:before="300"/>
         <w:ind/>
@@ -6633,7 +6703,7 @@
     </w:p>
     <w:p>
       <w:pPr>
-        <w:pStyle w:val="745"/>
+        <w:pStyle w:val="914"/>
         <w:pBdr/>
         <w:spacing w:after="160" w:before="200"/>
         <w:ind/>
@@ -6654,7 +6724,7 @@
     </w:p>
     <w:p>
       <w:pPr>
-        <w:pStyle w:val="736"/>
+        <w:pStyle w:val="905"/>
         <w:numPr>
           <w:ilvl w:val="0"/>
           <w:numId w:val="2"/>
@@ -6677,7 +6747,7 @@
     </w:p>
     <w:p>
       <w:pPr>
-        <w:pStyle w:val="736"/>
+        <w:pStyle w:val="905"/>
         <w:numPr>
           <w:ilvl w:val="0"/>
           <w:numId w:val="2"/>
@@ -6700,7 +6770,7 @@
     </w:p>
     <w:p>
       <w:pPr>
-        <w:pStyle w:val="736"/>
+        <w:pStyle w:val="905"/>
         <w:numPr>
           <w:ilvl w:val="0"/>
           <w:numId w:val="2"/>
@@ -6723,11 +6793,51 @@
     </w:p>
     <w:p>
       <w:pPr>
-        <w:pStyle w:val="745"/>
+        <w:pStyle w:val="914"/>
         <w:pBdr/>
         <w:spacing w:after="160" w:before="200"/>
         <w:ind/>
         <w:rPr/>
+      </w:pPr>
+      <w:r>
+        <w:rPr>
+          <w:rFonts w:ascii="Calibri" w:hAnsi="Calibri" w:eastAsia="Calibri" w:cs="Calibri"/>
+          <w:b/>
+          <w:bCs/>
+          <w:color w:val="2c3e50"/>
+          <w:sz w:val="26"/>
+          <w:szCs w:val="26"/>
+          <w:highlight w:val="none"/>
+        </w:rPr>
+      </w:r>
+      <w:r>
+        <w:rPr>
+          <w:rFonts w:ascii="Calibri" w:hAnsi="Calibri" w:eastAsia="Calibri" w:cs="Calibri"/>
+          <w:b/>
+          <w:bCs/>
+          <w:color w:val="2c3e50"/>
+          <w:sz w:val="26"/>
+          <w:szCs w:val="26"/>
+          <w:highlight w:val="none"/>
+        </w:rPr>
+      </w:r>
+      <w:r/>
+    </w:p>
+    <w:p>
+      <w:pPr>
+        <w:pStyle w:val="914"/>
+        <w:pBdr/>
+        <w:spacing w:after="160" w:before="200"/>
+        <w:ind/>
+        <w:rPr>
+          <w:rFonts w:ascii="Calibri" w:hAnsi="Calibri" w:eastAsia="Calibri" w:cs="Calibri"/>
+          <w:b/>
+          <w:bCs/>
+          <w:color w:val="2c3e50"/>
+          <w:sz w:val="26"/>
+          <w:szCs w:val="26"/>
+          <w:highlight w:val="none"/>
+        </w:rPr>
       </w:pPr>
       <w:r>
         <w:rPr>
@@ -6765,7 +6875,7 @@
     </w:p>
     <w:p>
       <w:pPr>
-        <w:pStyle w:val="745"/>
+        <w:pStyle w:val="914"/>
         <w:pBdr/>
         <w:spacing w:after="160" w:before="200"/>
         <w:ind/>
@@ -6815,7 +6925,7 @@
     </w:p>
     <w:p>
       <w:pPr>
-        <w:pStyle w:val="745"/>
+        <w:pStyle w:val="914"/>
         <w:pBdr/>
         <w:spacing w:after="160" w:before="200"/>
         <w:ind/>
@@ -6837,8 +6947,8 @@
           <w:color w:val="2c3e50"/>
           <w:sz w:val="26"/>
           <w:szCs w:val="26"/>
-          <w:highlight w:val="none"/>
         </w:rPr>
+        <w:t xml:space="preserve">9.2 Métricas Antes vs Después</w:t>
       </w:r>
       <w:r>
         <w:rPr>
@@ -6851,46 +6961,6 @@
           <w:highlight w:val="none"/>
         </w:rPr>
       </w:r>
-      <w:r>
-        <w:rPr>
-          <w:rFonts w:ascii="Calibri" w:hAnsi="Calibri" w:eastAsia="Calibri" w:cs="Calibri"/>
-          <w:b/>
-          <w:bCs/>
-          <w:color w:val="2c3e50"/>
-          <w:sz w:val="26"/>
-          <w:szCs w:val="26"/>
-          <w:highlight w:val="none"/>
-        </w:rPr>
-      </w:r>
-    </w:p>
-    <w:p>
-      <w:pPr>
-        <w:pStyle w:val="745"/>
-        <w:pBdr/>
-        <w:spacing w:after="160" w:before="200"/>
-        <w:ind/>
-        <w:rPr>
-          <w:rFonts w:ascii="Calibri" w:hAnsi="Calibri" w:eastAsia="Calibri" w:cs="Calibri"/>
-          <w:b/>
-          <w:bCs/>
-          <w:color w:val="2c3e50"/>
-          <w:sz w:val="26"/>
-          <w:szCs w:val="26"/>
-          <w:highlight w:val="none"/>
-        </w:rPr>
-      </w:pPr>
-      <w:r>
-        <w:rPr>
-          <w:rFonts w:ascii="Calibri" w:hAnsi="Calibri" w:eastAsia="Calibri" w:cs="Calibri"/>
-          <w:b/>
-          <w:bCs/>
-          <w:color w:val="2c3e50"/>
-          <w:sz w:val="26"/>
-          <w:szCs w:val="26"/>
-        </w:rPr>
-        <w:t xml:space="preserve">9.2 Métricas Antes vs Después</w:t>
-      </w:r>
-      <w:r/>
     </w:p>
     <w:tbl>
       <w:tblPr>
@@ -7774,7 +7844,7 @@
     </w:p>
     <w:p>
       <w:pPr>
-        <w:pStyle w:val="744"/>
+        <w:pStyle w:val="913"/>
         <w:pBdr/>
         <w:spacing w:after="200" w:before="300"/>
         <w:ind/>
@@ -7841,7 +7911,7 @@
     </w:p>
     <w:p>
       <w:pPr>
-        <w:pStyle w:val="745"/>
+        <w:pStyle w:val="914"/>
         <w:pBdr/>
         <w:spacing w:after="160" w:before="200"/>
         <w:ind/>
@@ -7898,7 +7968,7 @@
               <wp:inline xmlns:wp="http://schemas.openxmlformats.org/drawingml/2006/wordprocessingDrawing" distT="0" distB="0" distL="0" distR="0">
                 <wp:extent cx="5334000" cy="4238625"/>
                 <wp:effectExtent l="0" t="0" r="0" b="0"/>
-                <wp:docPr id="1" name="" descr="" title=""/>
+                <wp:docPr id="3" name="" descr="" title=""/>
                 <wp:cNvGraphicFramePr>
                   <a:graphicFrameLocks xmlns:a="http://schemas.openxmlformats.org/drawingml/2006/main" noChangeAspect="1"/>
                 </wp:cNvGraphicFramePr>
@@ -7913,7 +7983,7 @@
                         <pic:nvPr/>
                       </pic:nvPicPr>
                       <pic:blipFill rotWithShape="1">
-                        <a:blip r:embed="rId11"/>
+                        <a:blip r:embed="rId12"/>
                         <a:stretch/>
                       </pic:blipFill>
                       <pic:spPr bwMode="auto">
@@ -7952,8 +8022,8 @@
                 <v:path o:extrusionok="f" gradientshapeok="t" o:connecttype="rect"/>
                 <o:lock v:ext="edit" aspectratio="t"/>
               </v:shapetype>
-              <v:shape id="_x0000_i0" o:spid="_x0000_s0" type="#_x0000_t75" style="width:420.00pt;height:333.75pt;mso-wrap-distance-left:0.00pt;mso-wrap-distance-top:0.00pt;mso-wrap-distance-right:0.00pt;mso-wrap-distance-bottom:0.00pt;z-index:1;" stroked="false">
-                <v:imagedata r:id="rId11" o:title=""/>
+              <v:shape id="_x0000_i2" o:spid="_x0000_s2" type="#_x0000_t75" style="width:420.00pt;height:333.75pt;mso-wrap-distance-left:0.00pt;mso-wrap-distance-top:0.00pt;mso-wrap-distance-right:0.00pt;mso-wrap-distance-bottom:0.00pt;z-index:1;" stroked="false">
+                <v:imagedata r:id="rId12" o:title=""/>
                 <o:lock v:ext="edit" rotation="t"/>
               </v:shape>
             </w:pict>
@@ -7994,7 +8064,6 @@
       </w:pPr>
       <w:r/>
       <w:r/>
-      <w:r/>
     </w:p>
     <w:p>
       <w:pPr>
@@ -8003,7 +8072,6 @@
         <w:ind/>
         <w:rPr/>
       </w:pPr>
-      <w:r/>
       <w:r/>
       <w:r/>
     </w:p>
@@ -8019,7 +8087,7 @@
     </w:p>
     <w:p>
       <w:pPr>
-        <w:pStyle w:val="745"/>
+        <w:pStyle w:val="914"/>
         <w:pBdr/>
         <w:spacing w:after="160" w:before="200"/>
         <w:ind/>
@@ -8076,7 +8144,7 @@
               <wp:inline xmlns:wp="http://schemas.openxmlformats.org/drawingml/2006/wordprocessingDrawing" distT="0" distB="0" distL="0" distR="0">
                 <wp:extent cx="5334000" cy="3429000"/>
                 <wp:effectExtent l="0" t="0" r="0" b="0"/>
-                <wp:docPr id="2" name="" descr="" title=""/>
+                <wp:docPr id="4" name="" descr="" title=""/>
                 <wp:cNvGraphicFramePr>
                   <a:graphicFrameLocks xmlns:a="http://schemas.openxmlformats.org/drawingml/2006/main" noChangeAspect="1"/>
                 </wp:cNvGraphicFramePr>
@@ -8091,7 +8159,7 @@
                         <pic:nvPr/>
                       </pic:nvPicPr>
                       <pic:blipFill rotWithShape="1">
-                        <a:blip r:embed="rId12"/>
+                        <a:blip r:embed="rId13"/>
                         <a:stretch/>
                       </pic:blipFill>
                       <pic:spPr bwMode="auto">
@@ -8130,8 +8198,8 @@
                 <v:path o:extrusionok="f" gradientshapeok="t" o:connecttype="rect"/>
                 <o:lock v:ext="edit" aspectratio="t"/>
               </v:shapetype>
-              <v:shape id="_x0000_i1" o:spid="_x0000_s1" type="#_x0000_t75" style="width:420.00pt;height:270.00pt;mso-wrap-distance-left:0.00pt;mso-wrap-distance-top:0.00pt;mso-wrap-distance-right:0.00pt;mso-wrap-distance-bottom:0.00pt;z-index:1;" stroked="false">
-                <v:imagedata r:id="rId12" o:title=""/>
+              <v:shape id="_x0000_i3" o:spid="_x0000_s3" type="#_x0000_t75" style="width:420.00pt;height:270.00pt;mso-wrap-distance-left:0.00pt;mso-wrap-distance-top:0.00pt;mso-wrap-distance-right:0.00pt;mso-wrap-distance-bottom:0.00pt;z-index:1;" stroked="false">
+                <v:imagedata r:id="rId13" o:title=""/>
                 <o:lock v:ext="edit" rotation="t"/>
               </v:shape>
             </w:pict>
@@ -8170,7 +8238,18 @@
         </w:rPr>
         <w:t xml:space="preserve">Relaciones: Usuario 1:N Venta (registra), Categoría 1:N Producto (contiene), Venta 1:N DetalleVenta (tiene), Producto 1:N DetalleVenta (se vende en), Producto 1:N Alerta (genera).</w:t>
       </w:r>
-      <w:r/>
+      <w:r>
+        <w:rPr>
+          <w:rFonts w:ascii="Calibri" w:hAnsi="Calibri" w:eastAsia="Calibri" w:cs="Calibri"/>
+          <w:b w:val="0"/>
+          <w:bCs/>
+          <w:i/>
+          <w:color w:val="2c3e50"/>
+          <w:sz w:val="20"/>
+          <w:szCs w:val="20"/>
+          <w:highlight w:val="none"/>
+        </w:rPr>
+      </w:r>
     </w:p>
     <w:p>
       <w:pPr>
@@ -8180,7 +8259,6 @@
         <w:jc w:val="both"/>
         <w:rPr/>
       </w:pPr>
-      <w:r/>
       <w:r/>
       <w:r/>
     </w:p>
@@ -8194,7 +8272,6 @@
       </w:pPr>
       <w:r/>
       <w:r/>
-      <w:r/>
     </w:p>
     <w:p>
       <w:pPr>
@@ -8204,7 +8281,6 @@
         <w:jc w:val="both"/>
         <w:rPr/>
       </w:pPr>
-      <w:r/>
       <w:r/>
       <w:r/>
     </w:p>
@@ -8218,7 +8294,6 @@
       </w:pPr>
       <w:r/>
       <w:r/>
-      <w:r/>
     </w:p>
     <w:p>
       <w:pPr>
@@ -8228,7 +8303,6 @@
         <w:jc w:val="both"/>
         <w:rPr/>
       </w:pPr>
-      <w:r/>
       <w:r/>
       <w:r/>
     </w:p>
@@ -8242,7 +8316,6 @@
       </w:pPr>
       <w:r/>
       <w:r/>
-      <w:r/>
     </w:p>
     <w:p>
       <w:pPr>
@@ -8252,7 +8325,6 @@
         <w:jc w:val="both"/>
         <w:rPr/>
       </w:pPr>
-      <w:r/>
       <w:r/>
       <w:r/>
     </w:p>
@@ -8266,7 +8338,6 @@
       </w:pPr>
       <w:r/>
       <w:r/>
-      <w:r/>
     </w:p>
     <w:p>
       <w:pPr>
@@ -8276,7 +8347,6 @@
         <w:jc w:val="both"/>
         <w:rPr/>
       </w:pPr>
-      <w:r/>
       <w:r/>
       <w:r/>
     </w:p>
@@ -8290,7 +8360,6 @@
       </w:pPr>
       <w:r/>
       <w:r/>
-      <w:r/>
     </w:p>
     <w:p>
       <w:pPr>
@@ -8300,7 +8369,6 @@
         <w:jc w:val="both"/>
         <w:rPr/>
       </w:pPr>
-      <w:r/>
       <w:r/>
       <w:r/>
     </w:p>
@@ -8338,23 +8406,11 @@
           <w:highlight w:val="none"/>
         </w:rPr>
       </w:r>
-      <w:r>
-        <w:rPr>
-          <w:rFonts w:ascii="Calibri" w:hAnsi="Calibri" w:eastAsia="Calibri" w:cs="Calibri"/>
-          <w:b w:val="0"/>
-          <w:bCs w:val="0"/>
-          <w:i/>
-          <w:iCs/>
-          <w:color w:val="2c3e50"/>
-          <w:sz w:val="20"/>
-          <w:szCs w:val="20"/>
-          <w:highlight w:val="none"/>
-        </w:rPr>
-      </w:r>
+      <w:r/>
     </w:p>
     <w:p>
       <w:pPr>
-        <w:pStyle w:val="745"/>
+        <w:pStyle w:val="914"/>
         <w:pBdr/>
         <w:spacing w:after="160" w:before="200"/>
         <w:ind/>
@@ -8411,7 +8467,7 @@
               <wp:inline xmlns:wp="http://schemas.openxmlformats.org/drawingml/2006/wordprocessingDrawing" distT="0" distB="0" distL="0" distR="0">
                 <wp:extent cx="5334000" cy="3810000"/>
                 <wp:effectExtent l="0" t="0" r="0" b="0"/>
-                <wp:docPr id="3" name="" descr="" title=""/>
+                <wp:docPr id="5" name="" descr="" title=""/>
                 <wp:cNvGraphicFramePr>
                   <a:graphicFrameLocks xmlns:a="http://schemas.openxmlformats.org/drawingml/2006/main" noChangeAspect="1"/>
                 </wp:cNvGraphicFramePr>
@@ -8426,7 +8482,7 @@
                         <pic:nvPr/>
                       </pic:nvPicPr>
                       <pic:blipFill rotWithShape="1">
-                        <a:blip r:embed="rId13"/>
+                        <a:blip r:embed="rId14"/>
                         <a:stretch/>
                       </pic:blipFill>
                       <pic:spPr bwMode="auto">
@@ -8465,8 +8521,8 @@
                 <v:path o:extrusionok="f" gradientshapeok="t" o:connecttype="rect"/>
                 <o:lock v:ext="edit" aspectratio="t"/>
               </v:shapetype>
-              <v:shape id="_x0000_i2" o:spid="_x0000_s2" type="#_x0000_t75" style="width:420.00pt;height:300.00pt;mso-wrap-distance-left:0.00pt;mso-wrap-distance-top:0.00pt;mso-wrap-distance-right:0.00pt;mso-wrap-distance-bottom:0.00pt;z-index:1;" stroked="false">
-                <v:imagedata r:id="rId13" o:title=""/>
+              <v:shape id="_x0000_i4" o:spid="_x0000_s4" type="#_x0000_t75" style="width:420.00pt;height:300.00pt;mso-wrap-distance-left:0.00pt;mso-wrap-distance-top:0.00pt;mso-wrap-distance-right:0.00pt;mso-wrap-distance-bottom:0.00pt;z-index:1;" stroked="false">
+                <v:imagedata r:id="rId14" o:title=""/>
                 <o:lock v:ext="edit" rotation="t"/>
               </v:shape>
             </w:pict>
@@ -8505,7 +8561,18 @@
         </w:rPr>
         <w:t xml:space="preserve">Las flechas de dependencia muestran que cada controller usa su service, y AuthService usa JwtUtil para generar/validar tokens HS512.</w:t>
       </w:r>
-      <w:r/>
+      <w:r>
+        <w:rPr>
+          <w:rFonts w:ascii="Calibri" w:hAnsi="Calibri" w:eastAsia="Calibri" w:cs="Calibri"/>
+          <w:b w:val="0"/>
+          <w:bCs/>
+          <w:i/>
+          <w:color w:val="2c3e50"/>
+          <w:sz w:val="20"/>
+          <w:szCs w:val="20"/>
+          <w:highlight w:val="none"/>
+        </w:rPr>
+      </w:r>
     </w:p>
     <w:p>
       <w:pPr>
@@ -8515,7 +8582,6 @@
         <w:jc w:val="both"/>
         <w:rPr/>
       </w:pPr>
-      <w:r/>
       <w:r/>
       <w:r/>
     </w:p>
@@ -8529,7 +8595,6 @@
       </w:pPr>
       <w:r/>
       <w:r/>
-      <w:r/>
     </w:p>
     <w:p>
       <w:pPr>
@@ -8539,7 +8604,6 @@
         <w:jc w:val="both"/>
         <w:rPr/>
       </w:pPr>
-      <w:r/>
       <w:r/>
       <w:r/>
     </w:p>
@@ -8553,7 +8617,6 @@
       </w:pPr>
       <w:r/>
       <w:r/>
-      <w:r/>
     </w:p>
     <w:p>
       <w:pPr>
@@ -8563,7 +8626,6 @@
         <w:jc w:val="both"/>
         <w:rPr/>
       </w:pPr>
-      <w:r/>
       <w:r/>
       <w:r/>
     </w:p>
@@ -8577,7 +8639,6 @@
       </w:pPr>
       <w:r/>
       <w:r/>
-      <w:r/>
     </w:p>
     <w:p>
       <w:pPr>
@@ -8587,7 +8648,6 @@
         <w:jc w:val="both"/>
         <w:rPr/>
       </w:pPr>
-      <w:r/>
       <w:r/>
       <w:r/>
     </w:p>
@@ -8601,7 +8661,6 @@
       </w:pPr>
       <w:r/>
       <w:r/>
-      <w:r/>
     </w:p>
     <w:p>
       <w:pPr>
@@ -8611,7 +8670,6 @@
         <w:jc w:val="both"/>
         <w:rPr/>
       </w:pPr>
-      <w:r/>
       <w:r/>
       <w:r/>
     </w:p>
@@ -8623,7 +8681,6 @@
         <w:jc w:val="both"/>
         <w:rPr/>
       </w:pPr>
-      <w:r/>
       <w:r/>
       <w:r/>
     </w:p>
@@ -8661,23 +8718,11 @@
           <w:highlight w:val="none"/>
         </w:rPr>
       </w:r>
-      <w:r>
-        <w:rPr>
-          <w:rFonts w:ascii="Calibri" w:hAnsi="Calibri" w:eastAsia="Calibri" w:cs="Calibri"/>
-          <w:b w:val="0"/>
-          <w:bCs w:val="0"/>
-          <w:i/>
-          <w:iCs/>
-          <w:color w:val="2c3e50"/>
-          <w:sz w:val="20"/>
-          <w:szCs w:val="20"/>
-          <w:highlight w:val="none"/>
-        </w:rPr>
-      </w:r>
+      <w:r/>
     </w:p>
     <w:p>
       <w:pPr>
-        <w:pStyle w:val="745"/>
+        <w:pStyle w:val="914"/>
         <w:pBdr/>
         <w:spacing w:after="160" w:before="200"/>
         <w:ind/>
@@ -8734,7 +8779,7 @@
               <wp:inline xmlns:wp="http://schemas.openxmlformats.org/drawingml/2006/wordprocessingDrawing" distT="0" distB="0" distL="0" distR="0">
                 <wp:extent cx="5334000" cy="3524250"/>
                 <wp:effectExtent l="0" t="0" r="0" b="0"/>
-                <wp:docPr id="4" name="" descr="" title=""/>
+                <wp:docPr id="6" name="" descr="" title=""/>
                 <wp:cNvGraphicFramePr>
                   <a:graphicFrameLocks xmlns:a="http://schemas.openxmlformats.org/drawingml/2006/main" noChangeAspect="1"/>
                 </wp:cNvGraphicFramePr>
@@ -8749,7 +8794,7 @@
                         <pic:nvPr/>
                       </pic:nvPicPr>
                       <pic:blipFill rotWithShape="1">
-                        <a:blip r:embed="rId14"/>
+                        <a:blip r:embed="rId15"/>
                         <a:stretch/>
                       </pic:blipFill>
                       <pic:spPr bwMode="auto">
@@ -8788,8 +8833,8 @@
                 <v:path o:extrusionok="f" gradientshapeok="t" o:connecttype="rect"/>
                 <o:lock v:ext="edit" aspectratio="t"/>
               </v:shapetype>
-              <v:shape id="_x0000_i3" o:spid="_x0000_s3" type="#_x0000_t75" style="width:420.00pt;height:277.50pt;mso-wrap-distance-left:0.00pt;mso-wrap-distance-top:0.00pt;mso-wrap-distance-right:0.00pt;mso-wrap-distance-bottom:0.00pt;z-index:1;" stroked="false">
-                <v:imagedata r:id="rId14" o:title=""/>
+              <v:shape id="_x0000_i5" o:spid="_x0000_s5" type="#_x0000_t75" style="width:420.00pt;height:277.50pt;mso-wrap-distance-left:0.00pt;mso-wrap-distance-top:0.00pt;mso-wrap-distance-right:0.00pt;mso-wrap-distance-bottom:0.00pt;z-index:1;" stroked="false">
+                <v:imagedata r:id="rId15" o:title=""/>
                 <o:lock v:ext="edit" rotation="t"/>
               </v:shape>
             </w:pict>
@@ -8828,7 +8873,18 @@
         </w:rPr>
         <w:t xml:space="preserve">Los pasos 4-11 están envueltos en @Transactional. Si falla alguno (ej: stock insuficiente), se revierte toda la operación. El IVA 19% se calcula automáticamente en VentaService.</w:t>
       </w:r>
-      <w:r/>
+      <w:r>
+        <w:rPr>
+          <w:rFonts w:ascii="Calibri" w:hAnsi="Calibri" w:eastAsia="Calibri" w:cs="Calibri"/>
+          <w:b w:val="0"/>
+          <w:bCs/>
+          <w:i/>
+          <w:color w:val="2c3e50"/>
+          <w:sz w:val="20"/>
+          <w:szCs w:val="20"/>
+          <w:highlight w:val="none"/>
+        </w:rPr>
+      </w:r>
     </w:p>
     <w:p>
       <w:pPr>
@@ -8838,7 +8894,6 @@
         <w:jc w:val="both"/>
         <w:rPr/>
       </w:pPr>
-      <w:r/>
       <w:r/>
       <w:r/>
     </w:p>
@@ -8852,7 +8907,6 @@
       </w:pPr>
       <w:r/>
       <w:r/>
-      <w:r/>
     </w:p>
     <w:p>
       <w:pPr>
@@ -8862,7 +8916,6 @@
         <w:jc w:val="both"/>
         <w:rPr/>
       </w:pPr>
-      <w:r/>
       <w:r/>
       <w:r/>
     </w:p>
@@ -8876,7 +8929,6 @@
       </w:pPr>
       <w:r/>
       <w:r/>
-      <w:r/>
     </w:p>
     <w:p>
       <w:pPr>
@@ -8886,7 +8938,6 @@
         <w:jc w:val="both"/>
         <w:rPr/>
       </w:pPr>
-      <w:r/>
       <w:r/>
       <w:r/>
     </w:p>
@@ -8900,7 +8951,6 @@
       </w:pPr>
       <w:r/>
       <w:r/>
-      <w:r/>
     </w:p>
     <w:p>
       <w:pPr>
@@ -8910,7 +8960,6 @@
         <w:jc w:val="both"/>
         <w:rPr/>
       </w:pPr>
-      <w:r/>
       <w:r/>
       <w:r/>
     </w:p>
@@ -8924,7 +8973,6 @@
       </w:pPr>
       <w:r/>
       <w:r/>
-      <w:r/>
     </w:p>
     <w:p>
       <w:pPr>
@@ -8934,7 +8982,6 @@
         <w:jc w:val="both"/>
         <w:rPr/>
       </w:pPr>
-      <w:r/>
       <w:r/>
       <w:r/>
     </w:p>
@@ -8948,7 +8995,6 @@
       </w:pPr>
       <w:r/>
       <w:r/>
-      <w:r/>
     </w:p>
     <w:p>
       <w:pPr>
@@ -8958,7 +9004,6 @@
         <w:jc w:val="both"/>
         <w:rPr/>
       </w:pPr>
-      <w:r/>
       <w:r/>
       <w:r/>
     </w:p>
@@ -8996,23 +9041,11 @@
           <w:highlight w:val="none"/>
         </w:rPr>
       </w:r>
-      <w:r>
-        <w:rPr>
-          <w:rFonts w:ascii="Calibri" w:hAnsi="Calibri" w:eastAsia="Calibri" w:cs="Calibri"/>
-          <w:b w:val="0"/>
-          <w:bCs w:val="0"/>
-          <w:i/>
-          <w:iCs/>
-          <w:color w:val="2c3e50"/>
-          <w:sz w:val="20"/>
-          <w:szCs w:val="20"/>
-          <w:highlight w:val="none"/>
-        </w:rPr>
-      </w:r>
+      <w:r/>
     </w:p>
     <w:p>
       <w:pPr>
-        <w:pStyle w:val="745"/>
+        <w:pStyle w:val="914"/>
         <w:pBdr/>
         <w:spacing w:after="160" w:before="200"/>
         <w:ind/>
@@ -9069,7 +9102,7 @@
               <wp:inline xmlns:wp="http://schemas.openxmlformats.org/drawingml/2006/wordprocessingDrawing" distT="0" distB="0" distL="0" distR="0">
                 <wp:extent cx="5334000" cy="2667000"/>
                 <wp:effectExtent l="0" t="0" r="0" b="0"/>
-                <wp:docPr id="5" name="" descr="" title=""/>
+                <wp:docPr id="7" name="" descr="" title=""/>
                 <wp:cNvGraphicFramePr>
                   <a:graphicFrameLocks xmlns:a="http://schemas.openxmlformats.org/drawingml/2006/main" noChangeAspect="1"/>
                 </wp:cNvGraphicFramePr>
@@ -9084,7 +9117,7 @@
                         <pic:nvPr/>
                       </pic:nvPicPr>
                       <pic:blipFill rotWithShape="1">
-                        <a:blip r:embed="rId15"/>
+                        <a:blip r:embed="rId16"/>
                         <a:stretch/>
                       </pic:blipFill>
                       <pic:spPr bwMode="auto">
@@ -9123,8 +9156,8 @@
                 <v:path o:extrusionok="f" gradientshapeok="t" o:connecttype="rect"/>
                 <o:lock v:ext="edit" aspectratio="t"/>
               </v:shapetype>
-              <v:shape id="_x0000_i4" o:spid="_x0000_s4" type="#_x0000_t75" style="width:420.00pt;height:210.00pt;mso-wrap-distance-left:0.00pt;mso-wrap-distance-top:0.00pt;mso-wrap-distance-right:0.00pt;mso-wrap-distance-bottom:0.00pt;z-index:1;" stroked="false">
-                <v:imagedata r:id="rId15" o:title=""/>
+              <v:shape id="_x0000_i6" o:spid="_x0000_s6" type="#_x0000_t75" style="width:420.00pt;height:210.00pt;mso-wrap-distance-left:0.00pt;mso-wrap-distance-top:0.00pt;mso-wrap-distance-right:0.00pt;mso-wrap-distance-bottom:0.00pt;z-index:1;" stroked="false">
+                <v:imagedata r:id="rId16" o:title=""/>
                 <o:lock v:ext="edit" rotation="t"/>
               </v:shape>
             </w:pict>
@@ -9170,7 +9203,7 @@
     </w:p>
     <w:p>
       <w:pPr>
-        <w:pStyle w:val="744"/>
+        <w:pStyle w:val="913"/>
         <w:pBdr/>
         <w:spacing w:after="200" w:before="300"/>
         <w:ind/>
@@ -9214,7 +9247,7 @@
     </w:p>
     <w:p>
       <w:pPr>
-        <w:pStyle w:val="745"/>
+        <w:pStyle w:val="914"/>
         <w:pBdr/>
         <w:spacing w:after="160" w:before="200"/>
         <w:ind/>
@@ -9235,7 +9268,7 @@
     </w:p>
     <w:p>
       <w:pPr>
-        <w:pStyle w:val="736"/>
+        <w:pStyle w:val="905"/>
         <w:numPr>
           <w:ilvl w:val="0"/>
           <w:numId w:val="2"/>
@@ -9258,7 +9291,7 @@
     </w:p>
     <w:p>
       <w:pPr>
-        <w:pStyle w:val="736"/>
+        <w:pStyle w:val="905"/>
         <w:numPr>
           <w:ilvl w:val="0"/>
           <w:numId w:val="2"/>
@@ -9281,7 +9314,7 @@
     </w:p>
     <w:p>
       <w:pPr>
-        <w:pStyle w:val="736"/>
+        <w:pStyle w:val="905"/>
         <w:numPr>
           <w:ilvl w:val="0"/>
           <w:numId w:val="2"/>
@@ -9304,7 +9337,7 @@
     </w:p>
     <w:p>
       <w:pPr>
-        <w:pStyle w:val="736"/>
+        <w:pStyle w:val="905"/>
         <w:numPr>
           <w:ilvl w:val="0"/>
           <w:numId w:val="2"/>
@@ -9327,7 +9360,7 @@
     </w:p>
     <w:p>
       <w:pPr>
-        <w:pStyle w:val="736"/>
+        <w:pStyle w:val="905"/>
         <w:numPr>
           <w:ilvl w:val="0"/>
           <w:numId w:val="2"/>
@@ -9350,7 +9383,7 @@
     </w:p>
     <w:p>
       <w:pPr>
-        <w:pStyle w:val="736"/>
+        <w:pStyle w:val="905"/>
         <w:numPr>
           <w:ilvl w:val="0"/>
           <w:numId w:val="2"/>
@@ -10002,7 +10035,7 @@
     </w:p>
     <w:p>
       <w:pPr>
-        <w:pStyle w:val="736"/>
+        <w:pStyle w:val="905"/>
         <w:numPr>
           <w:ilvl w:val="0"/>
           <w:numId w:val="2"/>
@@ -10025,7 +10058,7 @@
     </w:p>
     <w:p>
       <w:pPr>
-        <w:pStyle w:val="736"/>
+        <w:pStyle w:val="905"/>
         <w:numPr>
           <w:ilvl w:val="0"/>
           <w:numId w:val="2"/>
@@ -10048,7 +10081,7 @@
     </w:p>
     <w:p>
       <w:pPr>
-        <w:pStyle w:val="736"/>
+        <w:pStyle w:val="905"/>
         <w:numPr>
           <w:ilvl w:val="0"/>
           <w:numId w:val="2"/>
@@ -10071,7 +10104,7 @@
     </w:p>
     <w:p>
       <w:pPr>
-        <w:pStyle w:val="736"/>
+        <w:pStyle w:val="905"/>
         <w:numPr>
           <w:ilvl w:val="0"/>
           <w:numId w:val="2"/>
@@ -10094,7 +10127,7 @@
     </w:p>
     <w:p>
       <w:pPr>
-        <w:pStyle w:val="736"/>
+        <w:pStyle w:val="905"/>
         <w:numPr>
           <w:ilvl w:val="0"/>
           <w:numId w:val="2"/>
@@ -10117,7 +10150,7 @@
     </w:p>
     <w:p>
       <w:pPr>
-        <w:pStyle w:val="736"/>
+        <w:pStyle w:val="905"/>
         <w:numPr>
           <w:ilvl w:val="0"/>
           <w:numId w:val="2"/>
@@ -10140,7 +10173,7 @@
     </w:p>
     <w:p>
       <w:pPr>
-        <w:pStyle w:val="736"/>
+        <w:pStyle w:val="905"/>
         <w:numPr>
           <w:ilvl w:val="0"/>
           <w:numId w:val="2"/>
@@ -10163,7 +10196,7 @@
     </w:p>
     <w:p>
       <w:pPr>
-        <w:pStyle w:val="736"/>
+        <w:pStyle w:val="905"/>
         <w:numPr>
           <w:ilvl w:val="0"/>
           <w:numId w:val="2"/>
@@ -10186,7 +10219,7 @@
     </w:p>
     <w:p>
       <w:pPr>
-        <w:pStyle w:val="745"/>
+        <w:pStyle w:val="914"/>
         <w:pBdr/>
         <w:spacing w:after="160" w:before="200"/>
         <w:ind/>
@@ -10207,7 +10240,7 @@
     </w:p>
     <w:p>
       <w:pPr>
-        <w:pStyle w:val="736"/>
+        <w:pStyle w:val="905"/>
         <w:numPr>
           <w:ilvl w:val="0"/>
           <w:numId w:val="2"/>
@@ -10230,7 +10263,7 @@
     </w:p>
     <w:p>
       <w:pPr>
-        <w:pStyle w:val="736"/>
+        <w:pStyle w:val="905"/>
         <w:numPr>
           <w:ilvl w:val="0"/>
           <w:numId w:val="2"/>
@@ -10253,7 +10286,7 @@
     </w:p>
     <w:p>
       <w:pPr>
-        <w:pStyle w:val="736"/>
+        <w:pStyle w:val="905"/>
         <w:numPr>
           <w:ilvl w:val="0"/>
           <w:numId w:val="2"/>
@@ -10276,7 +10309,7 @@
     </w:p>
     <w:p>
       <w:pPr>
-        <w:pStyle w:val="736"/>
+        <w:pStyle w:val="905"/>
         <w:numPr>
           <w:ilvl w:val="0"/>
           <w:numId w:val="2"/>
@@ -10299,7 +10332,7 @@
     </w:p>
     <w:p>
       <w:pPr>
-        <w:pStyle w:val="736"/>
+        <w:pStyle w:val="905"/>
         <w:numPr>
           <w:ilvl w:val="0"/>
           <w:numId w:val="2"/>
@@ -10322,7 +10355,7 @@
     </w:p>
     <w:p>
       <w:pPr>
-        <w:pStyle w:val="736"/>
+        <w:pStyle w:val="905"/>
         <w:numPr>
           <w:ilvl w:val="0"/>
           <w:numId w:val="2"/>
@@ -10345,7 +10378,7 @@
     </w:p>
     <w:p>
       <w:pPr>
-        <w:pStyle w:val="736"/>
+        <w:pStyle w:val="905"/>
         <w:numPr>
           <w:ilvl w:val="0"/>
           <w:numId w:val="2"/>
@@ -10391,7 +10424,7 @@
     </w:p>
     <w:p>
       <w:pPr>
-        <w:pStyle w:val="736"/>
+        <w:pStyle w:val="905"/>
         <w:numPr>
           <w:ilvl w:val="0"/>
           <w:numId w:val="2"/>
@@ -10414,7 +10447,7 @@
     </w:p>
     <w:p>
       <w:pPr>
-        <w:pStyle w:val="736"/>
+        <w:pStyle w:val="905"/>
         <w:numPr>
           <w:ilvl w:val="0"/>
           <w:numId w:val="2"/>
@@ -10437,7 +10470,7 @@
     </w:p>
     <w:p>
       <w:pPr>
-        <w:pStyle w:val="736"/>
+        <w:pStyle w:val="905"/>
         <w:numPr>
           <w:ilvl w:val="0"/>
           <w:numId w:val="2"/>
@@ -10460,7 +10493,7 @@
     </w:p>
     <w:p>
       <w:pPr>
-        <w:pStyle w:val="736"/>
+        <w:pStyle w:val="905"/>
         <w:numPr>
           <w:ilvl w:val="0"/>
           <w:numId w:val="2"/>
@@ -10483,7 +10516,7 @@
     </w:p>
     <w:p>
       <w:pPr>
-        <w:pStyle w:val="736"/>
+        <w:pStyle w:val="905"/>
         <w:numPr>
           <w:ilvl w:val="0"/>
           <w:numId w:val="2"/>
@@ -10506,7 +10539,7 @@
     </w:p>
     <w:p>
       <w:pPr>
-        <w:pStyle w:val="745"/>
+        <w:pStyle w:val="914"/>
         <w:pBdr/>
         <w:spacing w:after="160" w:before="200"/>
         <w:ind/>
@@ -10527,7 +10560,7 @@
     </w:p>
     <w:p>
       <w:pPr>
-        <w:pStyle w:val="736"/>
+        <w:pStyle w:val="905"/>
         <w:numPr>
           <w:ilvl w:val="0"/>
           <w:numId w:val="2"/>
@@ -10550,7 +10583,7 @@
     </w:p>
     <w:p>
       <w:pPr>
-        <w:pStyle w:val="736"/>
+        <w:pStyle w:val="905"/>
         <w:numPr>
           <w:ilvl w:val="0"/>
           <w:numId w:val="2"/>
@@ -10573,7 +10606,7 @@
     </w:p>
     <w:p>
       <w:pPr>
-        <w:pStyle w:val="736"/>
+        <w:pStyle w:val="905"/>
         <w:numPr>
           <w:ilvl w:val="0"/>
           <w:numId w:val="2"/>
@@ -10596,7 +10629,7 @@
     </w:p>
     <w:p>
       <w:pPr>
-        <w:pStyle w:val="736"/>
+        <w:pStyle w:val="905"/>
         <w:numPr>
           <w:ilvl w:val="0"/>
           <w:numId w:val="2"/>
@@ -10619,7 +10652,7 @@
     </w:p>
     <w:p>
       <w:pPr>
-        <w:pStyle w:val="736"/>
+        <w:pStyle w:val="905"/>
         <w:numPr>
           <w:ilvl w:val="0"/>
           <w:numId w:val="2"/>
@@ -10642,7 +10675,7 @@
     </w:p>
     <w:p>
       <w:pPr>
-        <w:pStyle w:val="736"/>
+        <w:pStyle w:val="905"/>
         <w:numPr>
           <w:ilvl w:val="0"/>
           <w:numId w:val="2"/>
@@ -10688,7 +10721,7 @@
     </w:p>
     <w:p>
       <w:pPr>
-        <w:pStyle w:val="736"/>
+        <w:pStyle w:val="905"/>
         <w:numPr>
           <w:ilvl w:val="0"/>
           <w:numId w:val="2"/>
@@ -10711,7 +10744,7 @@
     </w:p>
     <w:p>
       <w:pPr>
-        <w:pStyle w:val="736"/>
+        <w:pStyle w:val="905"/>
         <w:numPr>
           <w:ilvl w:val="0"/>
           <w:numId w:val="2"/>
@@ -10734,7 +10767,7 @@
     </w:p>
     <w:p>
       <w:pPr>
-        <w:pStyle w:val="736"/>
+        <w:pStyle w:val="905"/>
         <w:numPr>
           <w:ilvl w:val="0"/>
           <w:numId w:val="2"/>
@@ -10757,7 +10790,7 @@
     </w:p>
     <w:p>
       <w:pPr>
-        <w:pStyle w:val="736"/>
+        <w:pStyle w:val="905"/>
         <w:numPr>
           <w:ilvl w:val="0"/>
           <w:numId w:val="2"/>
@@ -10780,7 +10813,7 @@
     </w:p>
     <w:p>
       <w:pPr>
-        <w:pStyle w:val="736"/>
+        <w:pStyle w:val="905"/>
         <w:numPr>
           <w:ilvl w:val="0"/>
           <w:numId w:val="2"/>
@@ -10803,7 +10836,7 @@
     </w:p>
     <w:p>
       <w:pPr>
-        <w:pStyle w:val="736"/>
+        <w:pStyle w:val="905"/>
         <w:numPr>
           <w:ilvl w:val="0"/>
           <w:numId w:val="2"/>
@@ -10826,7 +10859,7 @@
     </w:p>
     <w:p>
       <w:pPr>
-        <w:pStyle w:val="736"/>
+        <w:pStyle w:val="905"/>
         <w:numPr>
           <w:ilvl w:val="0"/>
           <w:numId w:val="2"/>
@@ -10849,7 +10882,7 @@
     </w:p>
     <w:p>
       <w:pPr>
-        <w:pStyle w:val="745"/>
+        <w:pStyle w:val="914"/>
         <w:pBdr/>
         <w:spacing w:after="160" w:before="200"/>
         <w:ind/>
@@ -10893,7 +10926,7 @@
     </w:p>
     <w:p>
       <w:pPr>
-        <w:pStyle w:val="736"/>
+        <w:pStyle w:val="905"/>
         <w:numPr>
           <w:ilvl w:val="0"/>
           <w:numId w:val="2"/>
@@ -10916,7 +10949,7 @@
     </w:p>
     <w:p>
       <w:pPr>
-        <w:pStyle w:val="736"/>
+        <w:pStyle w:val="905"/>
         <w:numPr>
           <w:ilvl w:val="0"/>
           <w:numId w:val="2"/>
@@ -10939,7 +10972,7 @@
     </w:p>
     <w:p>
       <w:pPr>
-        <w:pStyle w:val="736"/>
+        <w:pStyle w:val="905"/>
         <w:numPr>
           <w:ilvl w:val="0"/>
           <w:numId w:val="2"/>
@@ -10962,7 +10995,7 @@
     </w:p>
     <w:p>
       <w:pPr>
-        <w:pStyle w:val="736"/>
+        <w:pStyle w:val="905"/>
         <w:numPr>
           <w:ilvl w:val="0"/>
           <w:numId w:val="2"/>
@@ -10985,7 +11018,7 @@
     </w:p>
     <w:p>
       <w:pPr>
-        <w:pStyle w:val="736"/>
+        <w:pStyle w:val="905"/>
         <w:numPr>
           <w:ilvl w:val="0"/>
           <w:numId w:val="2"/>
@@ -11008,7 +11041,7 @@
     </w:p>
     <w:p>
       <w:pPr>
-        <w:pStyle w:val="736"/>
+        <w:pStyle w:val="905"/>
         <w:numPr>
           <w:ilvl w:val="0"/>
           <w:numId w:val="2"/>
@@ -11043,7 +11076,7 @@
     </w:p>
     <w:p>
       <w:pPr>
-        <w:pStyle w:val="744"/>
+        <w:pStyle w:val="913"/>
         <w:pBdr/>
         <w:spacing w:after="200" w:before="300"/>
         <w:ind/>
@@ -11064,7 +11097,7 @@
     </w:p>
     <w:p>
       <w:pPr>
-        <w:pStyle w:val="745"/>
+        <w:pStyle w:val="914"/>
         <w:pBdr/>
         <w:spacing w:after="160" w:before="200"/>
         <w:ind/>
@@ -11223,7 +11256,7 @@
     </w:p>
     <w:p>
       <w:pPr>
-        <w:pStyle w:val="745"/>
+        <w:pStyle w:val="914"/>
         <w:pBdr/>
         <w:spacing w:after="160" w:before="200"/>
         <w:ind/>
@@ -11244,7 +11277,7 @@
     </w:p>
     <w:p>
       <w:pPr>
-        <w:pStyle w:val="736"/>
+        <w:pStyle w:val="905"/>
         <w:numPr>
           <w:ilvl w:val="0"/>
           <w:numId w:val="2"/>
@@ -11267,7 +11300,7 @@
     </w:p>
     <w:p>
       <w:pPr>
-        <w:pStyle w:val="736"/>
+        <w:pStyle w:val="905"/>
         <w:numPr>
           <w:ilvl w:val="0"/>
           <w:numId w:val="2"/>
@@ -11290,7 +11323,7 @@
     </w:p>
     <w:p>
       <w:pPr>
-        <w:pStyle w:val="736"/>
+        <w:pStyle w:val="905"/>
         <w:numPr>
           <w:ilvl w:val="0"/>
           <w:numId w:val="2"/>
@@ -11313,7 +11346,7 @@
     </w:p>
     <w:p>
       <w:pPr>
-        <w:pStyle w:val="736"/>
+        <w:pStyle w:val="905"/>
         <w:numPr>
           <w:ilvl w:val="0"/>
           <w:numId w:val="2"/>
@@ -11336,7 +11369,7 @@
     </w:p>
     <w:p>
       <w:pPr>
-        <w:pStyle w:val="736"/>
+        <w:pStyle w:val="905"/>
         <w:numPr>
           <w:ilvl w:val="0"/>
           <w:numId w:val="2"/>
@@ -11359,7 +11392,7 @@
     </w:p>
     <w:p>
       <w:pPr>
-        <w:pStyle w:val="736"/>
+        <w:pStyle w:val="905"/>
         <w:numPr>
           <w:ilvl w:val="0"/>
           <w:numId w:val="2"/>
@@ -11382,7 +11415,7 @@
     </w:p>
     <w:p>
       <w:pPr>
-        <w:pStyle w:val="745"/>
+        <w:pStyle w:val="914"/>
         <w:pBdr/>
         <w:spacing w:after="160" w:before="200"/>
         <w:ind/>
@@ -11403,7 +11436,7 @@
     </w:p>
     <w:p>
       <w:pPr>
-        <w:pStyle w:val="736"/>
+        <w:pStyle w:val="905"/>
         <w:numPr>
           <w:ilvl w:val="0"/>
           <w:numId w:val="2"/>
@@ -11426,7 +11459,7 @@
     </w:p>
     <w:p>
       <w:pPr>
-        <w:pStyle w:val="736"/>
+        <w:pStyle w:val="905"/>
         <w:numPr>
           <w:ilvl w:val="0"/>
           <w:numId w:val="2"/>
@@ -11449,7 +11482,7 @@
     </w:p>
     <w:p>
       <w:pPr>
-        <w:pStyle w:val="736"/>
+        <w:pStyle w:val="905"/>
         <w:numPr>
           <w:ilvl w:val="0"/>
           <w:numId w:val="2"/>
@@ -11472,7 +11505,7 @@
     </w:p>
     <w:p>
       <w:pPr>
-        <w:pStyle w:val="736"/>
+        <w:pStyle w:val="905"/>
         <w:numPr>
           <w:ilvl w:val="0"/>
           <w:numId w:val="2"/>
@@ -11495,7 +11528,7 @@
     </w:p>
     <w:p>
       <w:pPr>
-        <w:pStyle w:val="736"/>
+        <w:pStyle w:val="905"/>
         <w:numPr>
           <w:ilvl w:val="0"/>
           <w:numId w:val="2"/>
@@ -11530,7 +11563,7 @@
     </w:p>
     <w:p>
       <w:pPr>
-        <w:pStyle w:val="744"/>
+        <w:pStyle w:val="913"/>
         <w:pBdr/>
         <w:spacing w:after="200" w:before="300"/>
         <w:ind/>
@@ -11574,7 +11607,7 @@
     </w:p>
     <w:p>
       <w:pPr>
-        <w:pStyle w:val="745"/>
+        <w:pStyle w:val="914"/>
         <w:pBdr/>
         <w:spacing w:after="160" w:before="200"/>
         <w:ind/>
@@ -12446,7 +12479,7 @@
     </w:p>
     <w:p>
       <w:pPr>
-        <w:pStyle w:val="745"/>
+        <w:pStyle w:val="914"/>
         <w:pBdr/>
         <w:spacing w:after="160" w:before="200"/>
         <w:ind/>
@@ -12632,7 +12665,15 @@
         </w:rPr>
         <w:t xml:space="preserve">Login: busca por email, valida con BCrypt.matches(), genera JWT con JwtUtil. Registro: valida email único, encripta contraseña, asigna rol ADMIN por defecto, genera JWT.</w:t>
       </w:r>
-      <w:r/>
+      <w:r>
+        <w:rPr>
+          <w:rFonts w:ascii="Calibri" w:hAnsi="Calibri" w:eastAsia="Calibri" w:cs="Calibri"/>
+          <w:color w:val="2c3e50"/>
+          <w:sz w:val="22"/>
+          <w:szCs w:val="22"/>
+          <w:highlight w:val="none"/>
+        </w:rPr>
+      </w:r>
     </w:p>
     <w:p>
       <w:pPr>
@@ -12641,7 +12682,6 @@
         <w:ind/>
         <w:rPr/>
       </w:pPr>
-      <w:r/>
       <w:r/>
       <w:r/>
     </w:p>
@@ -12670,19 +12710,11 @@
           <w:highlight w:val="none"/>
         </w:rPr>
       </w:r>
-      <w:r>
-        <w:rPr>
-          <w:rFonts w:ascii="Calibri" w:hAnsi="Calibri" w:eastAsia="Calibri" w:cs="Calibri"/>
-          <w:color w:val="2c3e50"/>
-          <w:sz w:val="22"/>
-          <w:szCs w:val="22"/>
-          <w:highlight w:val="none"/>
-        </w:rPr>
-      </w:r>
+      <w:r/>
     </w:p>
     <w:p>
       <w:pPr>
-        <w:pStyle w:val="745"/>
+        <w:pStyle w:val="914"/>
         <w:pBdr/>
         <w:spacing w:after="160" w:before="200"/>
         <w:ind/>
@@ -15064,7 +15096,7 @@
     </w:p>
     <w:p>
       <w:pPr>
-        <w:pStyle w:val="744"/>
+        <w:pStyle w:val="913"/>
         <w:pBdr/>
         <w:spacing w:after="200" w:before="300"/>
         <w:ind/>
@@ -15793,7 +15825,7 @@
     </w:p>
     <w:p>
       <w:pPr>
-        <w:pStyle w:val="736"/>
+        <w:pStyle w:val="905"/>
         <w:numPr>
           <w:ilvl w:val="0"/>
           <w:numId w:val="2"/>
@@ -15816,7 +15848,7 @@
     </w:p>
     <w:p>
       <w:pPr>
-        <w:pStyle w:val="736"/>
+        <w:pStyle w:val="905"/>
         <w:numPr>
           <w:ilvl w:val="0"/>
           <w:numId w:val="2"/>
@@ -15839,7 +15871,7 @@
     </w:p>
     <w:p>
       <w:pPr>
-        <w:pStyle w:val="736"/>
+        <w:pStyle w:val="905"/>
         <w:numPr>
           <w:ilvl w:val="0"/>
           <w:numId w:val="2"/>
@@ -15874,7 +15906,7 @@
     </w:p>
     <w:p>
       <w:pPr>
-        <w:pStyle w:val="744"/>
+        <w:pStyle w:val="913"/>
         <w:pBdr/>
         <w:spacing w:after="200" w:before="300"/>
         <w:ind/>
@@ -15928,7 +15960,7 @@
     </w:p>
     <w:p>
       <w:pPr>
-        <w:pStyle w:val="745"/>
+        <w:pStyle w:val="914"/>
         <w:pBdr/>
         <w:spacing w:after="160" w:before="200"/>
         <w:ind/>
@@ -17034,7 +17066,7 @@
     </w:p>
     <w:p>
       <w:pPr>
-        <w:pStyle w:val="745"/>
+        <w:pStyle w:val="914"/>
         <w:pBdr/>
         <w:spacing w:after="160" w:before="200"/>
         <w:ind/>
@@ -18140,11 +18172,51 @@
     </w:p>
     <w:p>
       <w:pPr>
-        <w:pStyle w:val="745"/>
+        <w:pStyle w:val="914"/>
         <w:pBdr/>
         <w:spacing w:after="160" w:before="200"/>
         <w:ind/>
         <w:rPr/>
+      </w:pPr>
+      <w:r>
+        <w:rPr>
+          <w:rFonts w:ascii="Calibri" w:hAnsi="Calibri" w:eastAsia="Calibri" w:cs="Calibri"/>
+          <w:b/>
+          <w:bCs/>
+          <w:color w:val="2c3e50"/>
+          <w:sz w:val="26"/>
+          <w:szCs w:val="26"/>
+          <w:highlight w:val="none"/>
+        </w:rPr>
+      </w:r>
+      <w:r>
+        <w:rPr>
+          <w:rFonts w:ascii="Calibri" w:hAnsi="Calibri" w:eastAsia="Calibri" w:cs="Calibri"/>
+          <w:b/>
+          <w:bCs/>
+          <w:color w:val="2c3e50"/>
+          <w:sz w:val="26"/>
+          <w:szCs w:val="26"/>
+          <w:highlight w:val="none"/>
+        </w:rPr>
+      </w:r>
+      <w:r/>
+    </w:p>
+    <w:p>
+      <w:pPr>
+        <w:pStyle w:val="914"/>
+        <w:pBdr/>
+        <w:spacing w:after="160" w:before="200"/>
+        <w:ind/>
+        <w:rPr>
+          <w:rFonts w:ascii="Calibri" w:hAnsi="Calibri" w:eastAsia="Calibri" w:cs="Calibri"/>
+          <w:b/>
+          <w:bCs/>
+          <w:color w:val="2c3e50"/>
+          <w:sz w:val="26"/>
+          <w:szCs w:val="26"/>
+          <w:highlight w:val="none"/>
+        </w:rPr>
       </w:pPr>
       <w:r>
         <w:rPr>
@@ -18182,7 +18254,7 @@
     </w:p>
     <w:p>
       <w:pPr>
-        <w:pStyle w:val="745"/>
+        <w:pStyle w:val="914"/>
         <w:pBdr/>
         <w:spacing w:after="160" w:before="200"/>
         <w:ind/>
@@ -18232,7 +18304,7 @@
     </w:p>
     <w:p>
       <w:pPr>
-        <w:pStyle w:val="745"/>
+        <w:pStyle w:val="914"/>
         <w:pBdr/>
         <w:spacing w:after="160" w:before="200"/>
         <w:ind/>
@@ -18282,7 +18354,7 @@
     </w:p>
     <w:p>
       <w:pPr>
-        <w:pStyle w:val="745"/>
+        <w:pStyle w:val="914"/>
         <w:pBdr/>
         <w:spacing w:after="160" w:before="200"/>
         <w:ind/>
@@ -18304,8 +18376,8 @@
           <w:color w:val="2c3e50"/>
           <w:sz w:val="26"/>
           <w:szCs w:val="26"/>
-          <w:highlight w:val="none"/>
         </w:rPr>
+        <w:t xml:space="preserve">15.3 Pruebas de Ventas</w:t>
       </w:r>
       <w:r>
         <w:rPr>
@@ -18318,46 +18390,6 @@
           <w:highlight w:val="none"/>
         </w:rPr>
       </w:r>
-      <w:r>
-        <w:rPr>
-          <w:rFonts w:ascii="Calibri" w:hAnsi="Calibri" w:eastAsia="Calibri" w:cs="Calibri"/>
-          <w:b/>
-          <w:bCs/>
-          <w:color w:val="2c3e50"/>
-          <w:sz w:val="26"/>
-          <w:szCs w:val="26"/>
-          <w:highlight w:val="none"/>
-        </w:rPr>
-      </w:r>
-    </w:p>
-    <w:p>
-      <w:pPr>
-        <w:pStyle w:val="745"/>
-        <w:pBdr/>
-        <w:spacing w:after="160" w:before="200"/>
-        <w:ind/>
-        <w:rPr>
-          <w:rFonts w:ascii="Calibri" w:hAnsi="Calibri" w:eastAsia="Calibri" w:cs="Calibri"/>
-          <w:b/>
-          <w:bCs/>
-          <w:color w:val="2c3e50"/>
-          <w:sz w:val="26"/>
-          <w:szCs w:val="26"/>
-          <w:highlight w:val="none"/>
-        </w:rPr>
-      </w:pPr>
-      <w:r>
-        <w:rPr>
-          <w:rFonts w:ascii="Calibri" w:hAnsi="Calibri" w:eastAsia="Calibri" w:cs="Calibri"/>
-          <w:b/>
-          <w:bCs/>
-          <w:color w:val="2c3e50"/>
-          <w:sz w:val="26"/>
-          <w:szCs w:val="26"/>
-        </w:rPr>
-        <w:t xml:space="preserve">15.3 Pruebas de Ventas</w:t>
-      </w:r>
-      <w:r/>
     </w:p>
     <w:tbl>
       <w:tblPr>
@@ -19446,7 +19478,7 @@
     </w:p>
     <w:p>
       <w:pPr>
-        <w:pStyle w:val="745"/>
+        <w:pStyle w:val="914"/>
         <w:pBdr/>
         <w:spacing w:after="160" w:before="200"/>
         <w:ind/>
@@ -20552,11 +20584,51 @@
     </w:p>
     <w:p>
       <w:pPr>
-        <w:pStyle w:val="745"/>
+        <w:pStyle w:val="914"/>
         <w:pBdr/>
         <w:spacing w:after="160" w:before="200"/>
         <w:ind/>
         <w:rPr/>
+      </w:pPr>
+      <w:r>
+        <w:rPr>
+          <w:rFonts w:ascii="Calibri" w:hAnsi="Calibri" w:eastAsia="Calibri" w:cs="Calibri"/>
+          <w:b/>
+          <w:bCs/>
+          <w:color w:val="2c3e50"/>
+          <w:sz w:val="26"/>
+          <w:szCs w:val="26"/>
+          <w:highlight w:val="none"/>
+        </w:rPr>
+      </w:r>
+      <w:r>
+        <w:rPr>
+          <w:rFonts w:ascii="Calibri" w:hAnsi="Calibri" w:eastAsia="Calibri" w:cs="Calibri"/>
+          <w:b/>
+          <w:bCs/>
+          <w:color w:val="2c3e50"/>
+          <w:sz w:val="26"/>
+          <w:szCs w:val="26"/>
+          <w:highlight w:val="none"/>
+        </w:rPr>
+      </w:r>
+      <w:r/>
+    </w:p>
+    <w:p>
+      <w:pPr>
+        <w:pStyle w:val="914"/>
+        <w:pBdr/>
+        <w:spacing w:after="160" w:before="200"/>
+        <w:ind/>
+        <w:rPr>
+          <w:rFonts w:ascii="Calibri" w:hAnsi="Calibri" w:eastAsia="Calibri" w:cs="Calibri"/>
+          <w:b/>
+          <w:bCs/>
+          <w:color w:val="2c3e50"/>
+          <w:sz w:val="26"/>
+          <w:szCs w:val="26"/>
+          <w:highlight w:val="none"/>
+        </w:rPr>
       </w:pPr>
       <w:r>
         <w:rPr>
@@ -20594,7 +20666,7 @@
     </w:p>
     <w:p>
       <w:pPr>
-        <w:pStyle w:val="745"/>
+        <w:pStyle w:val="914"/>
         <w:pBdr/>
         <w:spacing w:after="160" w:before="200"/>
         <w:ind/>
@@ -20644,7 +20716,7 @@
     </w:p>
     <w:p>
       <w:pPr>
-        <w:pStyle w:val="745"/>
+        <w:pStyle w:val="914"/>
         <w:pBdr/>
         <w:spacing w:after="160" w:before="200"/>
         <w:ind/>
@@ -20694,7 +20766,7 @@
     </w:p>
     <w:p>
       <w:pPr>
-        <w:pStyle w:val="745"/>
+        <w:pStyle w:val="914"/>
         <w:pBdr/>
         <w:spacing w:after="160" w:before="200"/>
         <w:ind/>
@@ -20744,7 +20816,7 @@
     </w:p>
     <w:p>
       <w:pPr>
-        <w:pStyle w:val="745"/>
+        <w:pStyle w:val="914"/>
         <w:pBdr/>
         <w:spacing w:after="160" w:before="200"/>
         <w:ind/>
@@ -20794,7 +20866,7 @@
     </w:p>
     <w:p>
       <w:pPr>
-        <w:pStyle w:val="745"/>
+        <w:pStyle w:val="914"/>
         <w:pBdr/>
         <w:spacing w:after="160" w:before="200"/>
         <w:ind/>
@@ -20844,7 +20916,7 @@
     </w:p>
     <w:p>
       <w:pPr>
-        <w:pStyle w:val="745"/>
+        <w:pStyle w:val="914"/>
         <w:pBdr/>
         <w:spacing w:after="160" w:before="200"/>
         <w:ind/>
@@ -20866,8 +20938,8 @@
           <w:color w:val="2c3e50"/>
           <w:sz w:val="26"/>
           <w:szCs w:val="26"/>
-          <w:highlight w:val="none"/>
         </w:rPr>
+        <w:t xml:space="preserve">15.5 Pruebas de Integración Cloud</w:t>
       </w:r>
       <w:r>
         <w:rPr>
@@ -20880,46 +20952,6 @@
           <w:highlight w:val="none"/>
         </w:rPr>
       </w:r>
-      <w:r>
-        <w:rPr>
-          <w:rFonts w:ascii="Calibri" w:hAnsi="Calibri" w:eastAsia="Calibri" w:cs="Calibri"/>
-          <w:b/>
-          <w:bCs/>
-          <w:color w:val="2c3e50"/>
-          <w:sz w:val="26"/>
-          <w:szCs w:val="26"/>
-          <w:highlight w:val="none"/>
-        </w:rPr>
-      </w:r>
-    </w:p>
-    <w:p>
-      <w:pPr>
-        <w:pStyle w:val="745"/>
-        <w:pBdr/>
-        <w:spacing w:after="160" w:before="200"/>
-        <w:ind/>
-        <w:rPr>
-          <w:rFonts w:ascii="Calibri" w:hAnsi="Calibri" w:eastAsia="Calibri" w:cs="Calibri"/>
-          <w:b/>
-          <w:bCs/>
-          <w:color w:val="2c3e50"/>
-          <w:sz w:val="26"/>
-          <w:szCs w:val="26"/>
-          <w:highlight w:val="none"/>
-        </w:rPr>
-      </w:pPr>
-      <w:r>
-        <w:rPr>
-          <w:rFonts w:ascii="Calibri" w:hAnsi="Calibri" w:eastAsia="Calibri" w:cs="Calibri"/>
-          <w:b/>
-          <w:bCs/>
-          <w:color w:val="2c3e50"/>
-          <w:sz w:val="26"/>
-          <w:szCs w:val="26"/>
-        </w:rPr>
-        <w:t xml:space="preserve">15.5 Pruebas de Integración Cloud</w:t>
-      </w:r>
-      <w:r/>
     </w:p>
     <w:tbl>
       <w:tblPr>
@@ -22036,7 +22068,6 @@
         <w:ind/>
         <w:rPr/>
       </w:pPr>
-      <w:r/>
       <w:r>
         <w:rPr>
           <w:rFonts w:ascii="Calibri" w:hAnsi="Calibri" w:eastAsia="Calibri" w:cs="Calibri"/>
@@ -22049,11 +22080,10 @@
         <w:t xml:space="preserve">16. Estado de Avance y KPIs del Proyecto</w:t>
       </w:r>
       <w:r/>
-      <w:r/>
     </w:p>
     <w:p>
       <w:pPr>
-        <w:pStyle w:val="745"/>
+        <w:pStyle w:val="914"/>
         <w:pBdr/>
         <w:spacing w:after="160" w:before="200"/>
         <w:ind/>
@@ -23503,7 +23533,7 @@
     </w:p>
     <w:p>
       <w:pPr>
-        <w:pStyle w:val="745"/>
+        <w:pStyle w:val="914"/>
         <w:pBdr/>
         <w:spacing w:after="160" w:before="200"/>
         <w:ind/>
@@ -23524,7 +23554,7 @@
     </w:p>
     <w:p>
       <w:pPr>
-        <w:pStyle w:val="736"/>
+        <w:pStyle w:val="905"/>
         <w:numPr>
           <w:ilvl w:val="0"/>
           <w:numId w:val="2"/>
@@ -23547,7 +23577,7 @@
     </w:p>
     <w:p>
       <w:pPr>
-        <w:pStyle w:val="736"/>
+        <w:pStyle w:val="905"/>
         <w:numPr>
           <w:ilvl w:val="0"/>
           <w:numId w:val="2"/>
@@ -23570,7 +23600,7 @@
     </w:p>
     <w:p>
       <w:pPr>
-        <w:pStyle w:val="736"/>
+        <w:pStyle w:val="905"/>
         <w:numPr>
           <w:ilvl w:val="0"/>
           <w:numId w:val="2"/>
@@ -23593,7 +23623,7 @@
     </w:p>
     <w:p>
       <w:pPr>
-        <w:pStyle w:val="736"/>
+        <w:pStyle w:val="905"/>
         <w:numPr>
           <w:ilvl w:val="0"/>
           <w:numId w:val="2"/>
@@ -23616,7 +23646,7 @@
     </w:p>
     <w:p>
       <w:pPr>
-        <w:pStyle w:val="736"/>
+        <w:pStyle w:val="905"/>
         <w:numPr>
           <w:ilvl w:val="0"/>
           <w:numId w:val="2"/>
@@ -23639,7 +23669,7 @@
     </w:p>
     <w:p>
       <w:pPr>
-        <w:pStyle w:val="736"/>
+        <w:pStyle w:val="905"/>
         <w:numPr>
           <w:ilvl w:val="0"/>
           <w:numId w:val="2"/>
@@ -23662,7 +23692,7 @@
     </w:p>
     <w:p>
       <w:pPr>
-        <w:pStyle w:val="736"/>
+        <w:pStyle w:val="905"/>
         <w:numPr>
           <w:ilvl w:val="0"/>
           <w:numId w:val="2"/>
@@ -23685,7 +23715,7 @@
     </w:p>
     <w:p>
       <w:pPr>
-        <w:pStyle w:val="736"/>
+        <w:pStyle w:val="905"/>
         <w:numPr>
           <w:ilvl w:val="0"/>
           <w:numId w:val="2"/>
@@ -23708,7 +23738,7 @@
     </w:p>
     <w:p>
       <w:pPr>
-        <w:pStyle w:val="736"/>
+        <w:pStyle w:val="905"/>
         <w:numPr>
           <w:ilvl w:val="0"/>
           <w:numId w:val="2"/>
@@ -23731,7 +23761,7 @@
     </w:p>
     <w:p>
       <w:pPr>
-        <w:pStyle w:val="736"/>
+        <w:pStyle w:val="905"/>
         <w:numPr>
           <w:ilvl w:val="0"/>
           <w:numId w:val="2"/>
@@ -23754,7 +23784,7 @@
     </w:p>
     <w:p>
       <w:pPr>
-        <w:pStyle w:val="745"/>
+        <w:pStyle w:val="914"/>
         <w:pBdr/>
         <w:spacing w:after="160" w:before="200"/>
         <w:ind/>
@@ -24281,7 +24311,7 @@
     </w:p>
     <w:p>
       <w:pPr>
-        <w:pStyle w:val="744"/>
+        <w:pStyle w:val="913"/>
         <w:pBdr/>
         <w:spacing w:after="200" w:before="300"/>
         <w:ind/>
@@ -24302,7 +24332,7 @@
     </w:p>
     <w:p>
       <w:pPr>
-        <w:pStyle w:val="745"/>
+        <w:pStyle w:val="914"/>
         <w:pBdr/>
         <w:spacing w:after="160" w:before="200"/>
         <w:ind/>
@@ -24323,7 +24353,7 @@
     </w:p>
     <w:p>
       <w:pPr>
-        <w:pStyle w:val="736"/>
+        <w:pStyle w:val="905"/>
         <w:numPr>
           <w:ilvl w:val="0"/>
           <w:numId w:val="2"/>
@@ -24346,7 +24376,7 @@
     </w:p>
     <w:p>
       <w:pPr>
-        <w:pStyle w:val="736"/>
+        <w:pStyle w:val="905"/>
         <w:numPr>
           <w:ilvl w:val="0"/>
           <w:numId w:val="2"/>
@@ -24369,7 +24399,7 @@
     </w:p>
     <w:p>
       <w:pPr>
-        <w:pStyle w:val="736"/>
+        <w:pStyle w:val="905"/>
         <w:numPr>
           <w:ilvl w:val="0"/>
           <w:numId w:val="2"/>
@@ -24392,7 +24422,7 @@
     </w:p>
     <w:p>
       <w:pPr>
-        <w:pStyle w:val="736"/>
+        <w:pStyle w:val="905"/>
         <w:numPr>
           <w:ilvl w:val="0"/>
           <w:numId w:val="2"/>
@@ -24415,7 +24445,7 @@
     </w:p>
     <w:p>
       <w:pPr>
-        <w:pStyle w:val="736"/>
+        <w:pStyle w:val="905"/>
         <w:numPr>
           <w:ilvl w:val="0"/>
           <w:numId w:val="2"/>
@@ -24438,7 +24468,7 @@
     </w:p>
     <w:p>
       <w:pPr>
-        <w:pStyle w:val="736"/>
+        <w:pStyle w:val="905"/>
         <w:numPr>
           <w:ilvl w:val="0"/>
           <w:numId w:val="2"/>
@@ -24461,7 +24491,7 @@
     </w:p>
     <w:p>
       <w:pPr>
-        <w:pStyle w:val="745"/>
+        <w:pStyle w:val="914"/>
         <w:pBdr/>
         <w:spacing w:after="160" w:before="200"/>
         <w:ind/>
@@ -24482,7 +24512,7 @@
     </w:p>
     <w:p>
       <w:pPr>
-        <w:pStyle w:val="736"/>
+        <w:pStyle w:val="905"/>
         <w:numPr>
           <w:ilvl w:val="0"/>
           <w:numId w:val="2"/>
@@ -24505,7 +24535,7 @@
     </w:p>
     <w:p>
       <w:pPr>
-        <w:pStyle w:val="736"/>
+        <w:pStyle w:val="905"/>
         <w:numPr>
           <w:ilvl w:val="0"/>
           <w:numId w:val="2"/>
@@ -24528,7 +24558,7 @@
     </w:p>
     <w:p>
       <w:pPr>
-        <w:pStyle w:val="736"/>
+        <w:pStyle w:val="905"/>
         <w:numPr>
           <w:ilvl w:val="0"/>
           <w:numId w:val="2"/>
@@ -24551,7 +24581,7 @@
     </w:p>
     <w:p>
       <w:pPr>
-        <w:pStyle w:val="736"/>
+        <w:pStyle w:val="905"/>
         <w:numPr>
           <w:ilvl w:val="0"/>
           <w:numId w:val="2"/>
@@ -24574,7 +24604,7 @@
     </w:p>
     <w:p>
       <w:pPr>
-        <w:pStyle w:val="736"/>
+        <w:pStyle w:val="905"/>
         <w:numPr>
           <w:ilvl w:val="0"/>
           <w:numId w:val="2"/>
@@ -24597,7 +24627,7 @@
     </w:p>
     <w:p>
       <w:pPr>
-        <w:pStyle w:val="736"/>
+        <w:pStyle w:val="905"/>
         <w:numPr>
           <w:ilvl w:val="0"/>
           <w:numId w:val="2"/>
@@ -24620,7 +24650,7 @@
     </w:p>
     <w:p>
       <w:pPr>
-        <w:pStyle w:val="736"/>
+        <w:pStyle w:val="905"/>
         <w:numPr>
           <w:ilvl w:val="0"/>
           <w:numId w:val="2"/>
@@ -24665,7 +24695,6 @@
         <w:ind/>
         <w:rPr/>
       </w:pPr>
-      <w:r/>
       <w:r>
         <w:separator/>
       </w:r>
@@ -24680,7 +24709,6 @@
         <w:ind/>
         <w:rPr/>
       </w:pPr>
-      <w:r/>
       <w:r>
         <w:continuationSeparator/>
       </w:r>
@@ -24707,7 +24735,7 @@
         <w:sz w:val="16"/>
         <w:szCs w:val="16"/>
       </w:rPr>
-      <w:t xml:space="preserve">Ruby Martínez Salas — Página </w:t>
+      <w:t xml:space="preserve"> Página </w:t>
     </w:r>
     <w:r>
       <w:rPr>
@@ -24736,7 +24764,6 @@
         <w:ind/>
         <w:rPr/>
       </w:pPr>
-      <w:r/>
       <w:r>
         <w:separator/>
       </w:r>
@@ -24751,7 +24778,6 @@
         <w:ind/>
         <w:rPr/>
       </w:pPr>
-      <w:r/>
       <w:r>
         <w:continuationSeparator/>
       </w:r>
@@ -24768,6 +24794,97 @@
       <w:pBdr/>
       <w:spacing/>
       <w:ind/>
+      <w:rPr/>
+    </w:pPr>
+    <w:r>
+      <mc:AlternateContent>
+        <mc:Choice Requires="wpg">
+          <w:drawing>
+            <wp:anchor xmlns:wp="http://schemas.openxmlformats.org/drawingml/2006/wordprocessingDrawing" xmlns:wp14="http://schemas.microsoft.com/office/word/2010/wordprocessingDrawing" distT="0" distB="0" distL="114300" distR="114300" simplePos="0" relativeHeight="251658240" behindDoc="0" locked="0" layoutInCell="1" allowOverlap="1">
+              <wp:simplePos x="0" y="0"/>
+              <wp:positionH relativeFrom="margin">
+                <wp:posOffset>-297180</wp:posOffset>
+              </wp:positionH>
+              <wp:positionV relativeFrom="paragraph">
+                <wp:posOffset>-251460</wp:posOffset>
+              </wp:positionV>
+              <wp:extent cx="2468880" cy="607582"/>
+              <wp:effectExtent l="0" t="0" r="0" b="0"/>
+              <wp:wrapNone/>
+              <wp:docPr id="1" name="Imagen 2"/>
+              <wp:cNvGraphicFramePr>
+                <a:graphicFrameLocks xmlns:a="http://schemas.openxmlformats.org/drawingml/2006/main" noChangeAspect="1"/>
+              </wp:cNvGraphicFramePr>
+              <a:graphic xmlns:a="http://schemas.openxmlformats.org/drawingml/2006/main">
+                <a:graphicData uri="http://schemas.openxmlformats.org/drawingml/2006/picture">
+                  <pic:pic xmlns:pic="http://schemas.openxmlformats.org/drawingml/2006/picture">
+                    <pic:nvPicPr>
+                      <pic:cNvPr id="668758253" name="Picture 2"/>
+                      <pic:cNvPicPr>
+                        <a:picLocks noChangeAspect="1"/>
+                      </pic:cNvPicPr>
+                      <pic:nvPr/>
+                    </pic:nvPicPr>
+                    <pic:blipFill rotWithShape="1">
+                      <a:blip r:embed="rId1"/>
+                      <a:stretch/>
+                    </pic:blipFill>
+                    <pic:spPr bwMode="auto">
+                      <a:xfrm rot="0" flipH="0" flipV="0">
+                        <a:off x="0" y="0"/>
+                        <a:ext cx="2468880" cy="607581"/>
+                      </a:xfrm>
+                      <a:prstGeom prst="rect">
+                        <a:avLst/>
+                      </a:prstGeom>
+                      <a:noFill/>
+                      <a:ln>
+                        <a:noFill/>
+                      </a:ln>
+                    </pic:spPr>
+                  </pic:pic>
+                </a:graphicData>
+              </a:graphic>
+            </wp:anchor>
+          </w:drawing>
+        </mc:Choice>
+        <mc:Fallback>
+          <w:pict>
+            <v:shapetype id="_x0000_t75" coordsize="21600,21600" o:spt="75" o:preferrelative="t" path="m@4@5l@4@11@9@11@9@5xe" filled="f" stroked="f">
+              <v:stroke joinstyle="miter"/>
+              <v:formulas>
+                <v:f eqn="if lineDrawn pixelLineWidth 0"/>
+                <v:f eqn="sum @0 1 0"/>
+                <v:f eqn="sum 0 0 @1"/>
+                <v:f eqn="prod @2 1 2"/>
+                <v:f eqn="prod @3 21600 pixelWidth"/>
+                <v:f eqn="prod @3 21600 pixelHeight"/>
+                <v:f eqn="sum @0 0 1"/>
+                <v:f eqn="prod @6 1 2"/>
+                <v:f eqn="prod @7 21600 pixelWidth"/>
+                <v:f eqn="sum @8 21600 0"/>
+                <v:f eqn="prod @7 21600 pixelHeight"/>
+                <v:f eqn="sum @10 21600 0"/>
+              </v:formulas>
+              <v:path o:extrusionok="f" gradientshapeok="t" o:connecttype="rect"/>
+              <o:lock v:ext="edit" aspectratio="t"/>
+            </v:shapetype>
+            <v:shape id="_x0000_i0" o:spid="_x0000_s0" type="#_x0000_t75" style="position:absolute;z-index:251658240;o:allowoverlap:true;o:allowincell:true;mso-position-horizontal-relative:margin;margin-left:-23.40pt;mso-position-horizontal:absolute;mso-position-vertical-relative:text;margin-top:-19.80pt;mso-position-vertical:absolute;width:194.40pt;height:47.84pt;mso-wrap-distance-left:9.00pt;mso-wrap-distance-top:0.00pt;mso-wrap-distance-right:9.00pt;mso-wrap-distance-bottom:0.00pt;rotation:0;z-index:1;" stroked="f">
+              <v:imagedata r:id="rId1" o:title=""/>
+              <o:lock v:ext="edit" rotation="t"/>
+            </v:shape>
+          </w:pict>
+        </mc:Fallback>
+      </mc:AlternateContent>
+    </w:r>
+    <w:r/>
+    <w:r/>
+  </w:p>
+  <w:p>
+    <w:pPr>
+      <w:pBdr/>
+      <w:spacing/>
+      <w:ind/>
       <w:jc w:val="right"/>
       <w:rPr/>
     </w:pPr>
@@ -24780,7 +24897,6 @@
         <w:sz w:val="16"/>
         <w:szCs w:val="16"/>
       </w:rPr>
-      <w:t xml:space="preserve">EP2 — Estado de Avance N°2 | Ruby Martínez Salas | TPY1101</w:t>
     </w:r>
     <w:r/>
   </w:p>
@@ -25217,7 +25333,7 @@
     <w:lsdException w:name="Bibliography" w:uiPriority="37"/>
     <w:lsdException w:name="TOC Heading" w:uiPriority="39" w:qFormat="1"/>
   </w:latentStyles>
-  <w:style w:type="table" w:styleId="11" w:default="1">
+  <w:style w:type="table" w:styleId="726" w:default="1">
     <w:name w:val="Normal Table"/>
     <w:uiPriority w:val="99"/>
     <w:semiHidden/>
@@ -25410,9 +25526,9 @@
       </w:tcPr>
     </w:tblStylePr>
   </w:style>
-  <w:style w:type="table" w:styleId="12">
+  <w:style w:type="table" w:styleId="727">
     <w:name w:val="Table Grid"/>
-    <w:basedOn w:val="11"/>
+    <w:basedOn w:val="726"/>
     <w:uiPriority w:val="59"/>
     <w:pPr>
       <w:pBdr/>
@@ -25609,9 +25725,9 @@
       </w:tcPr>
     </w:tblStylePr>
   </w:style>
-  <w:style w:type="table" w:styleId="13">
+  <w:style w:type="table" w:styleId="728">
     <w:name w:val="Table Grid Light"/>
-    <w:basedOn w:val="11"/>
+    <w:basedOn w:val="726"/>
     <w:uiPriority w:val="59"/>
     <w:pPr>
       <w:pBdr/>
@@ -25808,9 +25924,9 @@
       </w:tcPr>
     </w:tblStylePr>
   </w:style>
-  <w:style w:type="table" w:styleId="14">
+  <w:style w:type="table" w:styleId="729">
     <w:name w:val="Plain Table 1"/>
-    <w:basedOn w:val="11"/>
+    <w:basedOn w:val="726"/>
     <w:uiPriority w:val="59"/>
     <w:pPr>
       <w:pBdr/>
@@ -26033,9 +26149,9 @@
       </w:tcPr>
     </w:tblStylePr>
   </w:style>
-  <w:style w:type="table" w:styleId="15">
+  <w:style w:type="table" w:styleId="730">
     <w:name w:val="Plain Table 2"/>
-    <w:basedOn w:val="11"/>
+    <w:basedOn w:val="726"/>
     <w:uiPriority w:val="59"/>
     <w:pPr>
       <w:pBdr/>
@@ -26266,9 +26382,9 @@
       </w:tcPr>
     </w:tblStylePr>
   </w:style>
-  <w:style w:type="table" w:styleId="16">
+  <w:style w:type="table" w:styleId="731">
     <w:name w:val="Plain Table 3"/>
-    <w:basedOn w:val="11"/>
+    <w:basedOn w:val="726"/>
     <w:uiPriority w:val="99"/>
     <w:pPr>
       <w:pBdr/>
@@ -26496,9 +26612,9 @@
       </w:tcPr>
     </w:tblStylePr>
   </w:style>
-  <w:style w:type="table" w:styleId="17">
+  <w:style w:type="table" w:styleId="732">
     <w:name w:val="Plain Table 4"/>
-    <w:basedOn w:val="11"/>
+    <w:basedOn w:val="726"/>
     <w:uiPriority w:val="99"/>
     <w:pPr>
       <w:pBdr/>
@@ -26712,9 +26828,9 @@
       </w:tcPr>
     </w:tblStylePr>
   </w:style>
-  <w:style w:type="table" w:styleId="18">
+  <w:style w:type="table" w:styleId="733">
     <w:name w:val="Plain Table 5"/>
-    <w:basedOn w:val="11"/>
+    <w:basedOn w:val="726"/>
     <w:uiPriority w:val="99"/>
     <w:pPr>
       <w:pBdr/>
@@ -26945,9 +27061,9 @@
       </w:tcPr>
     </w:tblStylePr>
   </w:style>
-  <w:style w:type="table" w:styleId="19">
+  <w:style w:type="table" w:styleId="734">
     <w:name w:val="Grid Table 1 Light"/>
-    <w:basedOn w:val="11"/>
+    <w:basedOn w:val="726"/>
     <w:uiPriority w:val="99"/>
     <w:pPr>
       <w:pBdr/>
@@ -27168,9 +27284,9 @@
       </w:tcPr>
     </w:tblStylePr>
   </w:style>
-  <w:style w:type="table" w:styleId="20">
+  <w:style w:type="table" w:styleId="735">
     <w:name w:val="Grid Table 1 Light - Accent 1"/>
-    <w:basedOn w:val="11"/>
+    <w:basedOn w:val="726"/>
     <w:uiPriority w:val="99"/>
     <w:pPr>
       <w:pBdr/>
@@ -27391,9 +27507,9 @@
       </w:tcPr>
     </w:tblStylePr>
   </w:style>
-  <w:style w:type="table" w:styleId="21">
+  <w:style w:type="table" w:styleId="736">
     <w:name w:val="Grid Table 1 Light - Accent 2"/>
-    <w:basedOn w:val="11"/>
+    <w:basedOn w:val="726"/>
     <w:uiPriority w:val="99"/>
     <w:pPr>
       <w:pBdr/>
@@ -27614,9 +27730,9 @@
       </w:tcPr>
     </w:tblStylePr>
   </w:style>
-  <w:style w:type="table" w:styleId="22">
+  <w:style w:type="table" w:styleId="737">
     <w:name w:val="Grid Table 1 Light - Accent 3"/>
-    <w:basedOn w:val="11"/>
+    <w:basedOn w:val="726"/>
     <w:uiPriority w:val="99"/>
     <w:pPr>
       <w:pBdr/>
@@ -27837,9 +27953,9 @@
       </w:tcPr>
     </w:tblStylePr>
   </w:style>
-  <w:style w:type="table" w:styleId="23">
+  <w:style w:type="table" w:styleId="738">
     <w:name w:val="Grid Table 1 Light - Accent 4"/>
-    <w:basedOn w:val="11"/>
+    <w:basedOn w:val="726"/>
     <w:uiPriority w:val="99"/>
     <w:pPr>
       <w:pBdr/>
@@ -28060,9 +28176,9 @@
       </w:tcPr>
     </w:tblStylePr>
   </w:style>
-  <w:style w:type="table" w:styleId="24">
+  <w:style w:type="table" w:styleId="739">
     <w:name w:val="Grid Table 1 Light - Accent 5"/>
-    <w:basedOn w:val="11"/>
+    <w:basedOn w:val="726"/>
     <w:uiPriority w:val="99"/>
     <w:pPr>
       <w:pBdr/>
@@ -28283,9 +28399,9 @@
       </w:tcPr>
     </w:tblStylePr>
   </w:style>
-  <w:style w:type="table" w:styleId="25">
+  <w:style w:type="table" w:styleId="740">
     <w:name w:val="Grid Table 1 Light - Accent 6"/>
-    <w:basedOn w:val="11"/>
+    <w:basedOn w:val="726"/>
     <w:uiPriority w:val="99"/>
     <w:pPr>
       <w:pBdr/>
@@ -28506,9 +28622,9 @@
       </w:tcPr>
     </w:tblStylePr>
   </w:style>
-  <w:style w:type="table" w:styleId="26">
+  <w:style w:type="table" w:styleId="741">
     <w:name w:val="Grid Table 2"/>
-    <w:basedOn w:val="11"/>
+    <w:basedOn w:val="726"/>
     <w:uiPriority w:val="99"/>
     <w:pPr>
       <w:pBdr/>
@@ -28738,9 +28854,9 @@
       </w:tcPr>
     </w:tblStylePr>
   </w:style>
-  <w:style w:type="table" w:styleId="27">
+  <w:style w:type="table" w:styleId="742">
     <w:name w:val="Grid Table 2 - Accent 1"/>
-    <w:basedOn w:val="11"/>
+    <w:basedOn w:val="726"/>
     <w:uiPriority w:val="99"/>
     <w:pPr>
       <w:pBdr/>
@@ -28970,9 +29086,9 @@
       </w:tcPr>
     </w:tblStylePr>
   </w:style>
-  <w:style w:type="table" w:styleId="28">
+  <w:style w:type="table" w:styleId="743">
     <w:name w:val="Grid Table 2 - Accent 2"/>
-    <w:basedOn w:val="11"/>
+    <w:basedOn w:val="726"/>
     <w:uiPriority w:val="99"/>
     <w:pPr>
       <w:pBdr/>
@@ -29202,9 +29318,9 @@
       </w:tcPr>
     </w:tblStylePr>
   </w:style>
-  <w:style w:type="table" w:styleId="29">
+  <w:style w:type="table" w:styleId="744">
     <w:name w:val="Grid Table 2 - Accent 3"/>
-    <w:basedOn w:val="11"/>
+    <w:basedOn w:val="726"/>
     <w:uiPriority w:val="99"/>
     <w:pPr>
       <w:pBdr/>
@@ -29434,9 +29550,9 @@
       </w:tcPr>
     </w:tblStylePr>
   </w:style>
-  <w:style w:type="table" w:styleId="30">
+  <w:style w:type="table" w:styleId="745">
     <w:name w:val="Grid Table 2 - Accent 4"/>
-    <w:basedOn w:val="11"/>
+    <w:basedOn w:val="726"/>
     <w:uiPriority w:val="99"/>
     <w:pPr>
       <w:pBdr/>
@@ -29666,9 +29782,9 @@
       </w:tcPr>
     </w:tblStylePr>
   </w:style>
-  <w:style w:type="table" w:styleId="31">
+  <w:style w:type="table" w:styleId="746">
     <w:name w:val="Grid Table 2 - Accent 5"/>
-    <w:basedOn w:val="11"/>
+    <w:basedOn w:val="726"/>
     <w:uiPriority w:val="99"/>
     <w:pPr>
       <w:pBdr/>
@@ -29898,9 +30014,9 @@
       </w:tcPr>
     </w:tblStylePr>
   </w:style>
-  <w:style w:type="table" w:styleId="32">
+  <w:style w:type="table" w:styleId="747">
     <w:name w:val="Grid Table 2 - Accent 6"/>
-    <w:basedOn w:val="11"/>
+    <w:basedOn w:val="726"/>
     <w:uiPriority w:val="99"/>
     <w:pPr>
       <w:pBdr/>
@@ -30130,9 +30246,9 @@
       </w:tcPr>
     </w:tblStylePr>
   </w:style>
-  <w:style w:type="table" w:styleId="33">
+  <w:style w:type="table" w:styleId="748">
     <w:name w:val="Grid Table 3"/>
-    <w:basedOn w:val="11"/>
+    <w:basedOn w:val="726"/>
     <w:uiPriority w:val="99"/>
     <w:pPr>
       <w:pBdr/>
@@ -30231,29 +30347,6 @@
         <w:tblBorders/>
       </w:tblPr>
       <w:tcPr>
-        <w:shd w:color="ffffff"/>
-        <w:tcBorders>
-          <w:top w:val="none" w:color="000000" w:sz="4" w:space="0"/>
-          <w:left w:val="none" w:color="000000" w:sz="4" w:space="0"/>
-          <w:bottom w:val="none" w:color="000000" w:sz="4" w:space="0"/>
-          <w:right w:val="none" w:color="000000" w:sz="4" w:space="0"/>
-        </w:tcBorders>
-      </w:tcPr>
-    </w:tblStylePr>
-    <w:tblStylePr w:type="firstRow">
-      <w:rPr>
-        <w:b/>
-        <w:color w:val="404040"/>
-      </w:rPr>
-      <w:pPr>
-        <w:pBdr/>
-        <w:spacing/>
-        <w:ind/>
-      </w:pPr>
-      <w:tblPr>
-        <w:tblBorders/>
-      </w:tblPr>
-      <w:tcPr>
         <w:shd w:val="clear" w:color="ffffff"/>
         <w:tcBorders>
           <w:top w:val="none" w:color="000000" w:sz="4" w:space="0"/>
@@ -30263,30 +30356,7 @@
         </w:tcBorders>
       </w:tcPr>
     </w:tblStylePr>
-    <w:tblStylePr w:type="lastCol">
-      <w:rPr>
-        <w:i/>
-        <w:color w:val="404040"/>
-      </w:rPr>
-      <w:pPr>
-        <w:pBdr/>
-        <w:spacing/>
-        <w:ind/>
-      </w:pPr>
-      <w:tblPr>
-        <w:tblBorders/>
-      </w:tblPr>
-      <w:tcPr>
-        <w:shd w:color="ffffff"/>
-        <w:tcBorders>
-          <w:top w:val="none" w:color="000000" w:sz="4" w:space="0"/>
-          <w:left w:val="none" w:color="000000" w:sz="4" w:space="0"/>
-          <w:bottom w:val="none" w:color="000000" w:sz="4" w:space="0"/>
-          <w:right w:val="none" w:color="000000" w:sz="4" w:space="0"/>
-        </w:tcBorders>
-      </w:tcPr>
-    </w:tblStylePr>
-    <w:tblStylePr w:type="lastRow">
+    <w:tblStylePr w:type="firstRow">
       <w:rPr>
         <w:b/>
         <w:color w:val="404040"/>
@@ -30309,6 +30379,52 @@
         </w:tcBorders>
       </w:tcPr>
     </w:tblStylePr>
+    <w:tblStylePr w:type="lastCol">
+      <w:rPr>
+        <w:i/>
+        <w:color w:val="404040"/>
+      </w:rPr>
+      <w:pPr>
+        <w:pBdr/>
+        <w:spacing/>
+        <w:ind/>
+      </w:pPr>
+      <w:tblPr>
+        <w:tblBorders/>
+      </w:tblPr>
+      <w:tcPr>
+        <w:shd w:val="clear" w:color="ffffff"/>
+        <w:tcBorders>
+          <w:top w:val="none" w:color="000000" w:sz="4" w:space="0"/>
+          <w:left w:val="none" w:color="000000" w:sz="4" w:space="0"/>
+          <w:bottom w:val="none" w:color="000000" w:sz="4" w:space="0"/>
+          <w:right w:val="none" w:color="000000" w:sz="4" w:space="0"/>
+        </w:tcBorders>
+      </w:tcPr>
+    </w:tblStylePr>
+    <w:tblStylePr w:type="lastRow">
+      <w:rPr>
+        <w:b/>
+        <w:color w:val="404040"/>
+      </w:rPr>
+      <w:pPr>
+        <w:pBdr/>
+        <w:spacing/>
+        <w:ind/>
+      </w:pPr>
+      <w:tblPr>
+        <w:tblBorders/>
+      </w:tblPr>
+      <w:tcPr>
+        <w:shd w:val="clear" w:color="ffffff"/>
+        <w:tcBorders>
+          <w:top w:val="none" w:color="000000" w:sz="4" w:space="0"/>
+          <w:left w:val="none" w:color="000000" w:sz="4" w:space="0"/>
+          <w:bottom w:val="none" w:color="000000" w:sz="4" w:space="0"/>
+          <w:right w:val="none" w:color="000000" w:sz="4" w:space="0"/>
+        </w:tcBorders>
+      </w:tcPr>
+    </w:tblStylePr>
     <w:tblStylePr w:type="nwCell">
       <w:pPr>
         <w:pBdr/>
@@ -30375,9 +30491,9 @@
       </w:tcPr>
     </w:tblStylePr>
   </w:style>
-  <w:style w:type="table" w:styleId="34">
+  <w:style w:type="table" w:styleId="749">
     <w:name w:val="Grid Table 3 - Accent 1"/>
-    <w:basedOn w:val="11"/>
+    <w:basedOn w:val="726"/>
     <w:uiPriority w:val="99"/>
     <w:pPr>
       <w:pBdr/>
@@ -30476,29 +30592,6 @@
         <w:tblBorders/>
       </w:tblPr>
       <w:tcPr>
-        <w:shd w:color="ffffff"/>
-        <w:tcBorders>
-          <w:top w:val="none" w:color="000000" w:sz="4" w:space="0"/>
-          <w:left w:val="none" w:color="000000" w:sz="4" w:space="0"/>
-          <w:bottom w:val="none" w:color="000000" w:sz="4" w:space="0"/>
-          <w:right w:val="none" w:color="000000" w:sz="4" w:space="0"/>
-        </w:tcBorders>
-      </w:tcPr>
-    </w:tblStylePr>
-    <w:tblStylePr w:type="firstRow">
-      <w:rPr>
-        <w:b/>
-        <w:color w:val="404040"/>
-      </w:rPr>
-      <w:pPr>
-        <w:pBdr/>
-        <w:spacing/>
-        <w:ind/>
-      </w:pPr>
-      <w:tblPr>
-        <w:tblBorders/>
-      </w:tblPr>
-      <w:tcPr>
         <w:shd w:val="clear" w:color="ffffff"/>
         <w:tcBorders>
           <w:top w:val="none" w:color="000000" w:sz="4" w:space="0"/>
@@ -30508,30 +30601,7 @@
         </w:tcBorders>
       </w:tcPr>
     </w:tblStylePr>
-    <w:tblStylePr w:type="lastCol">
-      <w:rPr>
-        <w:i/>
-        <w:color w:val="404040"/>
-      </w:rPr>
-      <w:pPr>
-        <w:pBdr/>
-        <w:spacing/>
-        <w:ind/>
-      </w:pPr>
-      <w:tblPr>
-        <w:tblBorders/>
-      </w:tblPr>
-      <w:tcPr>
-        <w:shd w:color="ffffff"/>
-        <w:tcBorders>
-          <w:top w:val="none" w:color="000000" w:sz="4" w:space="0"/>
-          <w:left w:val="none" w:color="000000" w:sz="4" w:space="0"/>
-          <w:bottom w:val="none" w:color="000000" w:sz="4" w:space="0"/>
-          <w:right w:val="none" w:color="000000" w:sz="4" w:space="0"/>
-        </w:tcBorders>
-      </w:tcPr>
-    </w:tblStylePr>
-    <w:tblStylePr w:type="lastRow">
+    <w:tblStylePr w:type="firstRow">
       <w:rPr>
         <w:b/>
         <w:color w:val="404040"/>
@@ -30554,6 +30624,52 @@
         </w:tcBorders>
       </w:tcPr>
     </w:tblStylePr>
+    <w:tblStylePr w:type="lastCol">
+      <w:rPr>
+        <w:i/>
+        <w:color w:val="404040"/>
+      </w:rPr>
+      <w:pPr>
+        <w:pBdr/>
+        <w:spacing/>
+        <w:ind/>
+      </w:pPr>
+      <w:tblPr>
+        <w:tblBorders/>
+      </w:tblPr>
+      <w:tcPr>
+        <w:shd w:val="clear" w:color="ffffff"/>
+        <w:tcBorders>
+          <w:top w:val="none" w:color="000000" w:sz="4" w:space="0"/>
+          <w:left w:val="none" w:color="000000" w:sz="4" w:space="0"/>
+          <w:bottom w:val="none" w:color="000000" w:sz="4" w:space="0"/>
+          <w:right w:val="none" w:color="000000" w:sz="4" w:space="0"/>
+        </w:tcBorders>
+      </w:tcPr>
+    </w:tblStylePr>
+    <w:tblStylePr w:type="lastRow">
+      <w:rPr>
+        <w:b/>
+        <w:color w:val="404040"/>
+      </w:rPr>
+      <w:pPr>
+        <w:pBdr/>
+        <w:spacing/>
+        <w:ind/>
+      </w:pPr>
+      <w:tblPr>
+        <w:tblBorders/>
+      </w:tblPr>
+      <w:tcPr>
+        <w:shd w:val="clear" w:color="ffffff"/>
+        <w:tcBorders>
+          <w:top w:val="none" w:color="000000" w:sz="4" w:space="0"/>
+          <w:left w:val="none" w:color="000000" w:sz="4" w:space="0"/>
+          <w:bottom w:val="none" w:color="000000" w:sz="4" w:space="0"/>
+          <w:right w:val="none" w:color="000000" w:sz="4" w:space="0"/>
+        </w:tcBorders>
+      </w:tcPr>
+    </w:tblStylePr>
     <w:tblStylePr w:type="nwCell">
       <w:pPr>
         <w:pBdr/>
@@ -30620,9 +30736,9 @@
       </w:tcPr>
     </w:tblStylePr>
   </w:style>
-  <w:style w:type="table" w:styleId="35">
+  <w:style w:type="table" w:styleId="750">
     <w:name w:val="Grid Table 3 - Accent 2"/>
-    <w:basedOn w:val="11"/>
+    <w:basedOn w:val="726"/>
     <w:uiPriority w:val="99"/>
     <w:pPr>
       <w:pBdr/>
@@ -30721,29 +30837,6 @@
         <w:tblBorders/>
       </w:tblPr>
       <w:tcPr>
-        <w:shd w:color="ffffff"/>
-        <w:tcBorders>
-          <w:top w:val="none" w:color="000000" w:sz="4" w:space="0"/>
-          <w:left w:val="none" w:color="000000" w:sz="4" w:space="0"/>
-          <w:bottom w:val="none" w:color="000000" w:sz="4" w:space="0"/>
-          <w:right w:val="none" w:color="000000" w:sz="4" w:space="0"/>
-        </w:tcBorders>
-      </w:tcPr>
-    </w:tblStylePr>
-    <w:tblStylePr w:type="firstRow">
-      <w:rPr>
-        <w:b/>
-        <w:color w:val="404040"/>
-      </w:rPr>
-      <w:pPr>
-        <w:pBdr/>
-        <w:spacing/>
-        <w:ind/>
-      </w:pPr>
-      <w:tblPr>
-        <w:tblBorders/>
-      </w:tblPr>
-      <w:tcPr>
         <w:shd w:val="clear" w:color="ffffff"/>
         <w:tcBorders>
           <w:top w:val="none" w:color="000000" w:sz="4" w:space="0"/>
@@ -30753,30 +30846,7 @@
         </w:tcBorders>
       </w:tcPr>
     </w:tblStylePr>
-    <w:tblStylePr w:type="lastCol">
-      <w:rPr>
-        <w:i/>
-        <w:color w:val="404040"/>
-      </w:rPr>
-      <w:pPr>
-        <w:pBdr/>
-        <w:spacing/>
-        <w:ind/>
-      </w:pPr>
-      <w:tblPr>
-        <w:tblBorders/>
-      </w:tblPr>
-      <w:tcPr>
-        <w:shd w:color="ffffff"/>
-        <w:tcBorders>
-          <w:top w:val="none" w:color="000000" w:sz="4" w:space="0"/>
-          <w:left w:val="none" w:color="000000" w:sz="4" w:space="0"/>
-          <w:bottom w:val="none" w:color="000000" w:sz="4" w:space="0"/>
-          <w:right w:val="none" w:color="000000" w:sz="4" w:space="0"/>
-        </w:tcBorders>
-      </w:tcPr>
-    </w:tblStylePr>
-    <w:tblStylePr w:type="lastRow">
+    <w:tblStylePr w:type="firstRow">
       <w:rPr>
         <w:b/>
         <w:color w:val="404040"/>
@@ -30799,6 +30869,52 @@
         </w:tcBorders>
       </w:tcPr>
     </w:tblStylePr>
+    <w:tblStylePr w:type="lastCol">
+      <w:rPr>
+        <w:i/>
+        <w:color w:val="404040"/>
+      </w:rPr>
+      <w:pPr>
+        <w:pBdr/>
+        <w:spacing/>
+        <w:ind/>
+      </w:pPr>
+      <w:tblPr>
+        <w:tblBorders/>
+      </w:tblPr>
+      <w:tcPr>
+        <w:shd w:val="clear" w:color="ffffff"/>
+        <w:tcBorders>
+          <w:top w:val="none" w:color="000000" w:sz="4" w:space="0"/>
+          <w:left w:val="none" w:color="000000" w:sz="4" w:space="0"/>
+          <w:bottom w:val="none" w:color="000000" w:sz="4" w:space="0"/>
+          <w:right w:val="none" w:color="000000" w:sz="4" w:space="0"/>
+        </w:tcBorders>
+      </w:tcPr>
+    </w:tblStylePr>
+    <w:tblStylePr w:type="lastRow">
+      <w:rPr>
+        <w:b/>
+        <w:color w:val="404040"/>
+      </w:rPr>
+      <w:pPr>
+        <w:pBdr/>
+        <w:spacing/>
+        <w:ind/>
+      </w:pPr>
+      <w:tblPr>
+        <w:tblBorders/>
+      </w:tblPr>
+      <w:tcPr>
+        <w:shd w:val="clear" w:color="ffffff"/>
+        <w:tcBorders>
+          <w:top w:val="none" w:color="000000" w:sz="4" w:space="0"/>
+          <w:left w:val="none" w:color="000000" w:sz="4" w:space="0"/>
+          <w:bottom w:val="none" w:color="000000" w:sz="4" w:space="0"/>
+          <w:right w:val="none" w:color="000000" w:sz="4" w:space="0"/>
+        </w:tcBorders>
+      </w:tcPr>
+    </w:tblStylePr>
     <w:tblStylePr w:type="nwCell">
       <w:pPr>
         <w:pBdr/>
@@ -30865,9 +30981,9 @@
       </w:tcPr>
     </w:tblStylePr>
   </w:style>
-  <w:style w:type="table" w:styleId="36">
+  <w:style w:type="table" w:styleId="751">
     <w:name w:val="Grid Table 3 - Accent 3"/>
-    <w:basedOn w:val="11"/>
+    <w:basedOn w:val="726"/>
     <w:uiPriority w:val="99"/>
     <w:pPr>
       <w:pBdr/>
@@ -30966,29 +31082,6 @@
         <w:tblBorders/>
       </w:tblPr>
       <w:tcPr>
-        <w:shd w:color="ffffff"/>
-        <w:tcBorders>
-          <w:top w:val="none" w:color="000000" w:sz="4" w:space="0"/>
-          <w:left w:val="none" w:color="000000" w:sz="4" w:space="0"/>
-          <w:bottom w:val="none" w:color="000000" w:sz="4" w:space="0"/>
-          <w:right w:val="none" w:color="000000" w:sz="4" w:space="0"/>
-        </w:tcBorders>
-      </w:tcPr>
-    </w:tblStylePr>
-    <w:tblStylePr w:type="firstRow">
-      <w:rPr>
-        <w:b/>
-        <w:color w:val="404040"/>
-      </w:rPr>
-      <w:pPr>
-        <w:pBdr/>
-        <w:spacing/>
-        <w:ind/>
-      </w:pPr>
-      <w:tblPr>
-        <w:tblBorders/>
-      </w:tblPr>
-      <w:tcPr>
         <w:shd w:val="clear" w:color="ffffff"/>
         <w:tcBorders>
           <w:top w:val="none" w:color="000000" w:sz="4" w:space="0"/>
@@ -30998,30 +31091,7 @@
         </w:tcBorders>
       </w:tcPr>
     </w:tblStylePr>
-    <w:tblStylePr w:type="lastCol">
-      <w:rPr>
-        <w:i/>
-        <w:color w:val="404040"/>
-      </w:rPr>
-      <w:pPr>
-        <w:pBdr/>
-        <w:spacing/>
-        <w:ind/>
-      </w:pPr>
-      <w:tblPr>
-        <w:tblBorders/>
-      </w:tblPr>
-      <w:tcPr>
-        <w:shd w:color="ffffff"/>
-        <w:tcBorders>
-          <w:top w:val="none" w:color="000000" w:sz="4" w:space="0"/>
-          <w:left w:val="none" w:color="000000" w:sz="4" w:space="0"/>
-          <w:bottom w:val="none" w:color="000000" w:sz="4" w:space="0"/>
-          <w:right w:val="none" w:color="000000" w:sz="4" w:space="0"/>
-        </w:tcBorders>
-      </w:tcPr>
-    </w:tblStylePr>
-    <w:tblStylePr w:type="lastRow">
+    <w:tblStylePr w:type="firstRow">
       <w:rPr>
         <w:b/>
         <w:color w:val="404040"/>
@@ -31044,6 +31114,52 @@
         </w:tcBorders>
       </w:tcPr>
     </w:tblStylePr>
+    <w:tblStylePr w:type="lastCol">
+      <w:rPr>
+        <w:i/>
+        <w:color w:val="404040"/>
+      </w:rPr>
+      <w:pPr>
+        <w:pBdr/>
+        <w:spacing/>
+        <w:ind/>
+      </w:pPr>
+      <w:tblPr>
+        <w:tblBorders/>
+      </w:tblPr>
+      <w:tcPr>
+        <w:shd w:val="clear" w:color="ffffff"/>
+        <w:tcBorders>
+          <w:top w:val="none" w:color="000000" w:sz="4" w:space="0"/>
+          <w:left w:val="none" w:color="000000" w:sz="4" w:space="0"/>
+          <w:bottom w:val="none" w:color="000000" w:sz="4" w:space="0"/>
+          <w:right w:val="none" w:color="000000" w:sz="4" w:space="0"/>
+        </w:tcBorders>
+      </w:tcPr>
+    </w:tblStylePr>
+    <w:tblStylePr w:type="lastRow">
+      <w:rPr>
+        <w:b/>
+        <w:color w:val="404040"/>
+      </w:rPr>
+      <w:pPr>
+        <w:pBdr/>
+        <w:spacing/>
+        <w:ind/>
+      </w:pPr>
+      <w:tblPr>
+        <w:tblBorders/>
+      </w:tblPr>
+      <w:tcPr>
+        <w:shd w:val="clear" w:color="ffffff"/>
+        <w:tcBorders>
+          <w:top w:val="none" w:color="000000" w:sz="4" w:space="0"/>
+          <w:left w:val="none" w:color="000000" w:sz="4" w:space="0"/>
+          <w:bottom w:val="none" w:color="000000" w:sz="4" w:space="0"/>
+          <w:right w:val="none" w:color="000000" w:sz="4" w:space="0"/>
+        </w:tcBorders>
+      </w:tcPr>
+    </w:tblStylePr>
     <w:tblStylePr w:type="nwCell">
       <w:pPr>
         <w:pBdr/>
@@ -31110,9 +31226,9 @@
       </w:tcPr>
     </w:tblStylePr>
   </w:style>
-  <w:style w:type="table" w:styleId="37">
+  <w:style w:type="table" w:styleId="752">
     <w:name w:val="Grid Table 3 - Accent 4"/>
-    <w:basedOn w:val="11"/>
+    <w:basedOn w:val="726"/>
     <w:uiPriority w:val="99"/>
     <w:pPr>
       <w:pBdr/>
@@ -31211,29 +31327,6 @@
         <w:tblBorders/>
       </w:tblPr>
       <w:tcPr>
-        <w:shd w:color="ffffff"/>
-        <w:tcBorders>
-          <w:top w:val="none" w:color="000000" w:sz="4" w:space="0"/>
-          <w:left w:val="none" w:color="000000" w:sz="4" w:space="0"/>
-          <w:bottom w:val="none" w:color="000000" w:sz="4" w:space="0"/>
-          <w:right w:val="none" w:color="000000" w:sz="4" w:space="0"/>
-        </w:tcBorders>
-      </w:tcPr>
-    </w:tblStylePr>
-    <w:tblStylePr w:type="firstRow">
-      <w:rPr>
-        <w:b/>
-        <w:color w:val="404040"/>
-      </w:rPr>
-      <w:pPr>
-        <w:pBdr/>
-        <w:spacing/>
-        <w:ind/>
-      </w:pPr>
-      <w:tblPr>
-        <w:tblBorders/>
-      </w:tblPr>
-      <w:tcPr>
         <w:shd w:val="clear" w:color="ffffff"/>
         <w:tcBorders>
           <w:top w:val="none" w:color="000000" w:sz="4" w:space="0"/>
@@ -31243,30 +31336,7 @@
         </w:tcBorders>
       </w:tcPr>
     </w:tblStylePr>
-    <w:tblStylePr w:type="lastCol">
-      <w:rPr>
-        <w:i/>
-        <w:color w:val="404040"/>
-      </w:rPr>
-      <w:pPr>
-        <w:pBdr/>
-        <w:spacing/>
-        <w:ind/>
-      </w:pPr>
-      <w:tblPr>
-        <w:tblBorders/>
-      </w:tblPr>
-      <w:tcPr>
-        <w:shd w:color="ffffff"/>
-        <w:tcBorders>
-          <w:top w:val="none" w:color="000000" w:sz="4" w:space="0"/>
-          <w:left w:val="none" w:color="000000" w:sz="4" w:space="0"/>
-          <w:bottom w:val="none" w:color="000000" w:sz="4" w:space="0"/>
-          <w:right w:val="none" w:color="000000" w:sz="4" w:space="0"/>
-        </w:tcBorders>
-      </w:tcPr>
-    </w:tblStylePr>
-    <w:tblStylePr w:type="lastRow">
+    <w:tblStylePr w:type="firstRow">
       <w:rPr>
         <w:b/>
         <w:color w:val="404040"/>
@@ -31289,6 +31359,52 @@
         </w:tcBorders>
       </w:tcPr>
     </w:tblStylePr>
+    <w:tblStylePr w:type="lastCol">
+      <w:rPr>
+        <w:i/>
+        <w:color w:val="404040"/>
+      </w:rPr>
+      <w:pPr>
+        <w:pBdr/>
+        <w:spacing/>
+        <w:ind/>
+      </w:pPr>
+      <w:tblPr>
+        <w:tblBorders/>
+      </w:tblPr>
+      <w:tcPr>
+        <w:shd w:val="clear" w:color="ffffff"/>
+        <w:tcBorders>
+          <w:top w:val="none" w:color="000000" w:sz="4" w:space="0"/>
+          <w:left w:val="none" w:color="000000" w:sz="4" w:space="0"/>
+          <w:bottom w:val="none" w:color="000000" w:sz="4" w:space="0"/>
+          <w:right w:val="none" w:color="000000" w:sz="4" w:space="0"/>
+        </w:tcBorders>
+      </w:tcPr>
+    </w:tblStylePr>
+    <w:tblStylePr w:type="lastRow">
+      <w:rPr>
+        <w:b/>
+        <w:color w:val="404040"/>
+      </w:rPr>
+      <w:pPr>
+        <w:pBdr/>
+        <w:spacing/>
+        <w:ind/>
+      </w:pPr>
+      <w:tblPr>
+        <w:tblBorders/>
+      </w:tblPr>
+      <w:tcPr>
+        <w:shd w:val="clear" w:color="ffffff"/>
+        <w:tcBorders>
+          <w:top w:val="none" w:color="000000" w:sz="4" w:space="0"/>
+          <w:left w:val="none" w:color="000000" w:sz="4" w:space="0"/>
+          <w:bottom w:val="none" w:color="000000" w:sz="4" w:space="0"/>
+          <w:right w:val="none" w:color="000000" w:sz="4" w:space="0"/>
+        </w:tcBorders>
+      </w:tcPr>
+    </w:tblStylePr>
     <w:tblStylePr w:type="nwCell">
       <w:pPr>
         <w:pBdr/>
@@ -31355,9 +31471,9 @@
       </w:tcPr>
     </w:tblStylePr>
   </w:style>
-  <w:style w:type="table" w:styleId="38">
+  <w:style w:type="table" w:styleId="753">
     <w:name w:val="Grid Table 3 - Accent 5"/>
-    <w:basedOn w:val="11"/>
+    <w:basedOn w:val="726"/>
     <w:uiPriority w:val="99"/>
     <w:pPr>
       <w:pBdr/>
@@ -31456,29 +31572,6 @@
         <w:tblBorders/>
       </w:tblPr>
       <w:tcPr>
-        <w:shd w:color="ffffff"/>
-        <w:tcBorders>
-          <w:top w:val="none" w:color="000000" w:sz="4" w:space="0"/>
-          <w:left w:val="none" w:color="000000" w:sz="4" w:space="0"/>
-          <w:bottom w:val="none" w:color="000000" w:sz="4" w:space="0"/>
-          <w:right w:val="none" w:color="000000" w:sz="4" w:space="0"/>
-        </w:tcBorders>
-      </w:tcPr>
-    </w:tblStylePr>
-    <w:tblStylePr w:type="firstRow">
-      <w:rPr>
-        <w:b/>
-        <w:color w:val="404040"/>
-      </w:rPr>
-      <w:pPr>
-        <w:pBdr/>
-        <w:spacing/>
-        <w:ind/>
-      </w:pPr>
-      <w:tblPr>
-        <w:tblBorders/>
-      </w:tblPr>
-      <w:tcPr>
         <w:shd w:val="clear" w:color="ffffff"/>
         <w:tcBorders>
           <w:top w:val="none" w:color="000000" w:sz="4" w:space="0"/>
@@ -31488,30 +31581,7 @@
         </w:tcBorders>
       </w:tcPr>
     </w:tblStylePr>
-    <w:tblStylePr w:type="lastCol">
-      <w:rPr>
-        <w:i/>
-        <w:color w:val="404040"/>
-      </w:rPr>
-      <w:pPr>
-        <w:pBdr/>
-        <w:spacing/>
-        <w:ind/>
-      </w:pPr>
-      <w:tblPr>
-        <w:tblBorders/>
-      </w:tblPr>
-      <w:tcPr>
-        <w:shd w:color="ffffff"/>
-        <w:tcBorders>
-          <w:top w:val="none" w:color="000000" w:sz="4" w:space="0"/>
-          <w:left w:val="none" w:color="000000" w:sz="4" w:space="0"/>
-          <w:bottom w:val="none" w:color="000000" w:sz="4" w:space="0"/>
-          <w:right w:val="none" w:color="000000" w:sz="4" w:space="0"/>
-        </w:tcBorders>
-      </w:tcPr>
-    </w:tblStylePr>
-    <w:tblStylePr w:type="lastRow">
+    <w:tblStylePr w:type="firstRow">
       <w:rPr>
         <w:b/>
         <w:color w:val="404040"/>
@@ -31534,6 +31604,52 @@
         </w:tcBorders>
       </w:tcPr>
     </w:tblStylePr>
+    <w:tblStylePr w:type="lastCol">
+      <w:rPr>
+        <w:i/>
+        <w:color w:val="404040"/>
+      </w:rPr>
+      <w:pPr>
+        <w:pBdr/>
+        <w:spacing/>
+        <w:ind/>
+      </w:pPr>
+      <w:tblPr>
+        <w:tblBorders/>
+      </w:tblPr>
+      <w:tcPr>
+        <w:shd w:val="clear" w:color="ffffff"/>
+        <w:tcBorders>
+          <w:top w:val="none" w:color="000000" w:sz="4" w:space="0"/>
+          <w:left w:val="none" w:color="000000" w:sz="4" w:space="0"/>
+          <w:bottom w:val="none" w:color="000000" w:sz="4" w:space="0"/>
+          <w:right w:val="none" w:color="000000" w:sz="4" w:space="0"/>
+        </w:tcBorders>
+      </w:tcPr>
+    </w:tblStylePr>
+    <w:tblStylePr w:type="lastRow">
+      <w:rPr>
+        <w:b/>
+        <w:color w:val="404040"/>
+      </w:rPr>
+      <w:pPr>
+        <w:pBdr/>
+        <w:spacing/>
+        <w:ind/>
+      </w:pPr>
+      <w:tblPr>
+        <w:tblBorders/>
+      </w:tblPr>
+      <w:tcPr>
+        <w:shd w:val="clear" w:color="ffffff"/>
+        <w:tcBorders>
+          <w:top w:val="none" w:color="000000" w:sz="4" w:space="0"/>
+          <w:left w:val="none" w:color="000000" w:sz="4" w:space="0"/>
+          <w:bottom w:val="none" w:color="000000" w:sz="4" w:space="0"/>
+          <w:right w:val="none" w:color="000000" w:sz="4" w:space="0"/>
+        </w:tcBorders>
+      </w:tcPr>
+    </w:tblStylePr>
     <w:tblStylePr w:type="nwCell">
       <w:pPr>
         <w:pBdr/>
@@ -31600,9 +31716,9 @@
       </w:tcPr>
     </w:tblStylePr>
   </w:style>
-  <w:style w:type="table" w:styleId="39">
+  <w:style w:type="table" w:styleId="754">
     <w:name w:val="Grid Table 3 - Accent 6"/>
-    <w:basedOn w:val="11"/>
+    <w:basedOn w:val="726"/>
     <w:uiPriority w:val="99"/>
     <w:pPr>
       <w:pBdr/>
@@ -31701,29 +31817,6 @@
         <w:tblBorders/>
       </w:tblPr>
       <w:tcPr>
-        <w:shd w:color="ffffff"/>
-        <w:tcBorders>
-          <w:top w:val="none" w:color="000000" w:sz="4" w:space="0"/>
-          <w:left w:val="none" w:color="000000" w:sz="4" w:space="0"/>
-          <w:bottom w:val="none" w:color="000000" w:sz="4" w:space="0"/>
-          <w:right w:val="none" w:color="000000" w:sz="4" w:space="0"/>
-        </w:tcBorders>
-      </w:tcPr>
-    </w:tblStylePr>
-    <w:tblStylePr w:type="firstRow">
-      <w:rPr>
-        <w:b/>
-        <w:color w:val="404040"/>
-      </w:rPr>
-      <w:pPr>
-        <w:pBdr/>
-        <w:spacing/>
-        <w:ind/>
-      </w:pPr>
-      <w:tblPr>
-        <w:tblBorders/>
-      </w:tblPr>
-      <w:tcPr>
         <w:shd w:val="clear" w:color="ffffff"/>
         <w:tcBorders>
           <w:top w:val="none" w:color="000000" w:sz="4" w:space="0"/>
@@ -31733,30 +31826,7 @@
         </w:tcBorders>
       </w:tcPr>
     </w:tblStylePr>
-    <w:tblStylePr w:type="lastCol">
-      <w:rPr>
-        <w:i/>
-        <w:color w:val="404040"/>
-      </w:rPr>
-      <w:pPr>
-        <w:pBdr/>
-        <w:spacing/>
-        <w:ind/>
-      </w:pPr>
-      <w:tblPr>
-        <w:tblBorders/>
-      </w:tblPr>
-      <w:tcPr>
-        <w:shd w:color="ffffff"/>
-        <w:tcBorders>
-          <w:top w:val="none" w:color="000000" w:sz="4" w:space="0"/>
-          <w:left w:val="none" w:color="000000" w:sz="4" w:space="0"/>
-          <w:bottom w:val="none" w:color="000000" w:sz="4" w:space="0"/>
-          <w:right w:val="none" w:color="000000" w:sz="4" w:space="0"/>
-        </w:tcBorders>
-      </w:tcPr>
-    </w:tblStylePr>
-    <w:tblStylePr w:type="lastRow">
+    <w:tblStylePr w:type="firstRow">
       <w:rPr>
         <w:b/>
         <w:color w:val="404040"/>
@@ -31779,6 +31849,52 @@
         </w:tcBorders>
       </w:tcPr>
     </w:tblStylePr>
+    <w:tblStylePr w:type="lastCol">
+      <w:rPr>
+        <w:i/>
+        <w:color w:val="404040"/>
+      </w:rPr>
+      <w:pPr>
+        <w:pBdr/>
+        <w:spacing/>
+        <w:ind/>
+      </w:pPr>
+      <w:tblPr>
+        <w:tblBorders/>
+      </w:tblPr>
+      <w:tcPr>
+        <w:shd w:val="clear" w:color="ffffff"/>
+        <w:tcBorders>
+          <w:top w:val="none" w:color="000000" w:sz="4" w:space="0"/>
+          <w:left w:val="none" w:color="000000" w:sz="4" w:space="0"/>
+          <w:bottom w:val="none" w:color="000000" w:sz="4" w:space="0"/>
+          <w:right w:val="none" w:color="000000" w:sz="4" w:space="0"/>
+        </w:tcBorders>
+      </w:tcPr>
+    </w:tblStylePr>
+    <w:tblStylePr w:type="lastRow">
+      <w:rPr>
+        <w:b/>
+        <w:color w:val="404040"/>
+      </w:rPr>
+      <w:pPr>
+        <w:pBdr/>
+        <w:spacing/>
+        <w:ind/>
+      </w:pPr>
+      <w:tblPr>
+        <w:tblBorders/>
+      </w:tblPr>
+      <w:tcPr>
+        <w:shd w:val="clear" w:color="ffffff"/>
+        <w:tcBorders>
+          <w:top w:val="none" w:color="000000" w:sz="4" w:space="0"/>
+          <w:left w:val="none" w:color="000000" w:sz="4" w:space="0"/>
+          <w:bottom w:val="none" w:color="000000" w:sz="4" w:space="0"/>
+          <w:right w:val="none" w:color="000000" w:sz="4" w:space="0"/>
+        </w:tcBorders>
+      </w:tcPr>
+    </w:tblStylePr>
     <w:tblStylePr w:type="nwCell">
       <w:pPr>
         <w:pBdr/>
@@ -31845,9 +31961,9 @@
       </w:tcPr>
     </w:tblStylePr>
   </w:style>
-  <w:style w:type="table" w:styleId="40">
+  <w:style w:type="table" w:styleId="755">
     <w:name w:val="Grid Table 4"/>
-    <w:basedOn w:val="11"/>
+    <w:basedOn w:val="726"/>
     <w:uiPriority w:val="59"/>
     <w:pPr>
       <w:pBdr/>
@@ -32078,9 +32194,9 @@
       </w:tcPr>
     </w:tblStylePr>
   </w:style>
-  <w:style w:type="table" w:styleId="41">
+  <w:style w:type="table" w:styleId="756">
     <w:name w:val="Grid Table 4 - Accent 1"/>
-    <w:basedOn w:val="11"/>
+    <w:basedOn w:val="726"/>
     <w:uiPriority w:val="59"/>
     <w:pPr>
       <w:pBdr/>
@@ -32311,9 +32427,9 @@
       </w:tcPr>
     </w:tblStylePr>
   </w:style>
-  <w:style w:type="table" w:styleId="42">
+  <w:style w:type="table" w:styleId="757">
     <w:name w:val="Grid Table 4 - Accent 2"/>
-    <w:basedOn w:val="11"/>
+    <w:basedOn w:val="726"/>
     <w:uiPriority w:val="59"/>
     <w:pPr>
       <w:pBdr/>
@@ -32544,9 +32660,9 @@
       </w:tcPr>
     </w:tblStylePr>
   </w:style>
-  <w:style w:type="table" w:styleId="43">
+  <w:style w:type="table" w:styleId="758">
     <w:name w:val="Grid Table 4 - Accent 3"/>
-    <w:basedOn w:val="11"/>
+    <w:basedOn w:val="726"/>
     <w:uiPriority w:val="59"/>
     <w:pPr>
       <w:pBdr/>
@@ -32777,9 +32893,9 @@
       </w:tcPr>
     </w:tblStylePr>
   </w:style>
-  <w:style w:type="table" w:styleId="44">
+  <w:style w:type="table" w:styleId="759">
     <w:name w:val="Grid Table 4 - Accent 4"/>
-    <w:basedOn w:val="11"/>
+    <w:basedOn w:val="726"/>
     <w:uiPriority w:val="59"/>
     <w:pPr>
       <w:pBdr/>
@@ -33010,9 +33126,9 @@
       </w:tcPr>
     </w:tblStylePr>
   </w:style>
-  <w:style w:type="table" w:styleId="45">
+  <w:style w:type="table" w:styleId="760">
     <w:name w:val="Grid Table 4 - Accent 5"/>
-    <w:basedOn w:val="11"/>
+    <w:basedOn w:val="726"/>
     <w:uiPriority w:val="59"/>
     <w:pPr>
       <w:pBdr/>
@@ -33243,9 +33359,9 @@
       </w:tcPr>
     </w:tblStylePr>
   </w:style>
-  <w:style w:type="table" w:styleId="46">
+  <w:style w:type="table" w:styleId="761">
     <w:name w:val="Grid Table 4 - Accent 6"/>
-    <w:basedOn w:val="11"/>
+    <w:basedOn w:val="726"/>
     <w:uiPriority w:val="59"/>
     <w:pPr>
       <w:pBdr/>
@@ -33476,9 +33592,9 @@
       </w:tcPr>
     </w:tblStylePr>
   </w:style>
-  <w:style w:type="table" w:styleId="47">
+  <w:style w:type="table" w:styleId="762">
     <w:name w:val="Grid Table 5 Dark"/>
-    <w:basedOn w:val="11"/>
+    <w:basedOn w:val="726"/>
     <w:uiPriority w:val="99"/>
     <w:pPr>
       <w:pBdr/>
@@ -33704,9 +33820,9 @@
       </w:tcPr>
     </w:tblStylePr>
   </w:style>
-  <w:style w:type="table" w:styleId="48">
+  <w:style w:type="table" w:styleId="763">
     <w:name w:val="Grid Table 5 Dark- Accent 1"/>
-    <w:basedOn w:val="11"/>
+    <w:basedOn w:val="726"/>
     <w:uiPriority w:val="99"/>
     <w:pPr>
       <w:pBdr/>
@@ -33932,9 +34048,9 @@
       </w:tcPr>
     </w:tblStylePr>
   </w:style>
-  <w:style w:type="table" w:styleId="49">
+  <w:style w:type="table" w:styleId="764">
     <w:name w:val="Grid Table 5 Dark - Accent 2"/>
-    <w:basedOn w:val="11"/>
+    <w:basedOn w:val="726"/>
     <w:uiPriority w:val="99"/>
     <w:pPr>
       <w:pBdr/>
@@ -34160,9 +34276,9 @@
       </w:tcPr>
     </w:tblStylePr>
   </w:style>
-  <w:style w:type="table" w:styleId="50">
+  <w:style w:type="table" w:styleId="765">
     <w:name w:val="Grid Table 5 Dark - Accent 3"/>
-    <w:basedOn w:val="11"/>
+    <w:basedOn w:val="726"/>
     <w:uiPriority w:val="99"/>
     <w:pPr>
       <w:pBdr/>
@@ -34388,9 +34504,9 @@
       </w:tcPr>
     </w:tblStylePr>
   </w:style>
-  <w:style w:type="table" w:styleId="51">
+  <w:style w:type="table" w:styleId="766">
     <w:name w:val="Grid Table 5 Dark- Accent 4"/>
-    <w:basedOn w:val="11"/>
+    <w:basedOn w:val="726"/>
     <w:uiPriority w:val="99"/>
     <w:pPr>
       <w:pBdr/>
@@ -34616,9 +34732,9 @@
       </w:tcPr>
     </w:tblStylePr>
   </w:style>
-  <w:style w:type="table" w:styleId="52">
+  <w:style w:type="table" w:styleId="767">
     <w:name w:val="Grid Table 5 Dark - Accent 5"/>
-    <w:basedOn w:val="11"/>
+    <w:basedOn w:val="726"/>
     <w:uiPriority w:val="99"/>
     <w:pPr>
       <w:pBdr/>
@@ -34844,9 +34960,9 @@
       </w:tcPr>
     </w:tblStylePr>
   </w:style>
-  <w:style w:type="table" w:styleId="53">
+  <w:style w:type="table" w:styleId="768">
     <w:name w:val="Grid Table 5 Dark - Accent 6"/>
-    <w:basedOn w:val="11"/>
+    <w:basedOn w:val="726"/>
     <w:uiPriority w:val="99"/>
     <w:pPr>
       <w:pBdr/>
@@ -35072,9 +35188,9 @@
       </w:tcPr>
     </w:tblStylePr>
   </w:style>
-  <w:style w:type="table" w:styleId="54">
+  <w:style w:type="table" w:styleId="769">
     <w:name w:val="Grid Table 6 Colorful"/>
-    <w:basedOn w:val="11"/>
+    <w:basedOn w:val="726"/>
     <w:uiPriority w:val="99"/>
     <w:pPr>
       <w:pBdr/>
@@ -35302,9 +35418,9 @@
       </w:tcPr>
     </w:tblStylePr>
   </w:style>
-  <w:style w:type="table" w:styleId="55">
+  <w:style w:type="table" w:styleId="770">
     <w:name w:val="Grid Table 6 Colorful - Accent 1"/>
-    <w:basedOn w:val="11"/>
+    <w:basedOn w:val="726"/>
     <w:uiPriority w:val="99"/>
     <w:pPr>
       <w:pBdr/>
@@ -35532,9 +35648,9 @@
       </w:tcPr>
     </w:tblStylePr>
   </w:style>
-  <w:style w:type="table" w:styleId="56">
+  <w:style w:type="table" w:styleId="771">
     <w:name w:val="Grid Table 6 Colorful - Accent 2"/>
-    <w:basedOn w:val="11"/>
+    <w:basedOn w:val="726"/>
     <w:uiPriority w:val="99"/>
     <w:pPr>
       <w:pBdr/>
@@ -35762,9 +35878,9 @@
       </w:tcPr>
     </w:tblStylePr>
   </w:style>
-  <w:style w:type="table" w:styleId="57">
+  <w:style w:type="table" w:styleId="772">
     <w:name w:val="Grid Table 6 Colorful - Accent 3"/>
-    <w:basedOn w:val="11"/>
+    <w:basedOn w:val="726"/>
     <w:uiPriority w:val="99"/>
     <w:pPr>
       <w:pBdr/>
@@ -35992,9 +36108,9 @@
       </w:tcPr>
     </w:tblStylePr>
   </w:style>
-  <w:style w:type="table" w:styleId="58">
+  <w:style w:type="table" w:styleId="773">
     <w:name w:val="Grid Table 6 Colorful - Accent 4"/>
-    <w:basedOn w:val="11"/>
+    <w:basedOn w:val="726"/>
     <w:uiPriority w:val="99"/>
     <w:pPr>
       <w:pBdr/>
@@ -36222,9 +36338,9 @@
       </w:tcPr>
     </w:tblStylePr>
   </w:style>
-  <w:style w:type="table" w:styleId="59">
+  <w:style w:type="table" w:styleId="774">
     <w:name w:val="Grid Table 6 Colorful - Accent 5"/>
-    <w:basedOn w:val="11"/>
+    <w:basedOn w:val="726"/>
     <w:uiPriority w:val="99"/>
     <w:pPr>
       <w:pBdr/>
@@ -36452,9 +36568,9 @@
       </w:tcPr>
     </w:tblStylePr>
   </w:style>
-  <w:style w:type="table" w:styleId="60">
+  <w:style w:type="table" w:styleId="775">
     <w:name w:val="Grid Table 6 Colorful - Accent 6"/>
-    <w:basedOn w:val="11"/>
+    <w:basedOn w:val="726"/>
     <w:uiPriority w:val="99"/>
     <w:pPr>
       <w:pBdr/>
@@ -36682,9 +36798,9 @@
       </w:tcPr>
     </w:tblStylePr>
   </w:style>
-  <w:style w:type="table" w:styleId="61">
+  <w:style w:type="table" w:styleId="776">
     <w:name w:val="Grid Table 7 Colorful"/>
-    <w:basedOn w:val="11"/>
+    <w:basedOn w:val="726"/>
     <w:uiPriority w:val="99"/>
     <w:pPr>
       <w:pBdr/>
@@ -36786,11 +36902,11 @@
         <w:tblBorders/>
       </w:tblPr>
       <w:tcPr>
-        <w:shd w:color="ffffff"/>
+        <w:shd w:val="clear" w:color="ffffff"/>
         <w:tcBorders>
-          <w:top w:val="none"/>
-          <w:left w:val="none"/>
-          <w:bottom w:val="none"/>
+          <w:top w:val="none" w:color="000000" w:sz="4" w:space="0"/>
+          <w:left w:val="none" w:color="000000" w:sz="4" w:space="0"/>
+          <w:bottom w:val="none" w:color="000000" w:sz="4" w:space="0"/>
           <w:right w:val="single" w:color="000000" w:themeColor="text1" w:themeTint="80" w:sz="4" w:space="0"/>
         </w:tcBorders>
       </w:tcPr>
@@ -36813,10 +36929,10 @@
       <w:tcPr>
         <w:shd w:val="clear" w:color="ffffff" w:themeColor="light1" w:fill="ffffff" w:themeFill="light1"/>
         <w:tcBorders>
-          <w:top w:val="none"/>
-          <w:left w:val="none"/>
+          <w:top w:val="none" w:color="000000" w:sz="4" w:space="0"/>
+          <w:left w:val="none" w:color="000000" w:sz="4" w:space="0"/>
           <w:bottom w:val="single" w:color="000000" w:themeColor="text1" w:themeTint="80" w:sz="4" w:space="0"/>
-          <w:right w:val="none"/>
+          <w:right w:val="none" w:color="000000" w:sz="4" w:space="0"/>
         </w:tcBorders>
       </w:tcPr>
     </w:tblStylePr>
@@ -36836,12 +36952,12 @@
         <w:tblBorders/>
       </w:tblPr>
       <w:tcPr>
-        <w:shd w:color="ffffff"/>
+        <w:shd w:val="clear" w:color="ffffff"/>
         <w:tcBorders>
-          <w:top w:val="none"/>
+          <w:top w:val="none" w:color="000000" w:sz="4" w:space="0"/>
           <w:left w:val="single" w:color="000000" w:themeColor="text1" w:themeTint="80" w:sz="4" w:space="0"/>
-          <w:bottom w:val="none"/>
-          <w:right w:val="none"/>
+          <w:bottom w:val="none" w:color="000000" w:sz="4" w:space="0"/>
+          <w:right w:val="none" w:color="000000" w:sz="4" w:space="0"/>
         </w:tcBorders>
       </w:tcPr>
     </w:tblStylePr>
@@ -36864,9 +36980,9 @@
         <w:shd w:val="clear" w:color="ffffff" w:themeColor="light1" w:fill="ffffff" w:themeFill="light1"/>
         <w:tcBorders>
           <w:top w:val="single" w:color="000000" w:themeColor="text1" w:themeTint="80" w:sz="4" w:space="0"/>
-          <w:left w:val="none"/>
-          <w:bottom w:val="none"/>
-          <w:right w:val="none"/>
+          <w:left w:val="none" w:color="000000" w:sz="4" w:space="0"/>
+          <w:bottom w:val="none" w:color="000000" w:sz="4" w:space="0"/>
+          <w:right w:val="none" w:color="000000" w:sz="4" w:space="0"/>
         </w:tcBorders>
       </w:tcPr>
     </w:tblStylePr>
@@ -36936,9 +37052,9 @@
       </w:tcPr>
     </w:tblStylePr>
   </w:style>
-  <w:style w:type="table" w:styleId="62">
+  <w:style w:type="table" w:styleId="777">
     <w:name w:val="Grid Table 7 Colorful - Accent 1"/>
-    <w:basedOn w:val="11"/>
+    <w:basedOn w:val="726"/>
     <w:uiPriority w:val="99"/>
     <w:pPr>
       <w:pBdr/>
@@ -37040,11 +37156,11 @@
         <w:tblBorders/>
       </w:tblPr>
       <w:tcPr>
-        <w:shd w:color="ffffff"/>
+        <w:shd w:val="clear" w:color="ffffff"/>
         <w:tcBorders>
-          <w:top w:val="none"/>
-          <w:left w:val="none"/>
-          <w:bottom w:val="none"/>
+          <w:top w:val="none" w:color="000000" w:sz="4" w:space="0"/>
+          <w:left w:val="none" w:color="000000" w:sz="4" w:space="0"/>
+          <w:bottom w:val="none" w:color="000000" w:sz="4" w:space="0"/>
           <w:right w:val="single" w:color="000000" w:themeColor="accent1" w:themeTint="80" w:sz="4" w:space="0"/>
         </w:tcBorders>
       </w:tcPr>
@@ -37067,10 +37183,10 @@
       <w:tcPr>
         <w:shd w:val="clear" w:color="ffffff" w:themeColor="light1" w:fill="ffffff" w:themeFill="light1"/>
         <w:tcBorders>
-          <w:top w:val="none"/>
-          <w:left w:val="none"/>
+          <w:top w:val="none" w:color="000000" w:sz="4" w:space="0"/>
+          <w:left w:val="none" w:color="000000" w:sz="4" w:space="0"/>
           <w:bottom w:val="single" w:color="000000" w:themeColor="accent1" w:themeTint="80" w:sz="4" w:space="0"/>
-          <w:right w:val="none"/>
+          <w:right w:val="none" w:color="000000" w:sz="4" w:space="0"/>
         </w:tcBorders>
       </w:tcPr>
     </w:tblStylePr>
@@ -37090,12 +37206,12 @@
         <w:tblBorders/>
       </w:tblPr>
       <w:tcPr>
-        <w:shd w:color="ffffff"/>
+        <w:shd w:val="clear" w:color="ffffff"/>
         <w:tcBorders>
-          <w:top w:val="none"/>
+          <w:top w:val="none" w:color="000000" w:sz="4" w:space="0"/>
           <w:left w:val="single" w:color="000000" w:themeColor="accent1" w:themeTint="80" w:sz="4" w:space="0"/>
-          <w:bottom w:val="none"/>
-          <w:right w:val="none"/>
+          <w:bottom w:val="none" w:color="000000" w:sz="4" w:space="0"/>
+          <w:right w:val="none" w:color="000000" w:sz="4" w:space="0"/>
         </w:tcBorders>
       </w:tcPr>
     </w:tblStylePr>
@@ -37118,9 +37234,9 @@
         <w:shd w:val="clear" w:color="ffffff" w:themeColor="light1" w:fill="ffffff" w:themeFill="light1"/>
         <w:tcBorders>
           <w:top w:val="single" w:color="000000" w:themeColor="accent1" w:themeTint="80" w:sz="4" w:space="0"/>
-          <w:left w:val="none"/>
-          <w:bottom w:val="none"/>
-          <w:right w:val="none"/>
+          <w:left w:val="none" w:color="000000" w:sz="4" w:space="0"/>
+          <w:bottom w:val="none" w:color="000000" w:sz="4" w:space="0"/>
+          <w:right w:val="none" w:color="000000" w:sz="4" w:space="0"/>
         </w:tcBorders>
       </w:tcPr>
     </w:tblStylePr>
@@ -37190,9 +37306,9 @@
       </w:tcPr>
     </w:tblStylePr>
   </w:style>
-  <w:style w:type="table" w:styleId="63">
+  <w:style w:type="table" w:styleId="778">
     <w:name w:val="Grid Table 7 Colorful - Accent 2"/>
-    <w:basedOn w:val="11"/>
+    <w:basedOn w:val="726"/>
     <w:uiPriority w:val="99"/>
     <w:pPr>
       <w:pBdr/>
@@ -37294,11 +37410,11 @@
         <w:tblBorders/>
       </w:tblPr>
       <w:tcPr>
-        <w:shd w:color="ffffff"/>
+        <w:shd w:val="clear" w:color="ffffff"/>
         <w:tcBorders>
-          <w:top w:val="none"/>
-          <w:left w:val="none"/>
-          <w:bottom w:val="none"/>
+          <w:top w:val="none" w:color="000000" w:sz="4" w:space="0"/>
+          <w:left w:val="none" w:color="000000" w:sz="4" w:space="0"/>
+          <w:bottom w:val="none" w:color="000000" w:sz="4" w:space="0"/>
           <w:right w:val="single" w:color="000000" w:themeColor="accent2" w:themeTint="97" w:sz="4" w:space="0"/>
         </w:tcBorders>
       </w:tcPr>
@@ -37321,10 +37437,10 @@
       <w:tcPr>
         <w:shd w:val="clear" w:color="ffffff" w:themeColor="light1" w:fill="ffffff" w:themeFill="light1"/>
         <w:tcBorders>
-          <w:top w:val="none"/>
-          <w:left w:val="none"/>
+          <w:top w:val="none" w:color="000000" w:sz="4" w:space="0"/>
+          <w:left w:val="none" w:color="000000" w:sz="4" w:space="0"/>
           <w:bottom w:val="single" w:color="000000" w:themeColor="accent2" w:themeTint="97" w:sz="4" w:space="0"/>
-          <w:right w:val="none"/>
+          <w:right w:val="none" w:color="000000" w:sz="4" w:space="0"/>
         </w:tcBorders>
       </w:tcPr>
     </w:tblStylePr>
@@ -37344,12 +37460,12 @@
         <w:tblBorders/>
       </w:tblPr>
       <w:tcPr>
-        <w:shd w:color="ffffff"/>
+        <w:shd w:val="clear" w:color="ffffff"/>
         <w:tcBorders>
-          <w:top w:val="none"/>
+          <w:top w:val="none" w:color="000000" w:sz="4" w:space="0"/>
           <w:left w:val="single" w:color="000000" w:themeColor="accent2" w:themeTint="97" w:sz="4" w:space="0"/>
-          <w:bottom w:val="none"/>
-          <w:right w:val="none"/>
+          <w:bottom w:val="none" w:color="000000" w:sz="4" w:space="0"/>
+          <w:right w:val="none" w:color="000000" w:sz="4" w:space="0"/>
         </w:tcBorders>
       </w:tcPr>
     </w:tblStylePr>
@@ -37372,9 +37488,9 @@
         <w:shd w:val="clear" w:color="ffffff" w:themeColor="light1" w:fill="ffffff" w:themeFill="light1"/>
         <w:tcBorders>
           <w:top w:val="single" w:color="000000" w:themeColor="accent2" w:themeTint="97" w:sz="4" w:space="0"/>
-          <w:left w:val="none"/>
-          <w:bottom w:val="none"/>
-          <w:right w:val="none"/>
+          <w:left w:val="none" w:color="000000" w:sz="4" w:space="0"/>
+          <w:bottom w:val="none" w:color="000000" w:sz="4" w:space="0"/>
+          <w:right w:val="none" w:color="000000" w:sz="4" w:space="0"/>
         </w:tcBorders>
       </w:tcPr>
     </w:tblStylePr>
@@ -37444,9 +37560,9 @@
       </w:tcPr>
     </w:tblStylePr>
   </w:style>
-  <w:style w:type="table" w:styleId="64">
+  <w:style w:type="table" w:styleId="779">
     <w:name w:val="Grid Table 7 Colorful - Accent 3"/>
-    <w:basedOn w:val="11"/>
+    <w:basedOn w:val="726"/>
     <w:uiPriority w:val="99"/>
     <w:pPr>
       <w:pBdr/>
@@ -37548,11 +37664,11 @@
         <w:tblBorders/>
       </w:tblPr>
       <w:tcPr>
-        <w:shd w:color="ffffff"/>
+        <w:shd w:val="clear" w:color="ffffff"/>
         <w:tcBorders>
-          <w:top w:val="none"/>
-          <w:left w:val="none"/>
-          <w:bottom w:val="none"/>
+          <w:top w:val="none" w:color="000000" w:sz="4" w:space="0"/>
+          <w:left w:val="none" w:color="000000" w:sz="4" w:space="0"/>
+          <w:bottom w:val="none" w:color="000000" w:sz="4" w:space="0"/>
           <w:right w:val="single" w:color="000000" w:themeColor="accent3" w:themeTint="FE" w:sz="4" w:space="0"/>
         </w:tcBorders>
       </w:tcPr>
@@ -37575,10 +37691,10 @@
       <w:tcPr>
         <w:shd w:val="clear" w:color="ffffff" w:themeColor="light1" w:fill="ffffff" w:themeFill="light1"/>
         <w:tcBorders>
-          <w:top w:val="none"/>
-          <w:left w:val="none"/>
+          <w:top w:val="none" w:color="000000" w:sz="4" w:space="0"/>
+          <w:left w:val="none" w:color="000000" w:sz="4" w:space="0"/>
           <w:bottom w:val="single" w:color="000000" w:themeColor="accent3" w:themeTint="FE" w:sz="4" w:space="0"/>
-          <w:right w:val="none"/>
+          <w:right w:val="none" w:color="000000" w:sz="4" w:space="0"/>
         </w:tcBorders>
       </w:tcPr>
     </w:tblStylePr>
@@ -37598,12 +37714,12 @@
         <w:tblBorders/>
       </w:tblPr>
       <w:tcPr>
-        <w:shd w:color="ffffff"/>
+        <w:shd w:val="clear" w:color="ffffff"/>
         <w:tcBorders>
-          <w:top w:val="none"/>
+          <w:top w:val="none" w:color="000000" w:sz="4" w:space="0"/>
           <w:left w:val="single" w:color="000000" w:themeColor="accent3" w:themeTint="FE" w:sz="4" w:space="0"/>
-          <w:bottom w:val="none"/>
-          <w:right w:val="none"/>
+          <w:bottom w:val="none" w:color="000000" w:sz="4" w:space="0"/>
+          <w:right w:val="none" w:color="000000" w:sz="4" w:space="0"/>
         </w:tcBorders>
       </w:tcPr>
     </w:tblStylePr>
@@ -37626,9 +37742,9 @@
         <w:shd w:val="clear" w:color="ffffff" w:themeColor="light1" w:fill="ffffff" w:themeFill="light1"/>
         <w:tcBorders>
           <w:top w:val="single" w:color="000000" w:themeColor="accent3" w:themeTint="FE" w:sz="4" w:space="0"/>
-          <w:left w:val="none"/>
-          <w:bottom w:val="none"/>
-          <w:right w:val="none"/>
+          <w:left w:val="none" w:color="000000" w:sz="4" w:space="0"/>
+          <w:bottom w:val="none" w:color="000000" w:sz="4" w:space="0"/>
+          <w:right w:val="none" w:color="000000" w:sz="4" w:space="0"/>
         </w:tcBorders>
       </w:tcPr>
     </w:tblStylePr>
@@ -37698,9 +37814,9 @@
       </w:tcPr>
     </w:tblStylePr>
   </w:style>
-  <w:style w:type="table" w:styleId="65">
+  <w:style w:type="table" w:styleId="780">
     <w:name w:val="Grid Table 7 Colorful - Accent 4"/>
-    <w:basedOn w:val="11"/>
+    <w:basedOn w:val="726"/>
     <w:uiPriority w:val="99"/>
     <w:pPr>
       <w:pBdr/>
@@ -37802,11 +37918,11 @@
         <w:tblBorders/>
       </w:tblPr>
       <w:tcPr>
-        <w:shd w:color="ffffff"/>
+        <w:shd w:val="clear" w:color="ffffff"/>
         <w:tcBorders>
-          <w:top w:val="none"/>
-          <w:left w:val="none"/>
-          <w:bottom w:val="none"/>
+          <w:top w:val="none" w:color="000000" w:sz="4" w:space="0"/>
+          <w:left w:val="none" w:color="000000" w:sz="4" w:space="0"/>
+          <w:bottom w:val="none" w:color="000000" w:sz="4" w:space="0"/>
           <w:right w:val="single" w:color="000000" w:themeColor="accent4" w:themeTint="9A" w:sz="4" w:space="0"/>
         </w:tcBorders>
       </w:tcPr>
@@ -37829,10 +37945,10 @@
       <w:tcPr>
         <w:shd w:val="clear" w:color="ffffff" w:themeColor="light1" w:fill="ffffff" w:themeFill="light1"/>
         <w:tcBorders>
-          <w:top w:val="none"/>
-          <w:left w:val="none"/>
+          <w:top w:val="none" w:color="000000" w:sz="4" w:space="0"/>
+          <w:left w:val="none" w:color="000000" w:sz="4" w:space="0"/>
           <w:bottom w:val="single" w:color="000000" w:themeColor="accent4" w:themeTint="9A" w:sz="4" w:space="0"/>
-          <w:right w:val="none"/>
+          <w:right w:val="none" w:color="000000" w:sz="4" w:space="0"/>
         </w:tcBorders>
       </w:tcPr>
     </w:tblStylePr>
@@ -37852,12 +37968,12 @@
         <w:tblBorders/>
       </w:tblPr>
       <w:tcPr>
-        <w:shd w:color="ffffff"/>
+        <w:shd w:val="clear" w:color="ffffff"/>
         <w:tcBorders>
-          <w:top w:val="none"/>
+          <w:top w:val="none" w:color="000000" w:sz="4" w:space="0"/>
           <w:left w:val="single" w:color="000000" w:themeColor="accent4" w:themeTint="9A" w:sz="4" w:space="0"/>
-          <w:bottom w:val="none"/>
-          <w:right w:val="none"/>
+          <w:bottom w:val="none" w:color="000000" w:sz="4" w:space="0"/>
+          <w:right w:val="none" w:color="000000" w:sz="4" w:space="0"/>
         </w:tcBorders>
       </w:tcPr>
     </w:tblStylePr>
@@ -37880,9 +37996,9 @@
         <w:shd w:val="clear" w:color="ffffff" w:themeColor="light1" w:fill="ffffff" w:themeFill="light1"/>
         <w:tcBorders>
           <w:top w:val="single" w:color="000000" w:themeColor="accent4" w:themeTint="9A" w:sz="4" w:space="0"/>
-          <w:left w:val="none"/>
-          <w:bottom w:val="none"/>
-          <w:right w:val="none"/>
+          <w:left w:val="none" w:color="000000" w:sz="4" w:space="0"/>
+          <w:bottom w:val="none" w:color="000000" w:sz="4" w:space="0"/>
+          <w:right w:val="none" w:color="000000" w:sz="4" w:space="0"/>
         </w:tcBorders>
       </w:tcPr>
     </w:tblStylePr>
@@ -37952,9 +38068,9 @@
       </w:tcPr>
     </w:tblStylePr>
   </w:style>
-  <w:style w:type="table" w:styleId="66">
+  <w:style w:type="table" w:styleId="781">
     <w:name w:val="Grid Table 7 Colorful - Accent 5"/>
-    <w:basedOn w:val="11"/>
+    <w:basedOn w:val="726"/>
     <w:uiPriority w:val="99"/>
     <w:pPr>
       <w:pBdr/>
@@ -38056,11 +38172,11 @@
         <w:tblBorders/>
       </w:tblPr>
       <w:tcPr>
-        <w:shd w:color="ffffff"/>
+        <w:shd w:val="clear" w:color="ffffff"/>
         <w:tcBorders>
-          <w:top w:val="none"/>
-          <w:left w:val="none"/>
-          <w:bottom w:val="none"/>
+          <w:top w:val="none" w:color="000000" w:sz="4" w:space="0"/>
+          <w:left w:val="none" w:color="000000" w:sz="4" w:space="0"/>
+          <w:bottom w:val="none" w:color="000000" w:sz="4" w:space="0"/>
           <w:right w:val="single" w:color="000000" w:themeColor="accent5" w:themeTint="90" w:sz="4" w:space="0"/>
         </w:tcBorders>
       </w:tcPr>
@@ -38083,10 +38199,10 @@
       <w:tcPr>
         <w:shd w:val="clear" w:color="ffffff" w:themeColor="light1" w:fill="ffffff" w:themeFill="light1"/>
         <w:tcBorders>
-          <w:top w:val="none"/>
-          <w:left w:val="none"/>
+          <w:top w:val="none" w:color="000000" w:sz="4" w:space="0"/>
+          <w:left w:val="none" w:color="000000" w:sz="4" w:space="0"/>
           <w:bottom w:val="single" w:color="000000" w:themeColor="accent5" w:themeTint="90" w:sz="4" w:space="0"/>
-          <w:right w:val="none"/>
+          <w:right w:val="none" w:color="000000" w:sz="4" w:space="0"/>
         </w:tcBorders>
       </w:tcPr>
     </w:tblStylePr>
@@ -38106,12 +38222,12 @@
         <w:tblBorders/>
       </w:tblPr>
       <w:tcPr>
-        <w:shd w:color="ffffff"/>
+        <w:shd w:val="clear" w:color="ffffff"/>
         <w:tcBorders>
-          <w:top w:val="none"/>
+          <w:top w:val="none" w:color="000000" w:sz="4" w:space="0"/>
           <w:left w:val="single" w:color="000000" w:themeColor="accent5" w:themeTint="90" w:sz="4" w:space="0"/>
-          <w:bottom w:val="none"/>
-          <w:right w:val="none"/>
+          <w:bottom w:val="none" w:color="000000" w:sz="4" w:space="0"/>
+          <w:right w:val="none" w:color="000000" w:sz="4" w:space="0"/>
         </w:tcBorders>
       </w:tcPr>
     </w:tblStylePr>
@@ -38134,9 +38250,9 @@
         <w:shd w:val="clear" w:color="ffffff" w:themeColor="light1" w:fill="ffffff" w:themeFill="light1"/>
         <w:tcBorders>
           <w:top w:val="single" w:color="000000" w:themeColor="accent5" w:themeTint="90" w:sz="4" w:space="0"/>
-          <w:left w:val="none"/>
-          <w:bottom w:val="none"/>
-          <w:right w:val="none"/>
+          <w:left w:val="none" w:color="000000" w:sz="4" w:space="0"/>
+          <w:bottom w:val="none" w:color="000000" w:sz="4" w:space="0"/>
+          <w:right w:val="none" w:color="000000" w:sz="4" w:space="0"/>
         </w:tcBorders>
       </w:tcPr>
     </w:tblStylePr>
@@ -38206,9 +38322,9 @@
       </w:tcPr>
     </w:tblStylePr>
   </w:style>
-  <w:style w:type="table" w:styleId="67">
+  <w:style w:type="table" w:styleId="782">
     <w:name w:val="Grid Table 7 Colorful - Accent 6"/>
-    <w:basedOn w:val="11"/>
+    <w:basedOn w:val="726"/>
     <w:uiPriority w:val="99"/>
     <w:pPr>
       <w:pBdr/>
@@ -38310,11 +38426,11 @@
         <w:tblBorders/>
       </w:tblPr>
       <w:tcPr>
-        <w:shd w:color="ffffff"/>
+        <w:shd w:val="clear" w:color="ffffff"/>
         <w:tcBorders>
-          <w:top w:val="none"/>
-          <w:left w:val="none"/>
-          <w:bottom w:val="none"/>
+          <w:top w:val="none" w:color="000000" w:sz="4" w:space="0"/>
+          <w:left w:val="none" w:color="000000" w:sz="4" w:space="0"/>
+          <w:bottom w:val="none" w:color="000000" w:sz="4" w:space="0"/>
           <w:right w:val="single" w:color="000000" w:themeColor="accent6" w:themeTint="90" w:sz="4" w:space="0"/>
         </w:tcBorders>
       </w:tcPr>
@@ -38337,10 +38453,10 @@
       <w:tcPr>
         <w:shd w:val="clear" w:color="ffffff" w:themeColor="light1" w:fill="ffffff" w:themeFill="light1"/>
         <w:tcBorders>
-          <w:top w:val="none"/>
-          <w:left w:val="none"/>
+          <w:top w:val="none" w:color="000000" w:sz="4" w:space="0"/>
+          <w:left w:val="none" w:color="000000" w:sz="4" w:space="0"/>
           <w:bottom w:val="single" w:color="000000" w:themeColor="accent6" w:themeTint="90" w:sz="4" w:space="0"/>
-          <w:right w:val="none"/>
+          <w:right w:val="none" w:color="000000" w:sz="4" w:space="0"/>
         </w:tcBorders>
       </w:tcPr>
     </w:tblStylePr>
@@ -38360,12 +38476,12 @@
         <w:tblBorders/>
       </w:tblPr>
       <w:tcPr>
-        <w:shd w:color="ffffff"/>
+        <w:shd w:val="clear" w:color="ffffff"/>
         <w:tcBorders>
-          <w:top w:val="none"/>
+          <w:top w:val="none" w:color="000000" w:sz="4" w:space="0"/>
           <w:left w:val="single" w:color="000000" w:themeColor="accent6" w:themeTint="90" w:sz="4" w:space="0"/>
-          <w:bottom w:val="none"/>
-          <w:right w:val="none"/>
+          <w:bottom w:val="none" w:color="000000" w:sz="4" w:space="0"/>
+          <w:right w:val="none" w:color="000000" w:sz="4" w:space="0"/>
         </w:tcBorders>
       </w:tcPr>
     </w:tblStylePr>
@@ -38388,9 +38504,9 @@
         <w:shd w:val="clear" w:color="ffffff" w:themeColor="light1" w:fill="ffffff" w:themeFill="light1"/>
         <w:tcBorders>
           <w:top w:val="single" w:color="000000" w:themeColor="accent6" w:themeTint="90" w:sz="4" w:space="0"/>
-          <w:left w:val="none"/>
-          <w:bottom w:val="none"/>
-          <w:right w:val="none"/>
+          <w:left w:val="none" w:color="000000" w:sz="4" w:space="0"/>
+          <w:bottom w:val="none" w:color="000000" w:sz="4" w:space="0"/>
+          <w:right w:val="none" w:color="000000" w:sz="4" w:space="0"/>
         </w:tcBorders>
       </w:tcPr>
     </w:tblStylePr>
@@ -38460,9 +38576,9 @@
       </w:tcPr>
     </w:tblStylePr>
   </w:style>
-  <w:style w:type="table" w:styleId="68">
+  <w:style w:type="table" w:styleId="783">
     <w:name w:val="List Table 1 Light"/>
-    <w:basedOn w:val="11"/>
+    <w:basedOn w:val="726"/>
     <w:uiPriority w:val="99"/>
     <w:pPr>
       <w:pBdr/>
@@ -38676,9 +38792,9 @@
       </w:tcPr>
     </w:tblStylePr>
   </w:style>
-  <w:style w:type="table" w:styleId="69">
+  <w:style w:type="table" w:styleId="784">
     <w:name w:val="List Table 1 Light - Accent 1"/>
-    <w:basedOn w:val="11"/>
+    <w:basedOn w:val="726"/>
     <w:uiPriority w:val="99"/>
     <w:pPr>
       <w:pBdr/>
@@ -38892,9 +39008,9 @@
       </w:tcPr>
     </w:tblStylePr>
   </w:style>
-  <w:style w:type="table" w:styleId="70">
+  <w:style w:type="table" w:styleId="785">
     <w:name w:val="List Table 1 Light - Accent 2"/>
-    <w:basedOn w:val="11"/>
+    <w:basedOn w:val="726"/>
     <w:uiPriority w:val="99"/>
     <w:pPr>
       <w:pBdr/>
@@ -39108,9 +39224,9 @@
       </w:tcPr>
     </w:tblStylePr>
   </w:style>
-  <w:style w:type="table" w:styleId="71">
+  <w:style w:type="table" w:styleId="786">
     <w:name w:val="List Table 1 Light - Accent 3"/>
-    <w:basedOn w:val="11"/>
+    <w:basedOn w:val="726"/>
     <w:uiPriority w:val="99"/>
     <w:pPr>
       <w:pBdr/>
@@ -39324,9 +39440,9 @@
       </w:tcPr>
     </w:tblStylePr>
   </w:style>
-  <w:style w:type="table" w:styleId="72">
+  <w:style w:type="table" w:styleId="787">
     <w:name w:val="List Table 1 Light - Accent 4"/>
-    <w:basedOn w:val="11"/>
+    <w:basedOn w:val="726"/>
     <w:uiPriority w:val="99"/>
     <w:pPr>
       <w:pBdr/>
@@ -39540,9 +39656,9 @@
       </w:tcPr>
     </w:tblStylePr>
   </w:style>
-  <w:style w:type="table" w:styleId="73">
+  <w:style w:type="table" w:styleId="788">
     <w:name w:val="List Table 1 Light - Accent 5"/>
-    <w:basedOn w:val="11"/>
+    <w:basedOn w:val="726"/>
     <w:uiPriority w:val="99"/>
     <w:pPr>
       <w:pBdr/>
@@ -39756,9 +39872,9 @@
       </w:tcPr>
     </w:tblStylePr>
   </w:style>
-  <w:style w:type="table" w:styleId="74">
+  <w:style w:type="table" w:styleId="789">
     <w:name w:val="List Table 1 Light - Accent 6"/>
-    <w:basedOn w:val="11"/>
+    <w:basedOn w:val="726"/>
     <w:uiPriority w:val="99"/>
     <w:pPr>
       <w:pBdr/>
@@ -39972,9 +40088,9 @@
       </w:tcPr>
     </w:tblStylePr>
   </w:style>
-  <w:style w:type="table" w:styleId="75">
+  <w:style w:type="table" w:styleId="790">
     <w:name w:val="List Table 2"/>
-    <w:basedOn w:val="11"/>
+    <w:basedOn w:val="726"/>
     <w:uiPriority w:val="99"/>
     <w:pPr>
       <w:pBdr/>
@@ -40210,9 +40326,9 @@
       </w:tcPr>
     </w:tblStylePr>
   </w:style>
-  <w:style w:type="table" w:styleId="76">
+  <w:style w:type="table" w:styleId="791">
     <w:name w:val="List Table 2 - Accent 1"/>
-    <w:basedOn w:val="11"/>
+    <w:basedOn w:val="726"/>
     <w:uiPriority w:val="99"/>
     <w:pPr>
       <w:pBdr/>
@@ -40448,9 +40564,9 @@
       </w:tcPr>
     </w:tblStylePr>
   </w:style>
-  <w:style w:type="table" w:styleId="77">
+  <w:style w:type="table" w:styleId="792">
     <w:name w:val="List Table 2 - Accent 2"/>
-    <w:basedOn w:val="11"/>
+    <w:basedOn w:val="726"/>
     <w:uiPriority w:val="99"/>
     <w:pPr>
       <w:pBdr/>
@@ -40686,9 +40802,9 @@
       </w:tcPr>
     </w:tblStylePr>
   </w:style>
-  <w:style w:type="table" w:styleId="78">
+  <w:style w:type="table" w:styleId="793">
     <w:name w:val="List Table 2 - Accent 3"/>
-    <w:basedOn w:val="11"/>
+    <w:basedOn w:val="726"/>
     <w:uiPriority w:val="99"/>
     <w:pPr>
       <w:pBdr/>
@@ -40924,9 +41040,9 @@
       </w:tcPr>
     </w:tblStylePr>
   </w:style>
-  <w:style w:type="table" w:styleId="79">
+  <w:style w:type="table" w:styleId="794">
     <w:name w:val="List Table 2 - Accent 4"/>
-    <w:basedOn w:val="11"/>
+    <w:basedOn w:val="726"/>
     <w:uiPriority w:val="99"/>
     <w:pPr>
       <w:pBdr/>
@@ -41162,9 +41278,9 @@
       </w:tcPr>
     </w:tblStylePr>
   </w:style>
-  <w:style w:type="table" w:styleId="80">
+  <w:style w:type="table" w:styleId="795">
     <w:name w:val="List Table 2 - Accent 5"/>
-    <w:basedOn w:val="11"/>
+    <w:basedOn w:val="726"/>
     <w:uiPriority w:val="99"/>
     <w:pPr>
       <w:pBdr/>
@@ -41400,9 +41516,9 @@
       </w:tcPr>
     </w:tblStylePr>
   </w:style>
-  <w:style w:type="table" w:styleId="81">
+  <w:style w:type="table" w:styleId="796">
     <w:name w:val="List Table 2 - Accent 6"/>
-    <w:basedOn w:val="11"/>
+    <w:basedOn w:val="726"/>
     <w:uiPriority w:val="99"/>
     <w:pPr>
       <w:pBdr/>
@@ -41638,9 +41754,9 @@
       </w:tcPr>
     </w:tblStylePr>
   </w:style>
-  <w:style w:type="table" w:styleId="82">
+  <w:style w:type="table" w:styleId="797">
     <w:name w:val="List Table 3"/>
-    <w:basedOn w:val="11"/>
+    <w:basedOn w:val="726"/>
     <w:uiPriority w:val="99"/>
     <w:pPr>
       <w:pBdr/>
@@ -41866,9 +41982,9 @@
       </w:tcPr>
     </w:tblStylePr>
   </w:style>
-  <w:style w:type="table" w:styleId="83">
+  <w:style w:type="table" w:styleId="798">
     <w:name w:val="List Table 3 - Accent 1"/>
-    <w:basedOn w:val="11"/>
+    <w:basedOn w:val="726"/>
     <w:uiPriority w:val="99"/>
     <w:pPr>
       <w:pBdr/>
@@ -42094,9 +42210,9 @@
       </w:tcPr>
     </w:tblStylePr>
   </w:style>
-  <w:style w:type="table" w:styleId="84">
+  <w:style w:type="table" w:styleId="799">
     <w:name w:val="List Table 3 - Accent 2"/>
-    <w:basedOn w:val="11"/>
+    <w:basedOn w:val="726"/>
     <w:uiPriority w:val="99"/>
     <w:pPr>
       <w:pBdr/>
@@ -42322,9 +42438,9 @@
       </w:tcPr>
     </w:tblStylePr>
   </w:style>
-  <w:style w:type="table" w:styleId="85">
+  <w:style w:type="table" w:styleId="800">
     <w:name w:val="List Table 3 - Accent 3"/>
-    <w:basedOn w:val="11"/>
+    <w:basedOn w:val="726"/>
     <w:uiPriority w:val="99"/>
     <w:pPr>
       <w:pBdr/>
@@ -42550,9 +42666,9 @@
       </w:tcPr>
     </w:tblStylePr>
   </w:style>
-  <w:style w:type="table" w:styleId="86">
+  <w:style w:type="table" w:styleId="801">
     <w:name w:val="List Table 3 - Accent 4"/>
-    <w:basedOn w:val="11"/>
+    <w:basedOn w:val="726"/>
     <w:uiPriority w:val="99"/>
     <w:pPr>
       <w:pBdr/>
@@ -42778,9 +42894,9 @@
       </w:tcPr>
     </w:tblStylePr>
   </w:style>
-  <w:style w:type="table" w:styleId="87">
+  <w:style w:type="table" w:styleId="802">
     <w:name w:val="List Table 3 - Accent 5"/>
-    <w:basedOn w:val="11"/>
+    <w:basedOn w:val="726"/>
     <w:uiPriority w:val="99"/>
     <w:pPr>
       <w:pBdr/>
@@ -43006,9 +43122,9 @@
       </w:tcPr>
     </w:tblStylePr>
   </w:style>
-  <w:style w:type="table" w:styleId="88">
+  <w:style w:type="table" w:styleId="803">
     <w:name w:val="List Table 3 - Accent 6"/>
-    <w:basedOn w:val="11"/>
+    <w:basedOn w:val="726"/>
     <w:uiPriority w:val="99"/>
     <w:pPr>
       <w:pBdr/>
@@ -43234,9 +43350,9 @@
       </w:tcPr>
     </w:tblStylePr>
   </w:style>
-  <w:style w:type="table" w:styleId="89">
+  <w:style w:type="table" w:styleId="804">
     <w:name w:val="List Table 4"/>
-    <w:basedOn w:val="11"/>
+    <w:basedOn w:val="726"/>
     <w:uiPriority w:val="99"/>
     <w:pPr>
       <w:pBdr/>
@@ -43459,9 +43575,9 @@
       </w:tcPr>
     </w:tblStylePr>
   </w:style>
-  <w:style w:type="table" w:styleId="90">
+  <w:style w:type="table" w:styleId="805">
     <w:name w:val="List Table 4 - Accent 1"/>
-    <w:basedOn w:val="11"/>
+    <w:basedOn w:val="726"/>
     <w:uiPriority w:val="99"/>
     <w:pPr>
       <w:pBdr/>
@@ -43684,9 +43800,9 @@
       </w:tcPr>
     </w:tblStylePr>
   </w:style>
-  <w:style w:type="table" w:styleId="91">
+  <w:style w:type="table" w:styleId="806">
     <w:name w:val="List Table 4 - Accent 2"/>
-    <w:basedOn w:val="11"/>
+    <w:basedOn w:val="726"/>
     <w:uiPriority w:val="99"/>
     <w:pPr>
       <w:pBdr/>
@@ -43909,9 +44025,9 @@
       </w:tcPr>
     </w:tblStylePr>
   </w:style>
-  <w:style w:type="table" w:styleId="92">
+  <w:style w:type="table" w:styleId="807">
     <w:name w:val="List Table 4 - Accent 3"/>
-    <w:basedOn w:val="11"/>
+    <w:basedOn w:val="726"/>
     <w:uiPriority w:val="99"/>
     <w:pPr>
       <w:pBdr/>
@@ -44134,9 +44250,9 @@
       </w:tcPr>
     </w:tblStylePr>
   </w:style>
-  <w:style w:type="table" w:styleId="93">
+  <w:style w:type="table" w:styleId="808">
     <w:name w:val="List Table 4 - Accent 4"/>
-    <w:basedOn w:val="11"/>
+    <w:basedOn w:val="726"/>
     <w:uiPriority w:val="99"/>
     <w:pPr>
       <w:pBdr/>
@@ -44359,9 +44475,9 @@
       </w:tcPr>
     </w:tblStylePr>
   </w:style>
-  <w:style w:type="table" w:styleId="94">
+  <w:style w:type="table" w:styleId="809">
     <w:name w:val="List Table 4 - Accent 5"/>
-    <w:basedOn w:val="11"/>
+    <w:basedOn w:val="726"/>
     <w:uiPriority w:val="99"/>
     <w:pPr>
       <w:pBdr/>
@@ -44584,9 +44700,9 @@
       </w:tcPr>
     </w:tblStylePr>
   </w:style>
-  <w:style w:type="table" w:styleId="95">
+  <w:style w:type="table" w:styleId="810">
     <w:name w:val="List Table 4 - Accent 6"/>
-    <w:basedOn w:val="11"/>
+    <w:basedOn w:val="726"/>
     <w:uiPriority w:val="99"/>
     <w:pPr>
       <w:pBdr/>
@@ -44809,9 +44925,9 @@
       </w:tcPr>
     </w:tblStylePr>
   </w:style>
-  <w:style w:type="table" w:styleId="96">
+  <w:style w:type="table" w:styleId="811">
     <w:name w:val="List Table 5 Dark"/>
-    <w:basedOn w:val="11"/>
+    <w:basedOn w:val="726"/>
     <w:uiPriority w:val="99"/>
     <w:pPr>
       <w:pBdr/>
@@ -45051,9 +45167,9 @@
       </w:tcPr>
     </w:tblStylePr>
   </w:style>
-  <w:style w:type="table" w:styleId="97">
+  <w:style w:type="table" w:styleId="812">
     <w:name w:val="List Table 5 Dark - Accent 1"/>
-    <w:basedOn w:val="11"/>
+    <w:basedOn w:val="726"/>
     <w:uiPriority w:val="99"/>
     <w:pPr>
       <w:pBdr/>
@@ -45293,9 +45409,9 @@
       </w:tcPr>
     </w:tblStylePr>
   </w:style>
-  <w:style w:type="table" w:styleId="98">
+  <w:style w:type="table" w:styleId="813">
     <w:name w:val="List Table 5 Dark - Accent 2"/>
-    <w:basedOn w:val="11"/>
+    <w:basedOn w:val="726"/>
     <w:uiPriority w:val="99"/>
     <w:pPr>
       <w:pBdr/>
@@ -45535,9 +45651,9 @@
       </w:tcPr>
     </w:tblStylePr>
   </w:style>
-  <w:style w:type="table" w:styleId="99">
+  <w:style w:type="table" w:styleId="814">
     <w:name w:val="List Table 5 Dark - Accent 3"/>
-    <w:basedOn w:val="11"/>
+    <w:basedOn w:val="726"/>
     <w:uiPriority w:val="99"/>
     <w:pPr>
       <w:pBdr/>
@@ -45777,9 +45893,9 @@
       </w:tcPr>
     </w:tblStylePr>
   </w:style>
-  <w:style w:type="table" w:styleId="100">
+  <w:style w:type="table" w:styleId="815">
     <w:name w:val="List Table 5 Dark - Accent 4"/>
-    <w:basedOn w:val="11"/>
+    <w:basedOn w:val="726"/>
     <w:uiPriority w:val="99"/>
     <w:pPr>
       <w:pBdr/>
@@ -46019,9 +46135,9 @@
       </w:tcPr>
     </w:tblStylePr>
   </w:style>
-  <w:style w:type="table" w:styleId="101">
+  <w:style w:type="table" w:styleId="816">
     <w:name w:val="List Table 5 Dark - Accent 5"/>
-    <w:basedOn w:val="11"/>
+    <w:basedOn w:val="726"/>
     <w:uiPriority w:val="99"/>
     <w:pPr>
       <w:pBdr/>
@@ -46261,9 +46377,9 @@
       </w:tcPr>
     </w:tblStylePr>
   </w:style>
-  <w:style w:type="table" w:styleId="102">
+  <w:style w:type="table" w:styleId="817">
     <w:name w:val="List Table 5 Dark - Accent 6"/>
-    <w:basedOn w:val="11"/>
+    <w:basedOn w:val="726"/>
     <w:uiPriority w:val="99"/>
     <w:pPr>
       <w:pBdr/>
@@ -46503,9 +46619,9 @@
       </w:tcPr>
     </w:tblStylePr>
   </w:style>
-  <w:style w:type="table" w:styleId="103">
+  <w:style w:type="table" w:styleId="818">
     <w:name w:val="List Table 6 Colorful"/>
-    <w:basedOn w:val="11"/>
+    <w:basedOn w:val="726"/>
     <w:uiPriority w:val="99"/>
     <w:pPr>
       <w:pBdr/>
@@ -46726,9 +46842,9 @@
       </w:tcPr>
     </w:tblStylePr>
   </w:style>
-  <w:style w:type="table" w:styleId="104">
+  <w:style w:type="table" w:styleId="819">
     <w:name w:val="List Table 6 Colorful - Accent 1"/>
-    <w:basedOn w:val="11"/>
+    <w:basedOn w:val="726"/>
     <w:uiPriority w:val="99"/>
     <w:pPr>
       <w:pBdr/>
@@ -46949,9 +47065,9 @@
       </w:tcPr>
     </w:tblStylePr>
   </w:style>
-  <w:style w:type="table" w:styleId="105">
+  <w:style w:type="table" w:styleId="820">
     <w:name w:val="List Table 6 Colorful - Accent 2"/>
-    <w:basedOn w:val="11"/>
+    <w:basedOn w:val="726"/>
     <w:uiPriority w:val="99"/>
     <w:pPr>
       <w:pBdr/>
@@ -47172,9 +47288,9 @@
       </w:tcPr>
     </w:tblStylePr>
   </w:style>
-  <w:style w:type="table" w:styleId="106">
+  <w:style w:type="table" w:styleId="821">
     <w:name w:val="List Table 6 Colorful - Accent 3"/>
-    <w:basedOn w:val="11"/>
+    <w:basedOn w:val="726"/>
     <w:uiPriority w:val="99"/>
     <w:pPr>
       <w:pBdr/>
@@ -47395,9 +47511,9 @@
       </w:tcPr>
     </w:tblStylePr>
   </w:style>
-  <w:style w:type="table" w:styleId="107">
+  <w:style w:type="table" w:styleId="822">
     <w:name w:val="List Table 6 Colorful - Accent 4"/>
-    <w:basedOn w:val="11"/>
+    <w:basedOn w:val="726"/>
     <w:uiPriority w:val="99"/>
     <w:pPr>
       <w:pBdr/>
@@ -47618,9 +47734,9 @@
       </w:tcPr>
     </w:tblStylePr>
   </w:style>
-  <w:style w:type="table" w:styleId="108">
+  <w:style w:type="table" w:styleId="823">
     <w:name w:val="List Table 6 Colorful - Accent 5"/>
-    <w:basedOn w:val="11"/>
+    <w:basedOn w:val="726"/>
     <w:uiPriority w:val="99"/>
     <w:pPr>
       <w:pBdr/>
@@ -47841,9 +47957,9 @@
       </w:tcPr>
     </w:tblStylePr>
   </w:style>
-  <w:style w:type="table" w:styleId="109">
+  <w:style w:type="table" w:styleId="824">
     <w:name w:val="List Table 6 Colorful - Accent 6"/>
-    <w:basedOn w:val="11"/>
+    <w:basedOn w:val="726"/>
     <w:uiPriority w:val="99"/>
     <w:pPr>
       <w:pBdr/>
@@ -48064,9 +48180,9 @@
       </w:tcPr>
     </w:tblStylePr>
   </w:style>
-  <w:style w:type="table" w:styleId="110">
+  <w:style w:type="table" w:styleId="825">
     <w:name w:val="List Table 7 Colorful"/>
-    <w:basedOn w:val="11"/>
+    <w:basedOn w:val="726"/>
     <w:uiPriority w:val="99"/>
     <w:pPr>
       <w:pBdr/>
@@ -48165,11 +48281,11 @@
         <w:tblBorders/>
       </w:tblPr>
       <w:tcPr>
-        <w:shd w:color="ffffff"/>
+        <w:shd w:val="clear" w:color="ffffff"/>
         <w:tcBorders>
-          <w:top w:val="none"/>
-          <w:left w:val="none"/>
-          <w:bottom w:val="none"/>
+          <w:top w:val="none" w:color="000000" w:sz="4" w:space="0"/>
+          <w:left w:val="none" w:color="000000" w:sz="4" w:space="0"/>
+          <w:bottom w:val="none" w:color="000000" w:sz="4" w:space="0"/>
           <w:right w:val="single" w:color="000000" w:themeColor="text1" w:themeTint="80" w:sz="4" w:space="0"/>
         </w:tcBorders>
       </w:tcPr>
@@ -48192,10 +48308,10 @@
       <w:tcPr>
         <w:shd w:val="clear" w:color="ffffff" w:themeColor="light1" w:fill="ffffff" w:themeFill="light1"/>
         <w:tcBorders>
-          <w:top w:val="none"/>
-          <w:left w:val="none"/>
+          <w:top w:val="none" w:color="000000" w:sz="4" w:space="0"/>
+          <w:left w:val="none" w:color="000000" w:sz="4" w:space="0"/>
           <w:bottom w:val="single" w:color="000000" w:themeColor="text1" w:themeTint="80" w:sz="4" w:space="0"/>
-          <w:right w:val="none"/>
+          <w:right w:val="none" w:color="000000" w:sz="4" w:space="0"/>
         </w:tcBorders>
       </w:tcPr>
     </w:tblStylePr>
@@ -48215,12 +48331,12 @@
         <w:tblBorders/>
       </w:tblPr>
       <w:tcPr>
-        <w:shd w:color="ffffff"/>
+        <w:shd w:val="clear" w:color="ffffff"/>
         <w:tcBorders>
-          <w:top w:val="none"/>
+          <w:top w:val="none" w:color="000000" w:sz="4" w:space="0"/>
           <w:left w:val="single" w:color="000000" w:themeColor="text1" w:themeTint="80" w:sz="4" w:space="0"/>
-          <w:bottom w:val="none"/>
-          <w:right w:val="none"/>
+          <w:bottom w:val="none" w:color="000000" w:sz="4" w:space="0"/>
+          <w:right w:val="none" w:color="000000" w:sz="4" w:space="0"/>
         </w:tcBorders>
       </w:tcPr>
     </w:tblStylePr>
@@ -48243,9 +48359,9 @@
         <w:shd w:val="clear" w:color="ffffff" w:themeColor="light1" w:fill="ffffff" w:themeFill="light1"/>
         <w:tcBorders>
           <w:top w:val="single" w:color="000000" w:themeColor="text1" w:themeTint="80" w:sz="4" w:space="0"/>
-          <w:left w:val="none"/>
-          <w:bottom w:val="none"/>
-          <w:right w:val="none"/>
+          <w:left w:val="none" w:color="000000" w:sz="4" w:space="0"/>
+          <w:bottom w:val="none" w:color="000000" w:sz="4" w:space="0"/>
+          <w:right w:val="none" w:color="000000" w:sz="4" w:space="0"/>
         </w:tcBorders>
       </w:tcPr>
     </w:tblStylePr>
@@ -48320,9 +48436,9 @@
       </w:tcPr>
     </w:tblStylePr>
   </w:style>
-  <w:style w:type="table" w:styleId="111">
+  <w:style w:type="table" w:styleId="826">
     <w:name w:val="List Table 7 Colorful - Accent 1"/>
-    <w:basedOn w:val="11"/>
+    <w:basedOn w:val="726"/>
     <w:uiPriority w:val="99"/>
     <w:pPr>
       <w:pBdr/>
@@ -48421,11 +48537,11 @@
         <w:tblBorders/>
       </w:tblPr>
       <w:tcPr>
-        <w:shd w:color="ffffff"/>
+        <w:shd w:val="clear" w:color="ffffff"/>
         <w:tcBorders>
-          <w:top w:val="none"/>
-          <w:left w:val="none"/>
-          <w:bottom w:val="none"/>
+          <w:top w:val="none" w:color="000000" w:sz="4" w:space="0"/>
+          <w:left w:val="none" w:color="000000" w:sz="4" w:space="0"/>
+          <w:bottom w:val="none" w:color="000000" w:sz="4" w:space="0"/>
           <w:right w:val="single" w:color="000000" w:themeColor="accent1" w:sz="4" w:space="0"/>
         </w:tcBorders>
       </w:tcPr>
@@ -48448,10 +48564,10 @@
       <w:tcPr>
         <w:shd w:val="clear" w:color="ffffff" w:themeColor="light1" w:fill="ffffff" w:themeFill="light1"/>
         <w:tcBorders>
-          <w:top w:val="none"/>
-          <w:left w:val="none"/>
+          <w:top w:val="none" w:color="000000" w:sz="4" w:space="0"/>
+          <w:left w:val="none" w:color="000000" w:sz="4" w:space="0"/>
           <w:bottom w:val="single" w:color="000000" w:themeColor="accent1" w:sz="4" w:space="0"/>
-          <w:right w:val="none"/>
+          <w:right w:val="none" w:color="000000" w:sz="4" w:space="0"/>
         </w:tcBorders>
       </w:tcPr>
     </w:tblStylePr>
@@ -48471,12 +48587,12 @@
         <w:tblBorders/>
       </w:tblPr>
       <w:tcPr>
-        <w:shd w:color="ffffff"/>
+        <w:shd w:val="clear" w:color="ffffff"/>
         <w:tcBorders>
-          <w:top w:val="none"/>
+          <w:top w:val="none" w:color="000000" w:sz="4" w:space="0"/>
           <w:left w:val="single" w:color="000000" w:themeColor="accent1" w:sz="4" w:space="0"/>
-          <w:bottom w:val="none"/>
-          <w:right w:val="none"/>
+          <w:bottom w:val="none" w:color="000000" w:sz="4" w:space="0"/>
+          <w:right w:val="none" w:color="000000" w:sz="4" w:space="0"/>
         </w:tcBorders>
       </w:tcPr>
     </w:tblStylePr>
@@ -48499,9 +48615,9 @@
         <w:shd w:val="clear" w:color="ffffff" w:themeColor="light1" w:fill="ffffff" w:themeFill="light1"/>
         <w:tcBorders>
           <w:top w:val="single" w:color="000000" w:themeColor="accent1" w:sz="4" w:space="0"/>
-          <w:left w:val="none"/>
-          <w:bottom w:val="none"/>
-          <w:right w:val="none"/>
+          <w:left w:val="none" w:color="000000" w:sz="4" w:space="0"/>
+          <w:bottom w:val="none" w:color="000000" w:sz="4" w:space="0"/>
+          <w:right w:val="none" w:color="000000" w:sz="4" w:space="0"/>
         </w:tcBorders>
       </w:tcPr>
     </w:tblStylePr>
@@ -48576,9 +48692,9 @@
       </w:tcPr>
     </w:tblStylePr>
   </w:style>
-  <w:style w:type="table" w:styleId="112">
+  <w:style w:type="table" w:styleId="827">
     <w:name w:val="List Table 7 Colorful - Accent 2"/>
-    <w:basedOn w:val="11"/>
+    <w:basedOn w:val="726"/>
     <w:uiPriority w:val="99"/>
     <w:pPr>
       <w:pBdr/>
@@ -48677,11 +48793,11 @@
         <w:tblBorders/>
       </w:tblPr>
       <w:tcPr>
-        <w:shd w:color="ffffff"/>
+        <w:shd w:val="clear" w:color="ffffff"/>
         <w:tcBorders>
-          <w:top w:val="none"/>
-          <w:left w:val="none"/>
-          <w:bottom w:val="none"/>
+          <w:top w:val="none" w:color="000000" w:sz="4" w:space="0"/>
+          <w:left w:val="none" w:color="000000" w:sz="4" w:space="0"/>
+          <w:bottom w:val="none" w:color="000000" w:sz="4" w:space="0"/>
           <w:right w:val="single" w:color="000000" w:themeColor="accent2" w:themeTint="97" w:sz="4" w:space="0"/>
         </w:tcBorders>
       </w:tcPr>
@@ -48704,10 +48820,10 @@
       <w:tcPr>
         <w:shd w:val="clear" w:color="ffffff" w:themeColor="light1" w:fill="ffffff" w:themeFill="light1"/>
         <w:tcBorders>
-          <w:top w:val="none"/>
-          <w:left w:val="none"/>
+          <w:top w:val="none" w:color="000000" w:sz="4" w:space="0"/>
+          <w:left w:val="none" w:color="000000" w:sz="4" w:space="0"/>
           <w:bottom w:val="single" w:color="000000" w:themeColor="accent2" w:themeTint="97" w:sz="4" w:space="0"/>
-          <w:right w:val="none"/>
+          <w:right w:val="none" w:color="000000" w:sz="4" w:space="0"/>
         </w:tcBorders>
       </w:tcPr>
     </w:tblStylePr>
@@ -48727,12 +48843,12 @@
         <w:tblBorders/>
       </w:tblPr>
       <w:tcPr>
-        <w:shd w:color="ffffff"/>
+        <w:shd w:val="clear" w:color="ffffff"/>
         <w:tcBorders>
-          <w:top w:val="none"/>
+          <w:top w:val="none" w:color="000000" w:sz="4" w:space="0"/>
           <w:left w:val="single" w:color="000000" w:themeColor="accent2" w:themeTint="97" w:sz="4" w:space="0"/>
-          <w:bottom w:val="none"/>
-          <w:right w:val="none"/>
+          <w:bottom w:val="none" w:color="000000" w:sz="4" w:space="0"/>
+          <w:right w:val="none" w:color="000000" w:sz="4" w:space="0"/>
         </w:tcBorders>
       </w:tcPr>
     </w:tblStylePr>
@@ -48755,9 +48871,9 @@
         <w:shd w:val="clear" w:color="ffffff" w:themeColor="light1" w:fill="ffffff" w:themeFill="light1"/>
         <w:tcBorders>
           <w:top w:val="single" w:color="000000" w:themeColor="accent2" w:themeTint="97" w:sz="4" w:space="0"/>
-          <w:left w:val="none"/>
-          <w:bottom w:val="none"/>
-          <w:right w:val="none"/>
+          <w:left w:val="none" w:color="000000" w:sz="4" w:space="0"/>
+          <w:bottom w:val="none" w:color="000000" w:sz="4" w:space="0"/>
+          <w:right w:val="none" w:color="000000" w:sz="4" w:space="0"/>
         </w:tcBorders>
       </w:tcPr>
     </w:tblStylePr>
@@ -48832,9 +48948,9 @@
       </w:tcPr>
     </w:tblStylePr>
   </w:style>
-  <w:style w:type="table" w:styleId="113">
+  <w:style w:type="table" w:styleId="828">
     <w:name w:val="List Table 7 Colorful - Accent 3"/>
-    <w:basedOn w:val="11"/>
+    <w:basedOn w:val="726"/>
     <w:uiPriority w:val="99"/>
     <w:pPr>
       <w:pBdr/>
@@ -48933,11 +49049,11 @@
         <w:tblBorders/>
       </w:tblPr>
       <w:tcPr>
-        <w:shd w:color="ffffff"/>
+        <w:shd w:val="clear" w:color="ffffff"/>
         <w:tcBorders>
-          <w:top w:val="none"/>
-          <w:left w:val="none"/>
-          <w:bottom w:val="none"/>
+          <w:top w:val="none" w:color="000000" w:sz="4" w:space="0"/>
+          <w:left w:val="none" w:color="000000" w:sz="4" w:space="0"/>
+          <w:bottom w:val="none" w:color="000000" w:sz="4" w:space="0"/>
           <w:right w:val="single" w:color="000000" w:themeColor="accent3" w:themeTint="98" w:sz="4" w:space="0"/>
         </w:tcBorders>
       </w:tcPr>
@@ -48960,10 +49076,10 @@
       <w:tcPr>
         <w:shd w:val="clear" w:color="ffffff" w:themeColor="light1" w:fill="ffffff" w:themeFill="light1"/>
         <w:tcBorders>
-          <w:top w:val="none"/>
-          <w:left w:val="none"/>
+          <w:top w:val="none" w:color="000000" w:sz="4" w:space="0"/>
+          <w:left w:val="none" w:color="000000" w:sz="4" w:space="0"/>
           <w:bottom w:val="single" w:color="000000" w:themeColor="accent3" w:themeTint="98" w:sz="4" w:space="0"/>
-          <w:right w:val="none"/>
+          <w:right w:val="none" w:color="000000" w:sz="4" w:space="0"/>
         </w:tcBorders>
       </w:tcPr>
     </w:tblStylePr>
@@ -48983,12 +49099,12 @@
         <w:tblBorders/>
       </w:tblPr>
       <w:tcPr>
-        <w:shd w:color="ffffff"/>
+        <w:shd w:val="clear" w:color="ffffff"/>
         <w:tcBorders>
-          <w:top w:val="none"/>
+          <w:top w:val="none" w:color="000000" w:sz="4" w:space="0"/>
           <w:left w:val="single" w:color="000000" w:themeColor="accent3" w:themeTint="98" w:sz="4" w:space="0"/>
-          <w:bottom w:val="none"/>
-          <w:right w:val="none"/>
+          <w:bottom w:val="none" w:color="000000" w:sz="4" w:space="0"/>
+          <w:right w:val="none" w:color="000000" w:sz="4" w:space="0"/>
         </w:tcBorders>
       </w:tcPr>
     </w:tblStylePr>
@@ -49011,9 +49127,9 @@
         <w:shd w:val="clear" w:color="ffffff" w:themeColor="light1" w:fill="ffffff" w:themeFill="light1"/>
         <w:tcBorders>
           <w:top w:val="single" w:color="000000" w:themeColor="accent3" w:themeTint="98" w:sz="4" w:space="0"/>
-          <w:left w:val="none"/>
-          <w:bottom w:val="none"/>
-          <w:right w:val="none"/>
+          <w:left w:val="none" w:color="000000" w:sz="4" w:space="0"/>
+          <w:bottom w:val="none" w:color="000000" w:sz="4" w:space="0"/>
+          <w:right w:val="none" w:color="000000" w:sz="4" w:space="0"/>
         </w:tcBorders>
       </w:tcPr>
     </w:tblStylePr>
@@ -49088,9 +49204,9 @@
       </w:tcPr>
     </w:tblStylePr>
   </w:style>
-  <w:style w:type="table" w:styleId="114">
+  <w:style w:type="table" w:styleId="829">
     <w:name w:val="List Table 7 Colorful - Accent 4"/>
-    <w:basedOn w:val="11"/>
+    <w:basedOn w:val="726"/>
     <w:uiPriority w:val="99"/>
     <w:pPr>
       <w:pBdr/>
@@ -49189,11 +49305,11 @@
         <w:tblBorders/>
       </w:tblPr>
       <w:tcPr>
-        <w:shd w:color="ffffff"/>
+        <w:shd w:val="clear" w:color="ffffff"/>
         <w:tcBorders>
-          <w:top w:val="none"/>
-          <w:left w:val="none"/>
-          <w:bottom w:val="none"/>
+          <w:top w:val="none" w:color="000000" w:sz="4" w:space="0"/>
+          <w:left w:val="none" w:color="000000" w:sz="4" w:space="0"/>
+          <w:bottom w:val="none" w:color="000000" w:sz="4" w:space="0"/>
           <w:right w:val="single" w:color="000000" w:themeColor="accent4" w:themeTint="9A" w:sz="4" w:space="0"/>
         </w:tcBorders>
       </w:tcPr>
@@ -49216,10 +49332,10 @@
       <w:tcPr>
         <w:shd w:val="clear" w:color="ffffff" w:themeColor="light1" w:fill="ffffff" w:themeFill="light1"/>
         <w:tcBorders>
-          <w:top w:val="none"/>
-          <w:left w:val="none"/>
+          <w:top w:val="none" w:color="000000" w:sz="4" w:space="0"/>
+          <w:left w:val="none" w:color="000000" w:sz="4" w:space="0"/>
           <w:bottom w:val="single" w:color="000000" w:themeColor="accent4" w:themeTint="9A" w:sz="4" w:space="0"/>
-          <w:right w:val="none"/>
+          <w:right w:val="none" w:color="000000" w:sz="4" w:space="0"/>
         </w:tcBorders>
       </w:tcPr>
     </w:tblStylePr>
@@ -49239,12 +49355,12 @@
         <w:tblBorders/>
       </w:tblPr>
       <w:tcPr>
-        <w:shd w:color="ffffff"/>
+        <w:shd w:val="clear" w:color="ffffff"/>
         <w:tcBorders>
-          <w:top w:val="none"/>
+          <w:top w:val="none" w:color="000000" w:sz="4" w:space="0"/>
           <w:left w:val="single" w:color="000000" w:themeColor="accent4" w:themeTint="9A" w:sz="4" w:space="0"/>
-          <w:bottom w:val="none"/>
-          <w:right w:val="none"/>
+          <w:bottom w:val="none" w:color="000000" w:sz="4" w:space="0"/>
+          <w:right w:val="none" w:color="000000" w:sz="4" w:space="0"/>
         </w:tcBorders>
       </w:tcPr>
     </w:tblStylePr>
@@ -49267,9 +49383,9 @@
         <w:shd w:val="clear" w:color="ffffff" w:themeColor="light1" w:fill="ffffff" w:themeFill="light1"/>
         <w:tcBorders>
           <w:top w:val="single" w:color="000000" w:themeColor="accent4" w:themeTint="9A" w:sz="4" w:space="0"/>
-          <w:left w:val="none"/>
-          <w:bottom w:val="none"/>
-          <w:right w:val="none"/>
+          <w:left w:val="none" w:color="000000" w:sz="4" w:space="0"/>
+          <w:bottom w:val="none" w:color="000000" w:sz="4" w:space="0"/>
+          <w:right w:val="none" w:color="000000" w:sz="4" w:space="0"/>
         </w:tcBorders>
       </w:tcPr>
     </w:tblStylePr>
@@ -49344,9 +49460,9 @@
       </w:tcPr>
     </w:tblStylePr>
   </w:style>
-  <w:style w:type="table" w:styleId="115">
+  <w:style w:type="table" w:styleId="830">
     <w:name w:val="List Table 7 Colorful - Accent 5"/>
-    <w:basedOn w:val="11"/>
+    <w:basedOn w:val="726"/>
     <w:uiPriority w:val="99"/>
     <w:pPr>
       <w:pBdr/>
@@ -49445,11 +49561,11 @@
         <w:tblBorders/>
       </w:tblPr>
       <w:tcPr>
-        <w:shd w:color="ffffff"/>
+        <w:shd w:val="clear" w:color="ffffff"/>
         <w:tcBorders>
-          <w:top w:val="none"/>
-          <w:left w:val="none"/>
-          <w:bottom w:val="none"/>
+          <w:top w:val="none" w:color="000000" w:sz="4" w:space="0"/>
+          <w:left w:val="none" w:color="000000" w:sz="4" w:space="0"/>
+          <w:bottom w:val="none" w:color="000000" w:sz="4" w:space="0"/>
           <w:right w:val="single" w:color="000000" w:themeColor="accent5" w:themeTint="9A" w:sz="4" w:space="0"/>
         </w:tcBorders>
       </w:tcPr>
@@ -49472,10 +49588,10 @@
       <w:tcPr>
         <w:shd w:val="clear" w:color="ffffff" w:themeColor="light1" w:fill="ffffff" w:themeFill="light1"/>
         <w:tcBorders>
-          <w:top w:val="none"/>
-          <w:left w:val="none"/>
+          <w:top w:val="none" w:color="000000" w:sz="4" w:space="0"/>
+          <w:left w:val="none" w:color="000000" w:sz="4" w:space="0"/>
           <w:bottom w:val="single" w:color="000000" w:themeColor="accent5" w:themeTint="9A" w:sz="4" w:space="0"/>
-          <w:right w:val="none"/>
+          <w:right w:val="none" w:color="000000" w:sz="4" w:space="0"/>
         </w:tcBorders>
       </w:tcPr>
     </w:tblStylePr>
@@ -49495,12 +49611,12 @@
         <w:tblBorders/>
       </w:tblPr>
       <w:tcPr>
-        <w:shd w:color="ffffff"/>
+        <w:shd w:val="clear" w:color="ffffff"/>
         <w:tcBorders>
-          <w:top w:val="none"/>
+          <w:top w:val="none" w:color="000000" w:sz="4" w:space="0"/>
           <w:left w:val="single" w:color="000000" w:themeColor="accent5" w:themeTint="9A" w:sz="4" w:space="0"/>
-          <w:bottom w:val="none"/>
-          <w:right w:val="none"/>
+          <w:bottom w:val="none" w:color="000000" w:sz="4" w:space="0"/>
+          <w:right w:val="none" w:color="000000" w:sz="4" w:space="0"/>
         </w:tcBorders>
       </w:tcPr>
     </w:tblStylePr>
@@ -49523,9 +49639,9 @@
         <w:shd w:val="clear" w:color="ffffff" w:themeColor="light1" w:fill="ffffff" w:themeFill="light1"/>
         <w:tcBorders>
           <w:top w:val="single" w:color="000000" w:themeColor="accent5" w:themeTint="9A" w:sz="4" w:space="0"/>
-          <w:left w:val="none"/>
-          <w:bottom w:val="none"/>
-          <w:right w:val="none"/>
+          <w:left w:val="none" w:color="000000" w:sz="4" w:space="0"/>
+          <w:bottom w:val="none" w:color="000000" w:sz="4" w:space="0"/>
+          <w:right w:val="none" w:color="000000" w:sz="4" w:space="0"/>
         </w:tcBorders>
       </w:tcPr>
     </w:tblStylePr>
@@ -49600,9 +49716,9 @@
       </w:tcPr>
     </w:tblStylePr>
   </w:style>
-  <w:style w:type="table" w:styleId="116">
+  <w:style w:type="table" w:styleId="831">
     <w:name w:val="List Table 7 Colorful - Accent 6"/>
-    <w:basedOn w:val="11"/>
+    <w:basedOn w:val="726"/>
     <w:uiPriority w:val="99"/>
     <w:pPr>
       <w:pBdr/>
@@ -49701,11 +49817,11 @@
         <w:tblBorders/>
       </w:tblPr>
       <w:tcPr>
-        <w:shd w:color="ffffff"/>
+        <w:shd w:val="clear" w:color="ffffff"/>
         <w:tcBorders>
-          <w:top w:val="none"/>
-          <w:left w:val="none"/>
-          <w:bottom w:val="none"/>
+          <w:top w:val="none" w:color="000000" w:sz="4" w:space="0"/>
+          <w:left w:val="none" w:color="000000" w:sz="4" w:space="0"/>
+          <w:bottom w:val="none" w:color="000000" w:sz="4" w:space="0"/>
           <w:right w:val="single" w:color="000000" w:themeColor="accent6" w:themeTint="98" w:sz="4" w:space="0"/>
         </w:tcBorders>
       </w:tcPr>
@@ -49728,10 +49844,10 @@
       <w:tcPr>
         <w:shd w:val="clear" w:color="ffffff" w:themeColor="light1" w:fill="ffffff" w:themeFill="light1"/>
         <w:tcBorders>
-          <w:top w:val="none"/>
-          <w:left w:val="none"/>
+          <w:top w:val="none" w:color="000000" w:sz="4" w:space="0"/>
+          <w:left w:val="none" w:color="000000" w:sz="4" w:space="0"/>
           <w:bottom w:val="single" w:color="000000" w:themeColor="accent6" w:themeTint="98" w:sz="4" w:space="0"/>
-          <w:right w:val="none"/>
+          <w:right w:val="none" w:color="000000" w:sz="4" w:space="0"/>
         </w:tcBorders>
       </w:tcPr>
     </w:tblStylePr>
@@ -49751,12 +49867,12 @@
         <w:tblBorders/>
       </w:tblPr>
       <w:tcPr>
-        <w:shd w:color="ffffff"/>
+        <w:shd w:val="clear" w:color="ffffff"/>
         <w:tcBorders>
-          <w:top w:val="none"/>
+          <w:top w:val="none" w:color="000000" w:sz="4" w:space="0"/>
           <w:left w:val="single" w:color="000000" w:themeColor="accent6" w:themeTint="98" w:sz="4" w:space="0"/>
-          <w:bottom w:val="none"/>
-          <w:right w:val="none"/>
+          <w:bottom w:val="none" w:color="000000" w:sz="4" w:space="0"/>
+          <w:right w:val="none" w:color="000000" w:sz="4" w:space="0"/>
         </w:tcBorders>
       </w:tcPr>
     </w:tblStylePr>
@@ -49779,9 +49895,9 @@
         <w:shd w:val="clear" w:color="ffffff" w:themeColor="light1" w:fill="ffffff" w:themeFill="light1"/>
         <w:tcBorders>
           <w:top w:val="single" w:color="000000" w:themeColor="accent6" w:themeTint="98" w:sz="4" w:space="0"/>
-          <w:left w:val="none"/>
-          <w:bottom w:val="none"/>
-          <w:right w:val="none"/>
+          <w:left w:val="none" w:color="000000" w:sz="4" w:space="0"/>
+          <w:bottom w:val="none" w:color="000000" w:sz="4" w:space="0"/>
+          <w:right w:val="none" w:color="000000" w:sz="4" w:space="0"/>
         </w:tcBorders>
       </w:tcPr>
     </w:tblStylePr>
@@ -49856,9 +49972,9 @@
       </w:tcPr>
     </w:tblStylePr>
   </w:style>
-  <w:style w:type="table" w:styleId="117">
+  <w:style w:type="table" w:styleId="832">
     <w:name w:val="Lined - Accent"/>
-    <w:basedOn w:val="11"/>
+    <w:basedOn w:val="726"/>
     <w:uiPriority w:val="99"/>
     <w:pPr>
       <w:pBdr/>
@@ -50093,9 +50209,9 @@
       </w:tcPr>
     </w:tblStylePr>
   </w:style>
-  <w:style w:type="table" w:styleId="118">
+  <w:style w:type="table" w:styleId="833">
     <w:name w:val="Lined - Accent 1"/>
-    <w:basedOn w:val="11"/>
+    <w:basedOn w:val="726"/>
     <w:uiPriority w:val="99"/>
     <w:pPr>
       <w:pBdr/>
@@ -50330,9 +50446,9 @@
       </w:tcPr>
     </w:tblStylePr>
   </w:style>
-  <w:style w:type="table" w:styleId="119">
+  <w:style w:type="table" w:styleId="834">
     <w:name w:val="Lined - Accent 2"/>
-    <w:basedOn w:val="11"/>
+    <w:basedOn w:val="726"/>
     <w:uiPriority w:val="99"/>
     <w:pPr>
       <w:pBdr/>
@@ -50567,9 +50683,9 @@
       </w:tcPr>
     </w:tblStylePr>
   </w:style>
-  <w:style w:type="table" w:styleId="120">
+  <w:style w:type="table" w:styleId="835">
     <w:name w:val="Lined - Accent 3"/>
-    <w:basedOn w:val="11"/>
+    <w:basedOn w:val="726"/>
     <w:uiPriority w:val="99"/>
     <w:pPr>
       <w:pBdr/>
@@ -50804,9 +50920,9 @@
       </w:tcPr>
     </w:tblStylePr>
   </w:style>
-  <w:style w:type="table" w:styleId="121">
+  <w:style w:type="table" w:styleId="836">
     <w:name w:val="Lined - Accent 4"/>
-    <w:basedOn w:val="11"/>
+    <w:basedOn w:val="726"/>
     <w:uiPriority w:val="99"/>
     <w:pPr>
       <w:pBdr/>
@@ -51041,9 +51157,9 @@
       </w:tcPr>
     </w:tblStylePr>
   </w:style>
-  <w:style w:type="table" w:styleId="122">
+  <w:style w:type="table" w:styleId="837">
     <w:name w:val="Lined - Accent 5"/>
-    <w:basedOn w:val="11"/>
+    <w:basedOn w:val="726"/>
     <w:uiPriority w:val="99"/>
     <w:pPr>
       <w:pBdr/>
@@ -51278,9 +51394,9 @@
       </w:tcPr>
     </w:tblStylePr>
   </w:style>
-  <w:style w:type="table" w:styleId="123">
+  <w:style w:type="table" w:styleId="838">
     <w:name w:val="Lined - Accent 6"/>
-    <w:basedOn w:val="11"/>
+    <w:basedOn w:val="726"/>
     <w:uiPriority w:val="99"/>
     <w:pPr>
       <w:pBdr/>
@@ -51515,9 +51631,9 @@
       </w:tcPr>
     </w:tblStylePr>
   </w:style>
-  <w:style w:type="table" w:styleId="124">
+  <w:style w:type="table" w:styleId="839">
     <w:name w:val="Bordered &amp; Lined - Accent"/>
-    <w:basedOn w:val="11"/>
+    <w:basedOn w:val="726"/>
     <w:uiPriority w:val="99"/>
     <w:pPr>
       <w:pBdr/>
@@ -51759,9 +51875,9 @@
       </w:tcPr>
     </w:tblStylePr>
   </w:style>
-  <w:style w:type="table" w:styleId="125">
+  <w:style w:type="table" w:styleId="840">
     <w:name w:val="Bordered &amp; Lined - Accent 1"/>
-    <w:basedOn w:val="11"/>
+    <w:basedOn w:val="726"/>
     <w:uiPriority w:val="99"/>
     <w:pPr>
       <w:pBdr/>
@@ -52003,9 +52119,9 @@
       </w:tcPr>
     </w:tblStylePr>
   </w:style>
-  <w:style w:type="table" w:styleId="126">
+  <w:style w:type="table" w:styleId="841">
     <w:name w:val="Bordered &amp; Lined - Accent 2"/>
-    <w:basedOn w:val="11"/>
+    <w:basedOn w:val="726"/>
     <w:uiPriority w:val="99"/>
     <w:pPr>
       <w:pBdr/>
@@ -52247,9 +52363,9 @@
       </w:tcPr>
     </w:tblStylePr>
   </w:style>
-  <w:style w:type="table" w:styleId="127">
+  <w:style w:type="table" w:styleId="842">
     <w:name w:val="Bordered &amp; Lined - Accent 3"/>
-    <w:basedOn w:val="11"/>
+    <w:basedOn w:val="726"/>
     <w:uiPriority w:val="99"/>
     <w:pPr>
       <w:pBdr/>
@@ -52491,9 +52607,9 @@
       </w:tcPr>
     </w:tblStylePr>
   </w:style>
-  <w:style w:type="table" w:styleId="128">
+  <w:style w:type="table" w:styleId="843">
     <w:name w:val="Bordered &amp; Lined - Accent 4"/>
-    <w:basedOn w:val="11"/>
+    <w:basedOn w:val="726"/>
     <w:uiPriority w:val="99"/>
     <w:pPr>
       <w:pBdr/>
@@ -52735,9 +52851,9 @@
       </w:tcPr>
     </w:tblStylePr>
   </w:style>
-  <w:style w:type="table" w:styleId="129">
+  <w:style w:type="table" w:styleId="844">
     <w:name w:val="Bordered &amp; Lined - Accent 5"/>
-    <w:basedOn w:val="11"/>
+    <w:basedOn w:val="726"/>
     <w:uiPriority w:val="99"/>
     <w:pPr>
       <w:pBdr/>
@@ -52979,9 +53095,9 @@
       </w:tcPr>
     </w:tblStylePr>
   </w:style>
-  <w:style w:type="table" w:styleId="130">
+  <w:style w:type="table" w:styleId="845">
     <w:name w:val="Bordered &amp; Lined - Accent 6"/>
-    <w:basedOn w:val="11"/>
+    <w:basedOn w:val="726"/>
     <w:uiPriority w:val="99"/>
     <w:pPr>
       <w:pBdr/>
@@ -53223,9 +53339,9 @@
       </w:tcPr>
     </w:tblStylePr>
   </w:style>
-  <w:style w:type="table" w:styleId="131">
+  <w:style w:type="table" w:styleId="846">
     <w:name w:val="Bordered"/>
-    <w:basedOn w:val="11"/>
+    <w:basedOn w:val="726"/>
     <w:uiPriority w:val="99"/>
     <w:pPr>
       <w:pBdr/>
@@ -53454,9 +53570,9 @@
       </w:tcPr>
     </w:tblStylePr>
   </w:style>
-  <w:style w:type="table" w:styleId="132">
+  <w:style w:type="table" w:styleId="847">
     <w:name w:val="Bordered - Accent 1"/>
-    <w:basedOn w:val="11"/>
+    <w:basedOn w:val="726"/>
     <w:uiPriority w:val="99"/>
     <w:pPr>
       <w:pBdr/>
@@ -53685,9 +53801,9 @@
       </w:tcPr>
     </w:tblStylePr>
   </w:style>
-  <w:style w:type="table" w:styleId="133">
+  <w:style w:type="table" w:styleId="848">
     <w:name w:val="Bordered - Accent 2"/>
-    <w:basedOn w:val="11"/>
+    <w:basedOn w:val="726"/>
     <w:uiPriority w:val="99"/>
     <w:pPr>
       <w:pBdr/>
@@ -53916,9 +54032,9 @@
       </w:tcPr>
     </w:tblStylePr>
   </w:style>
-  <w:style w:type="table" w:styleId="134">
+  <w:style w:type="table" w:styleId="849">
     <w:name w:val="Bordered - Accent 3"/>
-    <w:basedOn w:val="11"/>
+    <w:basedOn w:val="726"/>
     <w:uiPriority w:val="99"/>
     <w:pPr>
       <w:pBdr/>
@@ -54147,9 +54263,9 @@
       </w:tcPr>
     </w:tblStylePr>
   </w:style>
-  <w:style w:type="table" w:styleId="135">
+  <w:style w:type="table" w:styleId="850">
     <w:name w:val="Bordered - Accent 4"/>
-    <w:basedOn w:val="11"/>
+    <w:basedOn w:val="726"/>
     <w:uiPriority w:val="99"/>
     <w:pPr>
       <w:pBdr/>
@@ -54378,9 +54494,9 @@
       </w:tcPr>
     </w:tblStylePr>
   </w:style>
-  <w:style w:type="table" w:styleId="136">
+  <w:style w:type="table" w:styleId="851">
     <w:name w:val="Bordered - Accent 5"/>
-    <w:basedOn w:val="11"/>
+    <w:basedOn w:val="726"/>
     <w:uiPriority w:val="99"/>
     <w:pPr>
       <w:pBdr/>
@@ -54609,9 +54725,9 @@
       </w:tcPr>
     </w:tblStylePr>
   </w:style>
-  <w:style w:type="table" w:styleId="137">
+  <w:style w:type="table" w:styleId="852">
     <w:name w:val="Bordered - Accent 6"/>
-    <w:basedOn w:val="11"/>
+    <w:basedOn w:val="726"/>
     <w:uiPriority w:val="99"/>
     <w:pPr>
       <w:pBdr/>
@@ -54840,7 +54956,7 @@
       </w:tcPr>
     </w:tblStylePr>
   </w:style>
-  <w:style w:type="paragraph" w:styleId="138" w:default="1">
+  <w:style w:type="paragraph" w:styleId="853" w:default="1">
     <w:name w:val="Normal"/>
     <w:qFormat/>
     <w:pPr>
@@ -54849,11 +54965,11 @@
       <w:ind/>
     </w:pPr>
   </w:style>
-  <w:style w:type="paragraph" w:styleId="145">
+  <w:style w:type="paragraph" w:styleId="854">
     <w:name w:val="Heading 7"/>
-    <w:basedOn w:val="138"/>
-    <w:next w:val="138"/>
-    <w:link w:val="156"/>
+    <w:basedOn w:val="853"/>
+    <w:next w:val="853"/>
+    <w:link w:val="865"/>
     <w:uiPriority w:val="9"/>
     <w:unhideWhenUsed/>
     <w:qFormat/>
@@ -54870,11 +54986,11 @@
       <w:color w:val="595959" w:themeColor="text1" w:themeTint="A6"/>
     </w:rPr>
   </w:style>
-  <w:style w:type="paragraph" w:styleId="146">
+  <w:style w:type="paragraph" w:styleId="855">
     <w:name w:val="Heading 8"/>
-    <w:basedOn w:val="138"/>
-    <w:next w:val="138"/>
-    <w:link w:val="157"/>
+    <w:basedOn w:val="853"/>
+    <w:next w:val="853"/>
+    <w:link w:val="866"/>
     <w:uiPriority w:val="9"/>
     <w:unhideWhenUsed/>
     <w:qFormat/>
@@ -54893,11 +55009,11 @@
       <w:color w:val="272727" w:themeColor="text1" w:themeTint="D8"/>
     </w:rPr>
   </w:style>
-  <w:style w:type="paragraph" w:styleId="147">
+  <w:style w:type="paragraph" w:styleId="856">
     <w:name w:val="Heading 9"/>
-    <w:basedOn w:val="138"/>
-    <w:next w:val="138"/>
-    <w:link w:val="158"/>
+    <w:basedOn w:val="853"/>
+    <w:next w:val="853"/>
+    <w:link w:val="867"/>
     <w:uiPriority w:val="9"/>
     <w:unhideWhenUsed/>
     <w:qFormat/>
@@ -54916,7 +55032,7 @@
       <w:color w:val="272727" w:themeColor="text1" w:themeTint="D8"/>
     </w:rPr>
   </w:style>
-  <w:style w:type="character" w:styleId="148" w:default="1">
+  <w:style w:type="character" w:styleId="857" w:default="1">
     <w:name w:val="Default Paragraph Font"/>
     <w:uiPriority w:val="1"/>
     <w:semiHidden/>
@@ -54927,7 +55043,7 @@
       <w:ind/>
     </w:pPr>
   </w:style>
-  <w:style w:type="numbering" w:styleId="149" w:default="1">
+  <w:style w:type="numbering" w:styleId="858" w:default="1">
     <w:name w:val="No List"/>
     <w:uiPriority w:val="99"/>
     <w:semiHidden/>
@@ -54938,10 +55054,10 @@
       <w:ind/>
     </w:pPr>
   </w:style>
-  <w:style w:type="character" w:styleId="150">
+  <w:style w:type="character" w:styleId="859">
     <w:name w:val="Heading 1 Char"/>
-    <w:basedOn w:val="148"/>
-    <w:link w:val="744"/>
+    <w:basedOn w:val="857"/>
+    <w:link w:val="913"/>
     <w:uiPriority w:val="9"/>
     <w:pPr>
       <w:pBdr/>
@@ -54955,10 +55071,10 @@
       <w:szCs w:val="40"/>
     </w:rPr>
   </w:style>
-  <w:style w:type="character" w:styleId="151">
+  <w:style w:type="character" w:styleId="860">
     <w:name w:val="Heading 2 Char"/>
-    <w:basedOn w:val="148"/>
-    <w:link w:val="745"/>
+    <w:basedOn w:val="857"/>
+    <w:link w:val="914"/>
     <w:uiPriority w:val="9"/>
     <w:pPr>
       <w:pBdr/>
@@ -54972,10 +55088,10 @@
       <w:szCs w:val="32"/>
     </w:rPr>
   </w:style>
-  <w:style w:type="character" w:styleId="152">
+  <w:style w:type="character" w:styleId="861">
     <w:name w:val="Heading 3 Char"/>
-    <w:basedOn w:val="148"/>
-    <w:link w:val="746"/>
+    <w:basedOn w:val="857"/>
+    <w:link w:val="915"/>
     <w:uiPriority w:val="9"/>
     <w:pPr>
       <w:pBdr/>
@@ -54989,10 +55105,10 @@
       <w:szCs w:val="28"/>
     </w:rPr>
   </w:style>
-  <w:style w:type="character" w:styleId="153">
+  <w:style w:type="character" w:styleId="862">
     <w:name w:val="Heading 4 Char"/>
-    <w:basedOn w:val="148"/>
-    <w:link w:val="732"/>
+    <w:basedOn w:val="857"/>
+    <w:link w:val="901"/>
     <w:uiPriority w:val="9"/>
     <w:pPr>
       <w:pBdr/>
@@ -55006,10 +55122,10 @@
       <w:color w:val="0f4761" w:themeColor="accent1" w:themeShade="BF"/>
     </w:rPr>
   </w:style>
-  <w:style w:type="character" w:styleId="154">
+  <w:style w:type="character" w:styleId="863">
     <w:name w:val="Heading 5 Char"/>
-    <w:basedOn w:val="148"/>
-    <w:link w:val="733"/>
+    <w:basedOn w:val="857"/>
+    <w:link w:val="902"/>
     <w:uiPriority w:val="9"/>
     <w:pPr>
       <w:pBdr/>
@@ -55021,10 +55137,10 @@
       <w:color w:val="0f4761" w:themeColor="accent1" w:themeShade="BF"/>
     </w:rPr>
   </w:style>
-  <w:style w:type="character" w:styleId="155">
+  <w:style w:type="character" w:styleId="864">
     <w:name w:val="Heading 6 Char"/>
-    <w:basedOn w:val="148"/>
-    <w:link w:val="734"/>
+    <w:basedOn w:val="857"/>
+    <w:link w:val="903"/>
     <w:uiPriority w:val="9"/>
     <w:pPr>
       <w:pBdr/>
@@ -55038,10 +55154,10 @@
       <w:color w:val="595959" w:themeColor="text1" w:themeTint="A6"/>
     </w:rPr>
   </w:style>
-  <w:style w:type="character" w:styleId="156">
+  <w:style w:type="character" w:styleId="865">
     <w:name w:val="Heading 7 Char"/>
-    <w:basedOn w:val="148"/>
-    <w:link w:val="145"/>
+    <w:basedOn w:val="857"/>
+    <w:link w:val="854"/>
     <w:uiPriority w:val="9"/>
     <w:pPr>
       <w:pBdr/>
@@ -55053,10 +55169,10 @@
       <w:color w:val="595959" w:themeColor="text1" w:themeTint="A6"/>
     </w:rPr>
   </w:style>
-  <w:style w:type="character" w:styleId="157">
+  <w:style w:type="character" w:styleId="866">
     <w:name w:val="Heading 8 Char"/>
-    <w:basedOn w:val="148"/>
-    <w:link w:val="146"/>
+    <w:basedOn w:val="857"/>
+    <w:link w:val="855"/>
     <w:uiPriority w:val="9"/>
     <w:pPr>
       <w:pBdr/>
@@ -55070,10 +55186,10 @@
       <w:color w:val="272727" w:themeColor="text1" w:themeTint="D8"/>
     </w:rPr>
   </w:style>
-  <w:style w:type="character" w:styleId="158">
+  <w:style w:type="character" w:styleId="867">
     <w:name w:val="Heading 9 Char"/>
-    <w:basedOn w:val="148"/>
-    <w:link w:val="147"/>
+    <w:basedOn w:val="857"/>
+    <w:link w:val="856"/>
     <w:uiPriority w:val="9"/>
     <w:pPr>
       <w:pBdr/>
@@ -55087,10 +55203,10 @@
       <w:color w:val="272727" w:themeColor="text1" w:themeTint="D8"/>
     </w:rPr>
   </w:style>
-  <w:style w:type="character" w:styleId="160">
+  <w:style w:type="character" w:styleId="868">
     <w:name w:val="Title Char"/>
-    <w:basedOn w:val="148"/>
-    <w:link w:val="728"/>
+    <w:basedOn w:val="857"/>
+    <w:link w:val="900"/>
     <w:uiPriority w:val="10"/>
     <w:pPr>
       <w:pBdr/>
@@ -55104,11 +55220,11 @@
       <w:szCs w:val="56"/>
     </w:rPr>
   </w:style>
-  <w:style w:type="paragraph" w:styleId="161">
+  <w:style w:type="paragraph" w:styleId="869">
     <w:name w:val="Subtitle"/>
-    <w:basedOn w:val="138"/>
-    <w:next w:val="138"/>
-    <w:link w:val="162"/>
+    <w:basedOn w:val="853"/>
+    <w:next w:val="853"/>
+    <w:link w:val="870"/>
     <w:uiPriority w:val="11"/>
     <w:qFormat/>
     <w:pPr>
@@ -55126,10 +55242,10 @@
       <w:szCs w:val="28"/>
     </w:rPr>
   </w:style>
-  <w:style w:type="character" w:styleId="162">
+  <w:style w:type="character" w:styleId="870">
     <w:name w:val="Subtitle Char"/>
-    <w:basedOn w:val="148"/>
-    <w:link w:val="161"/>
+    <w:basedOn w:val="857"/>
+    <w:link w:val="869"/>
     <w:uiPriority w:val="11"/>
     <w:pPr>
       <w:pBdr/>
@@ -55143,11 +55259,11 @@
       <w:szCs w:val="28"/>
     </w:rPr>
   </w:style>
-  <w:style w:type="paragraph" w:styleId="163">
+  <w:style w:type="paragraph" w:styleId="871">
     <w:name w:val="Quote"/>
-    <w:basedOn w:val="138"/>
-    <w:next w:val="138"/>
-    <w:link w:val="164"/>
+    <w:basedOn w:val="853"/>
+    <w:next w:val="853"/>
+    <w:link w:val="872"/>
     <w:uiPriority w:val="29"/>
     <w:qFormat/>
     <w:pPr>
@@ -55162,10 +55278,10 @@
       <w:color w:val="404040" w:themeColor="text1" w:themeTint="BF"/>
     </w:rPr>
   </w:style>
-  <w:style w:type="character" w:styleId="164">
+  <w:style w:type="character" w:styleId="872">
     <w:name w:val="Quote Char"/>
-    <w:basedOn w:val="148"/>
-    <w:link w:val="163"/>
+    <w:basedOn w:val="857"/>
+    <w:link w:val="871"/>
     <w:uiPriority w:val="29"/>
     <w:pPr>
       <w:pBdr/>
@@ -55178,9 +55294,9 @@
       <w:color w:val="404040" w:themeColor="text1" w:themeTint="BF"/>
     </w:rPr>
   </w:style>
-  <w:style w:type="character" w:styleId="166">
+  <w:style w:type="character" w:styleId="873">
     <w:name w:val="Intense Emphasis"/>
-    <w:basedOn w:val="148"/>
+    <w:basedOn w:val="857"/>
     <w:uiPriority w:val="21"/>
     <w:qFormat/>
     <w:pPr>
@@ -55194,11 +55310,11 @@
       <w:color w:val="0f4761" w:themeColor="accent1" w:themeShade="BF"/>
     </w:rPr>
   </w:style>
-  <w:style w:type="paragraph" w:styleId="167">
+  <w:style w:type="paragraph" w:styleId="874">
     <w:name w:val="Intense Quote"/>
-    <w:basedOn w:val="138"/>
-    <w:next w:val="138"/>
-    <w:link w:val="168"/>
+    <w:basedOn w:val="853"/>
+    <w:next w:val="853"/>
+    <w:link w:val="875"/>
     <w:uiPriority w:val="30"/>
     <w:qFormat/>
     <w:pPr>
@@ -55216,10 +55332,10 @@
       <w:color w:val="0f4761" w:themeColor="accent1" w:themeShade="BF"/>
     </w:rPr>
   </w:style>
-  <w:style w:type="character" w:styleId="168">
+  <w:style w:type="character" w:styleId="875">
     <w:name w:val="Intense Quote Char"/>
-    <w:basedOn w:val="148"/>
-    <w:link w:val="167"/>
+    <w:basedOn w:val="857"/>
+    <w:link w:val="874"/>
     <w:uiPriority w:val="30"/>
     <w:pPr>
       <w:pBdr/>
@@ -55232,9 +55348,9 @@
       <w:color w:val="0f4761" w:themeColor="accent1" w:themeShade="BF"/>
     </w:rPr>
   </w:style>
-  <w:style w:type="character" w:styleId="169">
+  <w:style w:type="character" w:styleId="876">
     <w:name w:val="Intense Reference"/>
-    <w:basedOn w:val="148"/>
+    <w:basedOn w:val="857"/>
     <w:uiPriority w:val="32"/>
     <w:qFormat/>
     <w:pPr>
@@ -55250,9 +55366,9 @@
       <w:spacing w:val="5"/>
     </w:rPr>
   </w:style>
-  <w:style w:type="paragraph" w:styleId="170">
+  <w:style w:type="paragraph" w:styleId="877">
     <w:name w:val="No Spacing"/>
-    <w:basedOn w:val="138"/>
+    <w:basedOn w:val="853"/>
     <w:uiPriority w:val="1"/>
     <w:qFormat/>
     <w:pPr>
@@ -55261,9 +55377,9 @@
       <w:ind/>
     </w:pPr>
   </w:style>
-  <w:style w:type="character" w:styleId="171">
+  <w:style w:type="character" w:styleId="878">
     <w:name w:val="Subtle Emphasis"/>
-    <w:basedOn w:val="148"/>
+    <w:basedOn w:val="857"/>
     <w:uiPriority w:val="19"/>
     <w:qFormat/>
     <w:pPr>
@@ -55277,9 +55393,9 @@
       <w:color w:val="404040" w:themeColor="text1" w:themeTint="BF"/>
     </w:rPr>
   </w:style>
-  <w:style w:type="character" w:styleId="172">
+  <w:style w:type="character" w:styleId="879">
     <w:name w:val="Emphasis"/>
-    <w:basedOn w:val="148"/>
+    <w:basedOn w:val="857"/>
     <w:uiPriority w:val="20"/>
     <w:qFormat/>
     <w:pPr>
@@ -55292,9 +55408,9 @@
       <w:iCs/>
     </w:rPr>
   </w:style>
-  <w:style w:type="character" w:styleId="174">
+  <w:style w:type="character" w:styleId="880">
     <w:name w:val="Subtle Reference"/>
-    <w:basedOn w:val="148"/>
+    <w:basedOn w:val="857"/>
     <w:uiPriority w:val="31"/>
     <w:qFormat/>
     <w:pPr>
@@ -55307,9 +55423,9 @@
       <w:color w:val="5a5a5a" w:themeColor="text1" w:themeTint="A5"/>
     </w:rPr>
   </w:style>
-  <w:style w:type="character" w:styleId="175">
+  <w:style w:type="character" w:styleId="881">
     <w:name w:val="Book Title"/>
-    <w:basedOn w:val="148"/>
+    <w:basedOn w:val="857"/>
     <w:uiPriority w:val="33"/>
     <w:qFormat/>
     <w:pPr>
@@ -55325,10 +55441,10 @@
       <w:spacing w:val="5"/>
     </w:rPr>
   </w:style>
-  <w:style w:type="paragraph" w:styleId="176">
+  <w:style w:type="paragraph" w:styleId="882">
     <w:name w:val="Header"/>
-    <w:basedOn w:val="138"/>
-    <w:link w:val="177"/>
+    <w:basedOn w:val="853"/>
+    <w:link w:val="883"/>
     <w:uiPriority w:val="99"/>
     <w:unhideWhenUsed/>
     <w:pPr>
@@ -55341,10 +55457,10 @@
       <w:ind/>
     </w:pPr>
   </w:style>
-  <w:style w:type="character" w:styleId="177">
+  <w:style w:type="character" w:styleId="883">
     <w:name w:val="Header Char"/>
-    <w:basedOn w:val="148"/>
-    <w:link w:val="176"/>
+    <w:basedOn w:val="857"/>
+    <w:link w:val="882"/>
     <w:uiPriority w:val="99"/>
     <w:pPr>
       <w:pBdr/>
@@ -55352,10 +55468,10 @@
       <w:ind/>
     </w:pPr>
   </w:style>
-  <w:style w:type="paragraph" w:styleId="178">
+  <w:style w:type="paragraph" w:styleId="884">
     <w:name w:val="Footer"/>
-    <w:basedOn w:val="138"/>
-    <w:link w:val="179"/>
+    <w:basedOn w:val="853"/>
+    <w:link w:val="885"/>
     <w:uiPriority w:val="99"/>
     <w:unhideWhenUsed/>
     <w:pPr>
@@ -55368,10 +55484,10 @@
       <w:ind/>
     </w:pPr>
   </w:style>
-  <w:style w:type="character" w:styleId="179">
+  <w:style w:type="character" w:styleId="885">
     <w:name w:val="Footer Char"/>
-    <w:basedOn w:val="148"/>
-    <w:link w:val="178"/>
+    <w:basedOn w:val="857"/>
+    <w:link w:val="884"/>
     <w:uiPriority w:val="99"/>
     <w:pPr>
       <w:pBdr/>
@@ -55379,10 +55495,10 @@
       <w:ind/>
     </w:pPr>
   </w:style>
-  <w:style w:type="paragraph" w:styleId="180">
+  <w:style w:type="paragraph" w:styleId="886">
     <w:name w:val="Caption"/>
-    <w:basedOn w:val="138"/>
-    <w:next w:val="138"/>
+    <w:basedOn w:val="853"/>
+    <w:next w:val="853"/>
     <w:uiPriority w:val="35"/>
     <w:unhideWhenUsed/>
     <w:qFormat/>
@@ -55399,9 +55515,9 @@
       <w:szCs w:val="18"/>
     </w:rPr>
   </w:style>
-  <w:style w:type="character" w:styleId="188">
+  <w:style w:type="character" w:styleId="887">
     <w:name w:val="FollowedHyperlink"/>
-    <w:basedOn w:val="148"/>
+    <w:basedOn w:val="857"/>
     <w:uiPriority w:val="99"/>
     <w:semiHidden/>
     <w:unhideWhenUsed/>
@@ -55415,10 +55531,10 @@
       <w:u w:val="single"/>
     </w:rPr>
   </w:style>
-  <w:style w:type="paragraph" w:styleId="189">
+  <w:style w:type="paragraph" w:styleId="888">
     <w:name w:val="toc 1"/>
-    <w:basedOn w:val="138"/>
-    <w:next w:val="138"/>
+    <w:basedOn w:val="853"/>
+    <w:next w:val="853"/>
     <w:uiPriority w:val="39"/>
     <w:unhideWhenUsed/>
     <w:pPr>
@@ -55427,10 +55543,10 @@
       <w:ind/>
     </w:pPr>
   </w:style>
-  <w:style w:type="paragraph" w:styleId="190">
+  <w:style w:type="paragraph" w:styleId="889">
     <w:name w:val="toc 2"/>
-    <w:basedOn w:val="138"/>
-    <w:next w:val="138"/>
+    <w:basedOn w:val="853"/>
+    <w:next w:val="853"/>
     <w:uiPriority w:val="39"/>
     <w:unhideWhenUsed/>
     <w:pPr>
@@ -55439,10 +55555,10 @@
       <w:ind w:left="220"/>
     </w:pPr>
   </w:style>
-  <w:style w:type="paragraph" w:styleId="191">
+  <w:style w:type="paragraph" w:styleId="890">
     <w:name w:val="toc 3"/>
-    <w:basedOn w:val="138"/>
-    <w:next w:val="138"/>
+    <w:basedOn w:val="853"/>
+    <w:next w:val="853"/>
     <w:uiPriority w:val="39"/>
     <w:unhideWhenUsed/>
     <w:pPr>
@@ -55451,10 +55567,10 @@
       <w:ind w:left="440"/>
     </w:pPr>
   </w:style>
-  <w:style w:type="paragraph" w:styleId="192">
+  <w:style w:type="paragraph" w:styleId="891">
     <w:name w:val="toc 4"/>
-    <w:basedOn w:val="138"/>
-    <w:next w:val="138"/>
+    <w:basedOn w:val="853"/>
+    <w:next w:val="853"/>
     <w:uiPriority w:val="39"/>
     <w:unhideWhenUsed/>
     <w:pPr>
@@ -55463,10 +55579,10 @@
       <w:ind w:left="660"/>
     </w:pPr>
   </w:style>
-  <w:style w:type="paragraph" w:styleId="193">
+  <w:style w:type="paragraph" w:styleId="892">
     <w:name w:val="toc 5"/>
-    <w:basedOn w:val="138"/>
-    <w:next w:val="138"/>
+    <w:basedOn w:val="853"/>
+    <w:next w:val="853"/>
     <w:uiPriority w:val="39"/>
     <w:unhideWhenUsed/>
     <w:pPr>
@@ -55475,10 +55591,10 @@
       <w:ind w:left="880"/>
     </w:pPr>
   </w:style>
-  <w:style w:type="paragraph" w:styleId="194">
+  <w:style w:type="paragraph" w:styleId="893">
     <w:name w:val="toc 6"/>
-    <w:basedOn w:val="138"/>
-    <w:next w:val="138"/>
+    <w:basedOn w:val="853"/>
+    <w:next w:val="853"/>
     <w:uiPriority w:val="39"/>
     <w:unhideWhenUsed/>
     <w:pPr>
@@ -55487,10 +55603,10 @@
       <w:ind w:left="1100"/>
     </w:pPr>
   </w:style>
-  <w:style w:type="paragraph" w:styleId="195">
+  <w:style w:type="paragraph" w:styleId="894">
     <w:name w:val="toc 7"/>
-    <w:basedOn w:val="138"/>
-    <w:next w:val="138"/>
+    <w:basedOn w:val="853"/>
+    <w:next w:val="853"/>
     <w:uiPriority w:val="39"/>
     <w:unhideWhenUsed/>
     <w:pPr>
@@ -55499,10 +55615,10 @@
       <w:ind w:left="1320"/>
     </w:pPr>
   </w:style>
-  <w:style w:type="paragraph" w:styleId="196">
+  <w:style w:type="paragraph" w:styleId="895">
     <w:name w:val="toc 8"/>
-    <w:basedOn w:val="138"/>
-    <w:next w:val="138"/>
+    <w:basedOn w:val="853"/>
+    <w:next w:val="853"/>
     <w:uiPriority w:val="39"/>
     <w:unhideWhenUsed/>
     <w:pPr>
@@ -55511,10 +55627,10 @@
       <w:ind w:left="1540"/>
     </w:pPr>
   </w:style>
-  <w:style w:type="paragraph" w:styleId="197">
+  <w:style w:type="paragraph" w:styleId="896">
     <w:name w:val="toc 9"/>
-    <w:basedOn w:val="138"/>
-    <w:next w:val="138"/>
+    <w:basedOn w:val="853"/>
+    <w:next w:val="853"/>
     <w:uiPriority w:val="39"/>
     <w:unhideWhenUsed/>
     <w:pPr>
@@ -55523,9 +55639,9 @@
       <w:ind w:left="1760"/>
     </w:pPr>
   </w:style>
-  <w:style w:type="character" w:styleId="198">
+  <w:style w:type="character" w:styleId="897">
     <w:name w:val="Placeholder Text"/>
-    <w:basedOn w:val="148"/>
+    <w:basedOn w:val="857"/>
     <w:uiPriority w:val="99"/>
     <w:semiHidden/>
     <w:pPr>
@@ -55537,7 +55653,7 @@
       <w:color w:val="666666"/>
     </w:rPr>
   </w:style>
-  <w:style w:type="paragraph" w:styleId="208">
+  <w:style w:type="paragraph" w:styleId="898">
     <w:name w:val="TOC Heading"/>
     <w:uiPriority w:val="39"/>
     <w:unhideWhenUsed/>
@@ -55547,10 +55663,10 @@
       <w:ind/>
     </w:pPr>
   </w:style>
-  <w:style w:type="paragraph" w:styleId="209">
+  <w:style w:type="paragraph" w:styleId="899">
     <w:name w:val="table of figures"/>
-    <w:basedOn w:val="138"/>
-    <w:next w:val="138"/>
+    <w:basedOn w:val="853"/>
+    <w:next w:val="853"/>
     <w:uiPriority w:val="99"/>
     <w:unhideWhenUsed/>
     <w:pPr>
@@ -55559,7 +55675,7 @@
       <w:ind/>
     </w:pPr>
   </w:style>
-  <w:style w:type="paragraph" w:styleId="728">
+  <w:style w:type="paragraph" w:styleId="900">
     <w:name w:val="Title"/>
     <w:qFormat/>
     <w:pPr>
@@ -55572,7 +55688,7 @@
       <w:szCs w:val="56"/>
     </w:rPr>
   </w:style>
-  <w:style w:type="paragraph" w:styleId="732">
+  <w:style w:type="paragraph" w:styleId="901">
     <w:name w:val="Heading 4"/>
     <w:qFormat/>
     <w:pPr>
@@ -55586,7 +55702,7 @@
       <w:color w:val="2e74b5"/>
     </w:rPr>
   </w:style>
-  <w:style w:type="paragraph" w:styleId="733">
+  <w:style w:type="paragraph" w:styleId="902">
     <w:name w:val="Heading 5"/>
     <w:qFormat/>
     <w:pPr>
@@ -55598,7 +55714,7 @@
       <w:color w:val="2e74b5"/>
     </w:rPr>
   </w:style>
-  <w:style w:type="paragraph" w:styleId="734">
+  <w:style w:type="paragraph" w:styleId="903">
     <w:name w:val="Heading 6"/>
     <w:qFormat/>
     <w:pPr>
@@ -55610,7 +55726,7 @@
       <w:color w:val="1f4d78"/>
     </w:rPr>
   </w:style>
-  <w:style w:type="paragraph" w:styleId="735">
+  <w:style w:type="paragraph" w:styleId="904">
     <w:name w:val="Strong"/>
     <w:qFormat/>
     <w:pPr>
@@ -55623,7 +55739,7 @@
       <w:bCs/>
     </w:rPr>
   </w:style>
-  <w:style w:type="paragraph" w:styleId="736">
+  <w:style w:type="paragraph" w:styleId="905">
     <w:name w:val="List Paragraph"/>
     <w:qFormat/>
     <w:pPr>
@@ -55632,7 +55748,7 @@
       <w:ind/>
     </w:pPr>
   </w:style>
-  <w:style w:type="character" w:styleId="737">
+  <w:style w:type="character" w:styleId="906">
     <w:name w:val="Hyperlink"/>
     <w:uiPriority w:val="99"/>
     <w:unhideWhenUsed/>
@@ -55646,7 +55762,7 @@
       <w:u w:val="single"/>
     </w:rPr>
   </w:style>
-  <w:style w:type="character" w:styleId="738">
+  <w:style w:type="character" w:styleId="907">
     <w:name w:val="footnote reference"/>
     <w:uiPriority w:val="99"/>
     <w:semiHidden/>
@@ -55660,9 +55776,9 @@
       <w:vertAlign w:val="superscript"/>
     </w:rPr>
   </w:style>
-  <w:style w:type="paragraph" w:styleId="739">
+  <w:style w:type="paragraph" w:styleId="908">
     <w:name w:val="footnote text"/>
-    <w:link w:val="740"/>
+    <w:link w:val="909"/>
     <w:uiPriority w:val="99"/>
     <w:semiHidden/>
     <w:unhideWhenUsed/>
@@ -55676,9 +55792,9 @@
       <w:szCs w:val="20"/>
     </w:rPr>
   </w:style>
-  <w:style w:type="character" w:styleId="740">
+  <w:style w:type="character" w:styleId="909">
     <w:name w:val="Footnote Text Char"/>
-    <w:link w:val="739"/>
+    <w:link w:val="908"/>
     <w:uiPriority w:val="99"/>
     <w:semiHidden/>
     <w:unhideWhenUsed/>
@@ -55692,7 +55808,7 @@
       <w:szCs w:val="20"/>
     </w:rPr>
   </w:style>
-  <w:style w:type="character" w:styleId="741">
+  <w:style w:type="character" w:styleId="910">
     <w:name w:val="endnote reference"/>
     <w:uiPriority w:val="99"/>
     <w:semiHidden/>
@@ -55706,9 +55822,9 @@
       <w:vertAlign w:val="superscript"/>
     </w:rPr>
   </w:style>
-  <w:style w:type="paragraph" w:styleId="742">
+  <w:style w:type="paragraph" w:styleId="911">
     <w:name w:val="endnote text"/>
-    <w:link w:val="743"/>
+    <w:link w:val="912"/>
     <w:uiPriority w:val="99"/>
     <w:semiHidden/>
     <w:unhideWhenUsed/>
@@ -55722,9 +55838,9 @@
       <w:szCs w:val="20"/>
     </w:rPr>
   </w:style>
-  <w:style w:type="character" w:styleId="743">
+  <w:style w:type="character" w:styleId="912">
     <w:name w:val="Endnote Text Char"/>
-    <w:link w:val="742"/>
+    <w:link w:val="911"/>
     <w:uiPriority w:val="99"/>
     <w:semiHidden/>
     <w:unhideWhenUsed/>
@@ -55738,7 +55854,7 @@
       <w:szCs w:val="20"/>
     </w:rPr>
   </w:style>
-  <w:style w:type="paragraph" w:styleId="744">
+  <w:style w:type="paragraph" w:styleId="913">
     <w:name w:val="Heading 1"/>
     <w:qFormat/>
     <w:pPr>
@@ -55756,7 +55872,7 @@
       <w:szCs w:val="32"/>
     </w:rPr>
   </w:style>
-  <w:style w:type="paragraph" w:styleId="745">
+  <w:style w:type="paragraph" w:styleId="914">
     <w:name w:val="Heading 2"/>
     <w:qFormat/>
     <w:pPr>
@@ -55774,7 +55890,7 @@
       <w:szCs w:val="26"/>
     </w:rPr>
   </w:style>
-  <w:style w:type="paragraph" w:styleId="746">
+  <w:style w:type="paragraph" w:styleId="915">
     <w:name w:val="Heading 3"/>
     <w:qFormat/>
     <w:pPr>
